--- a/src/reports/relatorio_2.docx
+++ b/src/reports/relatorio_2.docx
@@ -6365,6 +6365,63 @@
                 <w:rFonts w:ascii="Aptos" w:hAnsi="Aptos"/>
                 <w:sz w:val="20"/>
               </w:rPr>
+            </w:r>
+          </w:p>
+        </w:tc>
+      </w:tr>
+      <w:tr>
+        <w:tc>
+          <w:tcPr>
+            <w:tcW w:type="dxa" w:w="8222"/>
+            <w:gridSpan w:val="4"/>
+            <w:shd w:val="clear" w:color="auto" w:fill="D9D9D9"/>
+            <w:tcMar>
+              <w:top w:w="100" w:type="dxa"/>
+              <w:bottom w:w="100" w:type="dxa"/>
+              <w:left w:w="150" w:type="dxa"/>
+              <w:right w:w="150" w:type="dxa"/>
+            </w:tcMar>
+            <w:vAlign w:val="center"/>
+          </w:tcPr>
+          <w:p>
+            <w:pPr>
+              <w:spacing w:before="0" w:after="0" w:line="240" w:lineRule="auto"/>
+              <w:jc w:val="center"/>
+            </w:pPr>
+            <w:r>
+              <w:rPr>
+                <w:rFonts w:ascii="Aptos" w:hAnsi="Aptos"/>
+                <w:b/>
+                <w:sz w:val="20"/>
+              </w:rPr>
+              <w:t>TOTAL</w:t>
+            </w:r>
+          </w:p>
+        </w:tc>
+        <w:tc>
+          <w:tcPr>
+            <w:tcW w:type="dxa" w:w="2246"/>
+            <w:shd w:val="clear" w:color="auto" w:fill="D9D9D9"/>
+            <w:tcMar>
+              <w:top w:w="100" w:type="dxa"/>
+              <w:bottom w:w="100" w:type="dxa"/>
+              <w:left w:w="150" w:type="dxa"/>
+              <w:right w:w="150" w:type="dxa"/>
+            </w:tcMar>
+            <w:vAlign w:val="center"/>
+          </w:tcPr>
+          <w:p>
+            <w:pPr>
+              <w:spacing w:before="0" w:after="0" w:line="240" w:lineRule="auto"/>
+              <w:jc w:val="center"/>
+            </w:pPr>
+            <w:r>
+              <w:rPr>
+                <w:rFonts w:ascii="Aptos" w:hAnsi="Aptos"/>
+                <w:b/>
+                <w:sz w:val="20"/>
+              </w:rPr>
+              <w:t>7</w:t>
             </w:r>
           </w:p>
         </w:tc>

--- a/src/reports/relatorio_2.docx
+++ b/src/reports/relatorio_2.docx
@@ -5523,6 +5523,7 @@
                 <w:rFonts w:ascii="Aptos" w:hAnsi="Aptos"/>
                 <w:sz w:val="20"/>
               </w:rPr>
+              <w:t>CIMENTO NÃO POSICIONADO NA SACADA</w:t>
             </w:r>
           </w:p>
         </w:tc>
@@ -5647,6 +5648,7 @@
                 <w:rFonts w:ascii="Aptos" w:hAnsi="Aptos"/>
                 <w:sz w:val="20"/>
               </w:rPr>
+              <w:t>Infiltração na coluna de sustentação da estrutura metálica da área de embarque e desembarque do Terminal do Recife (TIP), conforme evidenciado nas fotos 01 e 02, a seguir!!!!!!!</w:t>
             </w:r>
           </w:p>
         </w:tc>
@@ -5771,6 +5773,7 @@
                 <w:rFonts w:ascii="Aptos" w:hAnsi="Aptos"/>
                 <w:sz w:val="20"/>
               </w:rPr>
+              <w:t>Falta de manutenção adequada no banheiro feminino para PCD localizado no primeiro andar do Terminal do Recife (TIP), conforme detalhado.</w:t>
             </w:r>
           </w:p>
         </w:tc>
@@ -5895,6 +5898,7 @@
                 <w:rFonts w:ascii="Aptos" w:hAnsi="Aptos"/>
                 <w:sz w:val="20"/>
               </w:rPr>
+              <w:t xml:space="preserve">Espelho oxidado, conforme evidenciado na foto 03, a seguir. </w:t>
             </w:r>
           </w:p>
         </w:tc>
@@ -6019,6 +6023,7 @@
                 <w:rFonts w:ascii="Aptos" w:hAnsi="Aptos"/>
                 <w:sz w:val="20"/>
               </w:rPr>
+              <w:t xml:space="preserve">Barra oxidada em torno da pian cofnorme foto 01 e foto 02. </w:t>
             </w:r>
           </w:p>
         </w:tc>
@@ -6143,6 +6148,7 @@
                 <w:rFonts w:ascii="Aptos" w:hAnsi="Aptos"/>
                 <w:sz w:val="20"/>
               </w:rPr>
+              <w:t xml:space="preserve">Barra de apoio vertical oxidada, conforme foto 04, a seguir. </w:t>
             </w:r>
           </w:p>
         </w:tc>
@@ -6267,6 +6273,7 @@
                 <w:rFonts w:ascii="Aptos" w:hAnsi="Aptos"/>
                 <w:sz w:val="20"/>
               </w:rPr>
+              <w:t>Piso desgastado na entrada do banheiro feminino do TIP em 20/03/2025;</w:t>
             </w:r>
           </w:p>
         </w:tc>

--- a/src/reports/relatorio_2.docx
+++ b/src/reports/relatorio_2.docx
@@ -178,7 +178,7 @@
           <w:b/>
           <w:sz w:val="24"/>
         </w:rPr>
-        <w:t>SEI Nº xxxxxxxxxxxx/2025-XX</w:t>
+        <w:t>SEI Nº xxxxxxxx-xxx</w:t>
       </w:r>
     </w:p>
     <w:p>
@@ -1097,7 +1097,7 @@
                 <w:b/>
                 <w:sz w:val="22"/>
               </w:rPr>
-              <w:t>APÊNDICE ÚNICO  – REGISTROS FOTOGRÁFICOS DAS NÃO CONFORMIDADES</w:t>
+              <w:t>APÊNDICE ÚNICO - MEMORIAL FOTOGRÁFICO - FISCALIZAÇÃO</w:t>
             </w:r>
             <w:r>
               <w:tab/>
@@ -1219,7 +1219,7 @@
           <w:color w:val="FF0000"/>
           <w:sz w:val="22"/>
         </w:rPr>
-        <w:t>302 (Doc. SEI 75605952)</w:t>
+        <w:t>xxx (Doc. SEI nº xxxxxxxx-xxx)</w:t>
       </w:r>
       <w:r>
         <w:rPr>
@@ -1308,7 +1308,7 @@
           <w:p>
             <w:pPr>
               <w:spacing w:before="80" w:after="80"/>
-              <w:jc w:val="center"/>
+              <w:jc w:val="left"/>
             </w:pPr>
             <w:r>
               <w:rPr>
@@ -1488,7 +1488,7 @@
           <w:p>
             <w:pPr>
               <w:spacing w:before="80" w:after="80"/>
-              <w:jc w:val="center"/>
+              <w:jc w:val="left"/>
             </w:pPr>
             <w:r>
               <w:rPr>
@@ -1668,7 +1668,7 @@
           <w:p>
             <w:pPr>
               <w:spacing w:before="80" w:after="80"/>
-              <w:jc w:val="center"/>
+              <w:jc w:val="left"/>
             </w:pPr>
             <w:r>
               <w:rPr>
@@ -1848,7 +1848,7 @@
           <w:p>
             <w:pPr>
               <w:spacing w:before="80" w:after="80"/>
-              <w:jc w:val="center"/>
+              <w:jc w:val="left"/>
             </w:pPr>
             <w:r>
               <w:rPr>
@@ -5573,7 +5573,7 @@
                 <w:rFonts w:ascii="Aptos" w:hAnsi="Aptos"/>
                 <w:sz w:val="20"/>
               </w:rPr>
-              <w:t>Fotos 1.1, 1.2, 1.3, 1.4, 1.5, 1.6, 1.7, 1.8, 1.9 e 2.0</w:t>
+              <w:t>Fotos 1.1, 1.2, 1.3, 1.4, 1.5, 1.6, 1.7, 1.8, 1.9 e 02</w:t>
             </w:r>
           </w:p>
         </w:tc>
@@ -5898,7 +5898,7 @@
                 <w:rFonts w:ascii="Aptos" w:hAnsi="Aptos"/>
                 <w:sz w:val="20"/>
               </w:rPr>
-              <w:t xml:space="preserve">Espelho oxidado, conforme evidenciado na foto 03, a seguir. </w:t>
+              <w:t>Espelho oxidado, conforme evidenciado na foto 03, a seguir.</w:t>
             </w:r>
           </w:p>
         </w:tc>
@@ -6023,7 +6023,7 @@
                 <w:rFonts w:ascii="Aptos" w:hAnsi="Aptos"/>
                 <w:sz w:val="20"/>
               </w:rPr>
-              <w:t xml:space="preserve">Barra oxidada em torno da pian cofnorme foto 01 e foto 02. </w:t>
+              <w:t>Barra oxidada em torno da pian cofnorme foto 01 e foto 02.</w:t>
             </w:r>
           </w:p>
         </w:tc>
@@ -6148,7 +6148,7 @@
                 <w:rFonts w:ascii="Aptos" w:hAnsi="Aptos"/>
                 <w:sz w:val="20"/>
               </w:rPr>
-              <w:t xml:space="preserve">Barra de apoio vertical oxidada, conforme foto 04, a seguir. </w:t>
+              <w:t>Barra de apoio vertical oxidada, conforme foto 04, a seguir.</w:t>
             </w:r>
           </w:p>
         </w:tc>
@@ -6323,7 +6323,7 @@
                 <w:rFonts w:ascii="Aptos" w:hAnsi="Aptos"/>
                 <w:sz w:val="20"/>
               </w:rPr>
-              <w:t>Fotos 1.0, 1.1, 1.11, 1.12, 1.13, 1.14, 1.15, 1.16, 1.17, 1.18, 1.19, 1.2, 1.21, 1.22, 1.23, 1.24, 1.3, 1.4, 1.5, 1.6, 1.7, 1.8 e 1.9</w:t>
+              <w:t>Fotos 01, 1.1, 1.11, 1.12, 1.13, 1.14, 1.15, 1.16, 1.17, 1.18, 1.19, 1.2, 1.21, 1.22, 1.23, 1.24, 1.3, 1.4, 1.5, 1.6, 1.7, 1.8 e 1.9</w:t>
             </w:r>
           </w:p>
         </w:tc>
@@ -6435,39 +6435,6 @@
       </w:tr>
     </w:tbl>
     <w:p/>
-    <w:p>
-      <w:pPr>
-        <w:spacing w:after="120"/>
-        <w:jc w:val="center"/>
-      </w:pPr>
-      <w:r>
-        <w:rPr>
-          <w:rFonts w:ascii="Aptos" w:hAnsi="Aptos"/>
-          <w:b/>
-          <w:sz w:val="22"/>
-        </w:rPr>
-        <w:t>Quadro 3</w:t>
-      </w:r>
-      <w:r>
-        <w:rPr>
-          <w:rFonts w:ascii="Aptos" w:hAnsi="Aptos"/>
-          <w:sz w:val="22"/>
-        </w:rPr>
-        <w:t xml:space="preserve"> – Pontos de Atenção por Rodovia/Sentido</w:t>
-      </w:r>
-    </w:p>
-    <w:p>
-      <w:pPr>
-        <w:jc w:val="center"/>
-      </w:pPr>
-      <w:r>
-        <w:rPr>
-          <w:rFonts w:ascii="Aptos" w:hAnsi="Aptos"/>
-          <w:sz w:val="20"/>
-        </w:rPr>
-        <w:t>Nenhum registro encontrado.</w:t>
-      </w:r>
-    </w:p>
     <w:p/>
     <w:p/>
     <w:p/>
@@ -6651,2392 +6618,6 @@
         <w:t>Recomenda-se, por fim, o encaminhamento deste Relatório de Fiscalização para que Suape, na qualidade de Gestor do Contrato e Regulador desse Sistema Viário, realize as providências cabíveis junto à Concessionária Rota do Atlântico com o objetivo de garantir a regularização das Não Conformidades pendentes apontadas por esta Agência de Regulação.</w:t>
       </w:r>
     </w:p>
-    <w:p>
-      <w:pPr>
-        <w:pStyle w:val="Heading3"/>
-        <w:pageBreakBefore/>
-        <w:spacing w:before="160" w:after="80"/>
-      </w:pPr>
-      <w:r>
-        <w:rPr>
-          <w:rFonts w:ascii="Aptos" w:hAnsi="Aptos"/>
-          <w:b/>
-          <w:color w:val="000000"/>
-          <w:sz w:val="24"/>
-        </w:rPr>
-        <w:t>APÊNDICE A – REGISTROS FOTOGRÁFICOS DAS NÃO CONFORMIDADES</w:t>
-      </w:r>
-    </w:p>
-    <w:tbl>
-      <w:tblPr>
-        <w:tblStyle w:val="TableGrid"/>
-        <w:tblW w:type="auto" w:w="0"/>
-        <w:jc w:val="center"/>
-        <w:tblLayout w:type="fixed"/>
-        <w:tblLook w:firstColumn="1" w:firstRow="1" w:lastColumn="0" w:lastRow="0" w:noHBand="0" w:noVBand="1" w:val="04A0"/>
-      </w:tblPr>
-      <w:tblGrid>
-        <w:gridCol w:w="5234"/>
-        <w:gridCol w:w="5234"/>
-      </w:tblGrid>
-      <w:tr>
-        <w:tc>
-          <w:tcPr>
-            <w:tcW w:type="dxa" w:w="10469"/>
-            <w:gridSpan w:val="2"/>
-          </w:tcPr>
-          <w:p>
-            <w:pPr>
-              <w:spacing w:before="120" w:after="120"/>
-              <w:jc w:val="center"/>
-            </w:pPr>
-            <w:r>
-              <w:rPr>
-                <w:rFonts w:ascii="Aptos" w:hAnsi="Aptos"/>
-                <w:b/>
-                <w:sz w:val="22"/>
-              </w:rPr>
-              <w:t>Terminal Rodoviário do Recife - TIP, Pista sentido Única</w:t>
-            </w:r>
-          </w:p>
-        </w:tc>
-      </w:tr>
-      <w:tr>
-        <w:tc>
-          <w:tcPr>
-            <w:tcW w:type="dxa" w:w="5234"/>
-          </w:tcPr>
-          <w:p>
-            <w:pPr>
-              <w:spacing w:before="80" w:after="80"/>
-              <w:ind w:left="0" w:firstLine="0"/>
-              <w:jc w:val="center"/>
-            </w:pPr>
-          </w:p>
-        </w:tc>
-        <w:tc>
-          <w:tcPr>
-            <w:tcW w:type="dxa" w:w="5234"/>
-          </w:tcPr>
-          <w:p>
-            <w:pPr>
-              <w:spacing w:before="80" w:after="80"/>
-              <w:ind w:left="0" w:firstLine="0"/>
-              <w:jc w:val="center"/>
-            </w:pPr>
-          </w:p>
-        </w:tc>
-      </w:tr>
-      <w:tr>
-        <w:tc>
-          <w:tcPr>
-            <w:tcW w:type="dxa" w:w="5234"/>
-          </w:tcPr>
-          <w:p>
-            <w:pPr>
-              <w:spacing w:before="80" w:after="80"/>
-              <w:ind w:left="0" w:firstLine="0"/>
-              <w:jc w:val="both"/>
-            </w:pPr>
-            <w:r>
-              <w:rPr>
-                <w:rFonts w:ascii="Aptos" w:hAnsi="Aptos"/>
-                <w:sz w:val="20"/>
-              </w:rPr>
-              <w:t>Foto 1.1 – Infiltração em coluna de sustentação do Terminal do recife, (09/06/2025).</w:t>
-            </w:r>
-          </w:p>
-        </w:tc>
-        <w:tc>
-          <w:tcPr>
-            <w:tcW w:type="dxa" w:w="5234"/>
-          </w:tcPr>
-          <w:p>
-            <w:pPr>
-              <w:spacing w:before="80" w:after="80"/>
-              <w:ind w:left="0" w:firstLine="0"/>
-              <w:jc w:val="both"/>
-            </w:pPr>
-            <w:r>
-              <w:rPr>
-                <w:rFonts w:ascii="Aptos" w:hAnsi="Aptos"/>
-                <w:sz w:val="20"/>
-              </w:rPr>
-              <w:t>Foto 1.2 – Infiltração em coluna de sustentação do Terminal do recife, (09/06/2025).</w:t>
-            </w:r>
-          </w:p>
-        </w:tc>
-      </w:tr>
-      <w:tr>
-        <w:tc>
-          <w:tcPr>
-            <w:tcW w:type="dxa" w:w="5234"/>
-          </w:tcPr>
-          <w:p>
-            <w:pPr>
-              <w:spacing w:before="80" w:after="80"/>
-              <w:ind w:left="0" w:firstLine="0"/>
-              <w:jc w:val="center"/>
-            </w:pPr>
-          </w:p>
-        </w:tc>
-        <w:tc>
-          <w:tcPr>
-            <w:tcW w:type="dxa" w:w="5234"/>
-          </w:tcPr>
-          <w:p>
-            <w:pPr>
-              <w:spacing w:before="80" w:after="80"/>
-              <w:ind w:left="0" w:firstLine="0"/>
-              <w:jc w:val="center"/>
-            </w:pPr>
-          </w:p>
-        </w:tc>
-      </w:tr>
-      <w:tr>
-        <w:tc>
-          <w:tcPr>
-            <w:tcW w:type="dxa" w:w="5234"/>
-          </w:tcPr>
-          <w:p>
-            <w:pPr>
-              <w:spacing w:before="80" w:after="80"/>
-              <w:ind w:left="0" w:firstLine="0"/>
-              <w:jc w:val="both"/>
-            </w:pPr>
-            <w:r>
-              <w:rPr>
-                <w:rFonts w:ascii="Aptos" w:hAnsi="Aptos"/>
-                <w:sz w:val="20"/>
-              </w:rPr>
-              <w:t>Foto 1.3 – Infiltração em coluna de sustentação do Terminal do recife, (09/06/2025).</w:t>
-            </w:r>
-          </w:p>
-        </w:tc>
-        <w:tc>
-          <w:tcPr>
-            <w:tcW w:type="dxa" w:w="5234"/>
-          </w:tcPr>
-          <w:p>
-            <w:pPr>
-              <w:spacing w:before="80" w:after="80"/>
-              <w:ind w:left="0" w:firstLine="0"/>
-              <w:jc w:val="both"/>
-            </w:pPr>
-            <w:r>
-              <w:rPr>
-                <w:rFonts w:ascii="Aptos" w:hAnsi="Aptos"/>
-                <w:sz w:val="20"/>
-              </w:rPr>
-              <w:t>Foto 1.4 – Infiltração em coluna de sustentação do Terminal do recife, (09/06/2025).</w:t>
-            </w:r>
-          </w:p>
-        </w:tc>
-      </w:tr>
-      <w:tr>
-        <w:tc>
-          <w:tcPr>
-            <w:tcW w:type="dxa" w:w="5234"/>
-          </w:tcPr>
-          <w:p>
-            <w:pPr>
-              <w:spacing w:before="80" w:after="80"/>
-              <w:ind w:left="0" w:firstLine="0"/>
-              <w:jc w:val="center"/>
-            </w:pPr>
-          </w:p>
-        </w:tc>
-        <w:tc>
-          <w:tcPr>
-            <w:tcW w:type="dxa" w:w="5234"/>
-          </w:tcPr>
-          <w:p>
-            <w:pPr>
-              <w:spacing w:before="80" w:after="80"/>
-              <w:ind w:left="0" w:firstLine="0"/>
-              <w:jc w:val="center"/>
-            </w:pPr>
-          </w:p>
-        </w:tc>
-      </w:tr>
-      <w:tr>
-        <w:tc>
-          <w:tcPr>
-            <w:tcW w:type="dxa" w:w="5234"/>
-          </w:tcPr>
-          <w:p>
-            <w:pPr>
-              <w:spacing w:before="80" w:after="80"/>
-              <w:ind w:left="0" w:firstLine="0"/>
-              <w:jc w:val="both"/>
-            </w:pPr>
-            <w:r>
-              <w:rPr>
-                <w:rFonts w:ascii="Aptos" w:hAnsi="Aptos"/>
-                <w:sz w:val="20"/>
-              </w:rPr>
-              <w:t>Foto 1.5 – Infiltração em coluna de sustentação do Terminal do recife, (09/06/2025).</w:t>
-            </w:r>
-          </w:p>
-        </w:tc>
-        <w:tc>
-          <w:tcPr>
-            <w:tcW w:type="dxa" w:w="5234"/>
-          </w:tcPr>
-          <w:p>
-            <w:pPr>
-              <w:spacing w:before="80" w:after="80"/>
-              <w:ind w:left="0" w:firstLine="0"/>
-              <w:jc w:val="both"/>
-            </w:pPr>
-            <w:r>
-              <w:rPr>
-                <w:rFonts w:ascii="Aptos" w:hAnsi="Aptos"/>
-                <w:sz w:val="20"/>
-              </w:rPr>
-              <w:t>Foto 1.6 – Infiltração em coluna de sustentação do Terminal do recife, (09/06/2025).</w:t>
-            </w:r>
-          </w:p>
-        </w:tc>
-      </w:tr>
-      <w:tr>
-        <w:tc>
-          <w:tcPr>
-            <w:tcW w:type="dxa" w:w="5234"/>
-          </w:tcPr>
-          <w:p>
-            <w:pPr>
-              <w:spacing w:before="80" w:after="80"/>
-              <w:ind w:left="0" w:firstLine="0"/>
-              <w:jc w:val="center"/>
-            </w:pPr>
-          </w:p>
-        </w:tc>
-        <w:tc>
-          <w:tcPr>
-            <w:tcW w:type="dxa" w:w="5234"/>
-          </w:tcPr>
-          <w:p>
-            <w:pPr>
-              <w:spacing w:before="80" w:after="80"/>
-              <w:ind w:left="0" w:firstLine="0"/>
-              <w:jc w:val="center"/>
-            </w:pPr>
-          </w:p>
-        </w:tc>
-      </w:tr>
-      <w:tr>
-        <w:tc>
-          <w:tcPr>
-            <w:tcW w:type="dxa" w:w="5234"/>
-          </w:tcPr>
-          <w:p>
-            <w:pPr>
-              <w:spacing w:before="80" w:after="80"/>
-              <w:ind w:left="0" w:firstLine="0"/>
-              <w:jc w:val="both"/>
-            </w:pPr>
-            <w:r>
-              <w:rPr>
-                <w:rFonts w:ascii="Aptos" w:hAnsi="Aptos"/>
-                <w:sz w:val="20"/>
-              </w:rPr>
-              <w:t>Foto 1.7 – Infiltração em coluna de sustentação do Terminal do recife, (09/06/2025).</w:t>
-            </w:r>
-          </w:p>
-        </w:tc>
-        <w:tc>
-          <w:tcPr>
-            <w:tcW w:type="dxa" w:w="5234"/>
-          </w:tcPr>
-          <w:p>
-            <w:pPr>
-              <w:spacing w:before="80" w:after="80"/>
-              <w:ind w:left="0" w:firstLine="0"/>
-              <w:jc w:val="both"/>
-            </w:pPr>
-            <w:r>
-              <w:rPr>
-                <w:rFonts w:ascii="Aptos" w:hAnsi="Aptos"/>
-                <w:sz w:val="20"/>
-              </w:rPr>
-              <w:t>Foto 1.8 – Infiltração em coluna de sustentação do Terminal do recife, (09/06/2025).</w:t>
-            </w:r>
-          </w:p>
-        </w:tc>
-      </w:tr>
-      <w:tr>
-        <w:tc>
-          <w:tcPr>
-            <w:tcW w:type="dxa" w:w="5234"/>
-          </w:tcPr>
-          <w:p>
-            <w:pPr>
-              <w:spacing w:before="80" w:after="80"/>
-              <w:ind w:left="0" w:firstLine="0"/>
-              <w:jc w:val="center"/>
-            </w:pPr>
-          </w:p>
-        </w:tc>
-        <w:tc>
-          <w:tcPr>
-            <w:tcW w:type="dxa" w:w="5234"/>
-          </w:tcPr>
-          <w:p>
-            <w:pPr>
-              <w:spacing w:before="80" w:after="80"/>
-              <w:ind w:left="0" w:firstLine="0"/>
-              <w:jc w:val="center"/>
-            </w:pPr>
-          </w:p>
-        </w:tc>
-      </w:tr>
-      <w:tr>
-        <w:tc>
-          <w:tcPr>
-            <w:tcW w:type="dxa" w:w="5234"/>
-          </w:tcPr>
-          <w:p>
-            <w:pPr>
-              <w:spacing w:before="80" w:after="80"/>
-              <w:ind w:left="0" w:firstLine="0"/>
-              <w:jc w:val="both"/>
-            </w:pPr>
-            <w:r>
-              <w:rPr>
-                <w:rFonts w:ascii="Aptos" w:hAnsi="Aptos"/>
-                <w:sz w:val="20"/>
-              </w:rPr>
-              <w:t>Foto 1.9 – Infiltração em coluna de sustentação do Terminal do recife, (09/06/2025).</w:t>
-            </w:r>
-          </w:p>
-        </w:tc>
-        <w:tc>
-          <w:tcPr>
-            <w:tcW w:type="dxa" w:w="5234"/>
-          </w:tcPr>
-          <w:p>
-            <w:pPr>
-              <w:spacing w:before="80" w:after="80"/>
-              <w:ind w:left="0" w:firstLine="0"/>
-              <w:jc w:val="both"/>
-            </w:pPr>
-            <w:r>
-              <w:rPr>
-                <w:rFonts w:ascii="Aptos" w:hAnsi="Aptos"/>
-                <w:sz w:val="20"/>
-              </w:rPr>
-              <w:t>Foto 2.0 – Infiltração em coluna de sustentação do Terminal do recife, (09/06/2025).</w:t>
-            </w:r>
-          </w:p>
-        </w:tc>
-      </w:tr>
-      <w:tr>
-        <w:tc>
-          <w:tcPr>
-            <w:tcW w:type="dxa" w:w="5234"/>
-          </w:tcPr>
-          <w:p>
-            <w:pPr>
-              <w:spacing w:before="80" w:after="80"/>
-              <w:ind w:left="0" w:firstLine="0"/>
-              <w:jc w:val="center"/>
-            </w:pPr>
-          </w:p>
-        </w:tc>
-        <w:tc>
-          <w:tcPr>
-            <w:tcW w:type="dxa" w:w="5234"/>
-          </w:tcPr>
-          <w:p>
-            <w:pPr>
-              <w:spacing w:before="80" w:after="80"/>
-              <w:ind w:left="0" w:firstLine="0"/>
-              <w:jc w:val="center"/>
-            </w:pPr>
-          </w:p>
-        </w:tc>
-      </w:tr>
-      <w:tr>
-        <w:tc>
-          <w:tcPr>
-            <w:tcW w:type="dxa" w:w="5234"/>
-          </w:tcPr>
-          <w:p>
-            <w:pPr>
-              <w:spacing w:before="80" w:after="80"/>
-              <w:ind w:left="0" w:firstLine="0"/>
-              <w:jc w:val="both"/>
-            </w:pPr>
-            <w:r>
-              <w:rPr>
-                <w:rFonts w:ascii="Aptos" w:hAnsi="Aptos"/>
-                <w:sz w:val="20"/>
-              </w:rPr>
-              <w:t>Foto 1.1 – Infiltração em coluna de sustentação do Terminal do recife, (09/06/2025).</w:t>
-            </w:r>
-          </w:p>
-        </w:tc>
-        <w:tc>
-          <w:tcPr>
-            <w:tcW w:type="dxa" w:w="5234"/>
-          </w:tcPr>
-          <w:p>
-            <w:pPr>
-              <w:spacing w:before="80" w:after="80"/>
-              <w:ind w:left="0" w:firstLine="0"/>
-              <w:jc w:val="both"/>
-            </w:pPr>
-            <w:r>
-              <w:rPr>
-                <w:rFonts w:ascii="Aptos" w:hAnsi="Aptos"/>
-                <w:sz w:val="20"/>
-              </w:rPr>
-              <w:t>Foto 1.1 – Infiltração em coluna de sustentação do Terminal do recife, (09/06/2025).</w:t>
-            </w:r>
-          </w:p>
-        </w:tc>
-      </w:tr>
-      <w:tr>
-        <w:tc>
-          <w:tcPr>
-            <w:tcW w:type="dxa" w:w="5234"/>
-          </w:tcPr>
-          <w:p>
-            <w:pPr>
-              <w:spacing w:before="80" w:after="80"/>
-              <w:ind w:left="0" w:firstLine="0"/>
-              <w:jc w:val="center"/>
-            </w:pPr>
-          </w:p>
-        </w:tc>
-        <w:tc>
-          <w:tcPr>
-            <w:tcW w:type="dxa" w:w="5234"/>
-          </w:tcPr>
-          <w:p>
-            <w:pPr>
-              <w:spacing w:before="80" w:after="80"/>
-              <w:ind w:left="0" w:firstLine="0"/>
-              <w:jc w:val="center"/>
-            </w:pPr>
-          </w:p>
-        </w:tc>
-      </w:tr>
-      <w:tr>
-        <w:tc>
-          <w:tcPr>
-            <w:tcW w:type="dxa" w:w="5234"/>
-          </w:tcPr>
-          <w:p>
-            <w:pPr>
-              <w:spacing w:before="80" w:after="80"/>
-              <w:ind w:left="0" w:firstLine="0"/>
-              <w:jc w:val="both"/>
-            </w:pPr>
-            <w:r>
-              <w:rPr>
-                <w:rFonts w:ascii="Aptos" w:hAnsi="Aptos"/>
-                <w:sz w:val="20"/>
-              </w:rPr>
-              <w:t>Foto 1.1 – Infiltração em coluna de sustentação do Terminal do recife, (09/06/2025).</w:t>
-            </w:r>
-          </w:p>
-        </w:tc>
-        <w:tc>
-          <w:tcPr>
-            <w:tcW w:type="dxa" w:w="5234"/>
-          </w:tcPr>
-          <w:p>
-            <w:pPr>
-              <w:spacing w:before="80" w:after="80"/>
-              <w:ind w:left="0" w:firstLine="0"/>
-              <w:jc w:val="both"/>
-            </w:pPr>
-            <w:r>
-              <w:rPr>
-                <w:rFonts w:ascii="Aptos" w:hAnsi="Aptos"/>
-                <w:sz w:val="20"/>
-              </w:rPr>
-              <w:t>Foto 1.1 – Infiltração em coluna de sustentação do Terminal do recife, (09/06/2025).</w:t>
-            </w:r>
-          </w:p>
-        </w:tc>
-      </w:tr>
-      <w:tr>
-        <w:tc>
-          <w:tcPr>
-            <w:tcW w:type="dxa" w:w="5234"/>
-          </w:tcPr>
-          <w:p>
-            <w:pPr>
-              <w:spacing w:before="80" w:after="80"/>
-              <w:ind w:left="0" w:firstLine="0"/>
-              <w:jc w:val="center"/>
-            </w:pPr>
-          </w:p>
-        </w:tc>
-        <w:tc>
-          <w:tcPr>
-            <w:tcW w:type="dxa" w:w="5234"/>
-          </w:tcPr>
-          <w:p>
-            <w:pPr>
-              <w:spacing w:before="80" w:after="80"/>
-              <w:ind w:left="0" w:firstLine="0"/>
-              <w:jc w:val="center"/>
-            </w:pPr>
-          </w:p>
-        </w:tc>
-      </w:tr>
-      <w:tr>
-        <w:tc>
-          <w:tcPr>
-            <w:tcW w:type="dxa" w:w="5234"/>
-          </w:tcPr>
-          <w:p>
-            <w:pPr>
-              <w:spacing w:before="80" w:after="80"/>
-              <w:ind w:left="0" w:firstLine="0"/>
-              <w:jc w:val="both"/>
-            </w:pPr>
-            <w:r>
-              <w:rPr>
-                <w:rFonts w:ascii="Aptos" w:hAnsi="Aptos"/>
-                <w:sz w:val="20"/>
-              </w:rPr>
-              <w:t>Foto 1.1 – Infiltração em coluna de sustentação do Terminal do recife, (09/06/2025).</w:t>
-            </w:r>
-          </w:p>
-        </w:tc>
-        <w:tc>
-          <w:tcPr>
-            <w:tcW w:type="dxa" w:w="5234"/>
-          </w:tcPr>
-          <w:p>
-            <w:pPr>
-              <w:spacing w:before="80" w:after="80"/>
-              <w:ind w:left="0" w:firstLine="0"/>
-              <w:jc w:val="both"/>
-            </w:pPr>
-            <w:r>
-              <w:rPr>
-                <w:rFonts w:ascii="Aptos" w:hAnsi="Aptos"/>
-                <w:sz w:val="20"/>
-              </w:rPr>
-              <w:t>Foto 1.1 – Infiltração em coluna de sustentação do Terminal do recife, (09/06/2025).</w:t>
-            </w:r>
-          </w:p>
-        </w:tc>
-      </w:tr>
-      <w:tr>
-        <w:tc>
-          <w:tcPr>
-            <w:tcW w:type="dxa" w:w="5234"/>
-          </w:tcPr>
-          <w:p>
-            <w:pPr>
-              <w:spacing w:before="80" w:after="80"/>
-              <w:ind w:left="0" w:firstLine="0"/>
-              <w:jc w:val="center"/>
-            </w:pPr>
-          </w:p>
-        </w:tc>
-        <w:tc>
-          <w:tcPr>
-            <w:tcW w:type="dxa" w:w="5234"/>
-          </w:tcPr>
-          <w:p>
-            <w:pPr>
-              <w:spacing w:before="80" w:after="80"/>
-              <w:ind w:left="0" w:firstLine="0"/>
-              <w:jc w:val="center"/>
-            </w:pPr>
-          </w:p>
-        </w:tc>
-      </w:tr>
-      <w:tr>
-        <w:tc>
-          <w:tcPr>
-            <w:tcW w:type="dxa" w:w="5234"/>
-          </w:tcPr>
-          <w:p>
-            <w:pPr>
-              <w:spacing w:before="80" w:after="80"/>
-              <w:ind w:left="0" w:firstLine="0"/>
-              <w:jc w:val="both"/>
-            </w:pPr>
-            <w:r>
-              <w:rPr>
-                <w:rFonts w:ascii="Aptos" w:hAnsi="Aptos"/>
-                <w:sz w:val="20"/>
-              </w:rPr>
-              <w:t>Foto 1.1 – Infiltração em coluna de sustentação do Terminal do recife, (09/06/2025).</w:t>
-            </w:r>
-          </w:p>
-        </w:tc>
-        <w:tc>
-          <w:tcPr>
-            <w:tcW w:type="dxa" w:w="5234"/>
-          </w:tcPr>
-          <w:p>
-            <w:pPr>
-              <w:spacing w:before="80" w:after="80"/>
-              <w:ind w:left="0" w:firstLine="0"/>
-              <w:jc w:val="both"/>
-            </w:pPr>
-            <w:r>
-              <w:rPr>
-                <w:rFonts w:ascii="Aptos" w:hAnsi="Aptos"/>
-                <w:sz w:val="20"/>
-              </w:rPr>
-              <w:t>Foto 1.1 – Infiltração em coluna de sustentação do Terminal do recife, (09/06/2025).</w:t>
-            </w:r>
-          </w:p>
-        </w:tc>
-      </w:tr>
-      <w:tr>
-        <w:tc>
-          <w:tcPr>
-            <w:tcW w:type="dxa" w:w="5234"/>
-          </w:tcPr>
-          <w:p>
-            <w:pPr>
-              <w:spacing w:before="80" w:after="80"/>
-              <w:ind w:left="0" w:firstLine="0"/>
-              <w:jc w:val="center"/>
-            </w:pPr>
-          </w:p>
-        </w:tc>
-        <w:tc>
-          <w:tcPr>
-            <w:tcW w:type="dxa" w:w="5234"/>
-          </w:tcPr>
-          <w:p>
-            <w:pPr>
-              <w:spacing w:before="80" w:after="80"/>
-              <w:ind w:left="0" w:firstLine="0"/>
-              <w:jc w:val="center"/>
-            </w:pPr>
-          </w:p>
-        </w:tc>
-      </w:tr>
-      <w:tr>
-        <w:tc>
-          <w:tcPr>
-            <w:tcW w:type="dxa" w:w="5234"/>
-          </w:tcPr>
-          <w:p>
-            <w:pPr>
-              <w:spacing w:before="80" w:after="80"/>
-              <w:ind w:left="0" w:firstLine="0"/>
-              <w:jc w:val="both"/>
-            </w:pPr>
-            <w:r>
-              <w:rPr>
-                <w:rFonts w:ascii="Aptos" w:hAnsi="Aptos"/>
-                <w:sz w:val="20"/>
-              </w:rPr>
-              <w:t>Foto 1.1 – Infiltração em coluna de sustentação do Terminal do recife, (09/06/2025).</w:t>
-            </w:r>
-          </w:p>
-        </w:tc>
-        <w:tc>
-          <w:tcPr>
-            <w:tcW w:type="dxa" w:w="5234"/>
-          </w:tcPr>
-          <w:p>
-            <w:pPr>
-              <w:spacing w:before="80" w:after="80"/>
-              <w:ind w:left="0" w:firstLine="0"/>
-              <w:jc w:val="both"/>
-            </w:pPr>
-            <w:r>
-              <w:rPr>
-                <w:rFonts w:ascii="Aptos" w:hAnsi="Aptos"/>
-                <w:sz w:val="20"/>
-              </w:rPr>
-              <w:t>Foto 1.1 – Infiltração em coluna de sustentação do Terminal do recife, (09/06/2025).</w:t>
-            </w:r>
-          </w:p>
-        </w:tc>
-      </w:tr>
-      <w:tr>
-        <w:tc>
-          <w:tcPr>
-            <w:tcW w:type="dxa" w:w="5234"/>
-          </w:tcPr>
-          <w:p>
-            <w:pPr>
-              <w:spacing w:before="80" w:after="80"/>
-              <w:ind w:left="0" w:firstLine="0"/>
-              <w:jc w:val="center"/>
-            </w:pPr>
-          </w:p>
-        </w:tc>
-        <w:tc>
-          <w:tcPr>
-            <w:tcW w:type="dxa" w:w="5234"/>
-          </w:tcPr>
-          <w:p>
-            <w:pPr>
-              <w:spacing w:before="80" w:after="80"/>
-              <w:ind w:left="0" w:firstLine="0"/>
-              <w:jc w:val="center"/>
-            </w:pPr>
-          </w:p>
-        </w:tc>
-      </w:tr>
-      <w:tr>
-        <w:tc>
-          <w:tcPr>
-            <w:tcW w:type="dxa" w:w="5234"/>
-          </w:tcPr>
-          <w:p>
-            <w:pPr>
-              <w:spacing w:before="80" w:after="80"/>
-              <w:ind w:left="0" w:firstLine="0"/>
-              <w:jc w:val="both"/>
-            </w:pPr>
-            <w:r>
-              <w:rPr>
-                <w:rFonts w:ascii="Aptos" w:hAnsi="Aptos"/>
-                <w:sz w:val="20"/>
-              </w:rPr>
-              <w:t>Foto 1.1 – Infiltração em coluna de sustentação do Terminal do recife, (09/06/2025).</w:t>
-            </w:r>
-          </w:p>
-        </w:tc>
-        <w:tc>
-          <w:tcPr>
-            <w:tcW w:type="dxa" w:w="5234"/>
-          </w:tcPr>
-          <w:p>
-            <w:pPr>
-              <w:spacing w:before="80" w:after="80"/>
-              <w:ind w:left="0" w:firstLine="0"/>
-              <w:jc w:val="both"/>
-            </w:pPr>
-            <w:r>
-              <w:rPr>
-                <w:rFonts w:ascii="Aptos" w:hAnsi="Aptos"/>
-                <w:sz w:val="20"/>
-              </w:rPr>
-              <w:t>Foto 1.1 – Infiltração em coluna de sustentação do Terminal do recife, (09/06/2025).</w:t>
-            </w:r>
-          </w:p>
-        </w:tc>
-      </w:tr>
-      <w:tr>
-        <w:tc>
-          <w:tcPr>
-            <w:tcW w:type="dxa" w:w="5234"/>
-          </w:tcPr>
-          <w:p>
-            <w:pPr>
-              <w:spacing w:before="80" w:after="80"/>
-              <w:ind w:left="0" w:firstLine="0"/>
-              <w:jc w:val="center"/>
-            </w:pPr>
-          </w:p>
-        </w:tc>
-        <w:tc>
-          <w:tcPr>
-            <w:tcW w:type="dxa" w:w="5234"/>
-          </w:tcPr>
-          <w:p>
-            <w:pPr>
-              <w:spacing w:before="80" w:after="80"/>
-              <w:ind w:left="0" w:firstLine="0"/>
-              <w:jc w:val="center"/>
-            </w:pPr>
-          </w:p>
-        </w:tc>
-      </w:tr>
-      <w:tr>
-        <w:tc>
-          <w:tcPr>
-            <w:tcW w:type="dxa" w:w="5234"/>
-          </w:tcPr>
-          <w:p>
-            <w:pPr>
-              <w:spacing w:before="80" w:after="80"/>
-              <w:ind w:left="0" w:firstLine="0"/>
-              <w:jc w:val="both"/>
-            </w:pPr>
-            <w:r>
-              <w:rPr>
-                <w:rFonts w:ascii="Aptos" w:hAnsi="Aptos"/>
-                <w:sz w:val="20"/>
-              </w:rPr>
-              <w:t>Foto 1.1 – Infiltração em coluna de sustentação do Terminal do recife, (09/06/2025).</w:t>
-            </w:r>
-          </w:p>
-        </w:tc>
-        <w:tc>
-          <w:tcPr>
-            <w:tcW w:type="dxa" w:w="5234"/>
-          </w:tcPr>
-          <w:p>
-            <w:pPr>
-              <w:spacing w:before="80" w:after="80"/>
-              <w:ind w:left="0" w:firstLine="0"/>
-              <w:jc w:val="both"/>
-            </w:pPr>
-            <w:r>
-              <w:rPr>
-                <w:rFonts w:ascii="Aptos" w:hAnsi="Aptos"/>
-                <w:sz w:val="20"/>
-              </w:rPr>
-              <w:t>Foto 1.1 – Infiltração em coluna de sustentação do Terminal do recife, (09/06/2025).</w:t>
-            </w:r>
-          </w:p>
-        </w:tc>
-      </w:tr>
-      <w:tr>
-        <w:tc>
-          <w:tcPr>
-            <w:tcW w:type="dxa" w:w="5234"/>
-          </w:tcPr>
-          <w:p>
-            <w:pPr>
-              <w:spacing w:before="80" w:after="80"/>
-              <w:ind w:left="0" w:firstLine="0"/>
-              <w:jc w:val="center"/>
-            </w:pPr>
-          </w:p>
-        </w:tc>
-        <w:tc>
-          <w:tcPr>
-            <w:tcW w:type="dxa" w:w="5234"/>
-          </w:tcPr>
-          <w:p>
-            <w:pPr>
-              <w:spacing w:before="80" w:after="80"/>
-              <w:ind w:left="0" w:firstLine="0"/>
-              <w:jc w:val="center"/>
-            </w:pPr>
-          </w:p>
-        </w:tc>
-      </w:tr>
-      <w:tr>
-        <w:tc>
-          <w:tcPr>
-            <w:tcW w:type="dxa" w:w="5234"/>
-          </w:tcPr>
-          <w:p>
-            <w:pPr>
-              <w:spacing w:before="80" w:after="80"/>
-              <w:ind w:left="0" w:firstLine="0"/>
-              <w:jc w:val="both"/>
-            </w:pPr>
-            <w:r>
-              <w:rPr>
-                <w:rFonts w:ascii="Aptos" w:hAnsi="Aptos"/>
-                <w:sz w:val="20"/>
-              </w:rPr>
-              <w:t>Foto 1.1 – Infiltração em coluna de sustentação do Terminal do recife, (09/06/2025).</w:t>
-            </w:r>
-          </w:p>
-        </w:tc>
-        <w:tc>
-          <w:tcPr>
-            <w:tcW w:type="dxa" w:w="5234"/>
-          </w:tcPr>
-          <w:p>
-            <w:pPr>
-              <w:spacing w:before="80" w:after="80"/>
-              <w:ind w:left="0" w:firstLine="0"/>
-              <w:jc w:val="both"/>
-            </w:pPr>
-            <w:r>
-              <w:rPr>
-                <w:rFonts w:ascii="Aptos" w:hAnsi="Aptos"/>
-                <w:sz w:val="20"/>
-              </w:rPr>
-              <w:t>Foto 1.1 – Infiltração em coluna de sustentação do Terminal do recife, (09/06/2025).</w:t>
-            </w:r>
-          </w:p>
-        </w:tc>
-      </w:tr>
-      <w:tr>
-        <w:tc>
-          <w:tcPr>
-            <w:tcW w:type="dxa" w:w="5234"/>
-          </w:tcPr>
-          <w:p>
-            <w:pPr>
-              <w:spacing w:before="80" w:after="80"/>
-              <w:ind w:left="0" w:firstLine="0"/>
-              <w:jc w:val="center"/>
-            </w:pPr>
-          </w:p>
-        </w:tc>
-        <w:tc>
-          <w:tcPr>
-            <w:tcW w:type="dxa" w:w="5234"/>
-          </w:tcPr>
-          <w:p>
-            <w:pPr>
-              <w:spacing w:before="80" w:after="80"/>
-              <w:ind w:left="0" w:firstLine="0"/>
-              <w:jc w:val="center"/>
-            </w:pPr>
-          </w:p>
-        </w:tc>
-      </w:tr>
-      <w:tr>
-        <w:tc>
-          <w:tcPr>
-            <w:tcW w:type="dxa" w:w="5234"/>
-          </w:tcPr>
-          <w:p>
-            <w:pPr>
-              <w:spacing w:before="80" w:after="80"/>
-              <w:ind w:left="0" w:firstLine="0"/>
-              <w:jc w:val="both"/>
-            </w:pPr>
-            <w:r>
-              <w:rPr>
-                <w:rFonts w:ascii="Aptos" w:hAnsi="Aptos"/>
-                <w:sz w:val="20"/>
-              </w:rPr>
-              <w:t>Foto 1.1 – Infiltração em coluna de sustentação do Terminal do recife, (09/06/2025).</w:t>
-            </w:r>
-          </w:p>
-        </w:tc>
-        <w:tc>
-          <w:tcPr>
-            <w:tcW w:type="dxa" w:w="5234"/>
-          </w:tcPr>
-          <w:p>
-            <w:pPr>
-              <w:spacing w:before="80" w:after="80"/>
-              <w:ind w:left="0" w:firstLine="0"/>
-              <w:jc w:val="both"/>
-            </w:pPr>
-            <w:r>
-              <w:rPr>
-                <w:rFonts w:ascii="Aptos" w:hAnsi="Aptos"/>
-                <w:sz w:val="20"/>
-              </w:rPr>
-              <w:t>Foto 1.1 – Infiltração em coluna de sustentação do Terminal do Recife em 20/03/2025.;Piso desgastado conforme evidência da foto 04., (09/06/2025).</w:t>
-            </w:r>
-          </w:p>
-        </w:tc>
-      </w:tr>
-      <w:tr>
-        <w:tc>
-          <w:tcPr>
-            <w:tcW w:type="dxa" w:w="5234"/>
-          </w:tcPr>
-          <w:p>
-            <w:pPr>
-              <w:spacing w:before="80" w:after="80"/>
-              <w:ind w:left="0" w:firstLine="0"/>
-              <w:jc w:val="center"/>
-            </w:pPr>
-          </w:p>
-        </w:tc>
-        <w:tc>
-          <w:tcPr>
-            <w:tcW w:type="dxa" w:w="5234"/>
-          </w:tcPr>
-          <w:p>
-            <w:pPr>
-              <w:spacing w:before="80" w:after="80"/>
-              <w:ind w:left="0" w:firstLine="0"/>
-              <w:jc w:val="center"/>
-            </w:pPr>
-          </w:p>
-        </w:tc>
-      </w:tr>
-      <w:tr>
-        <w:tc>
-          <w:tcPr>
-            <w:tcW w:type="dxa" w:w="5234"/>
-          </w:tcPr>
-          <w:p>
-            <w:pPr>
-              <w:spacing w:before="80" w:after="80"/>
-              <w:ind w:left="0" w:firstLine="0"/>
-              <w:jc w:val="both"/>
-            </w:pPr>
-            <w:r>
-              <w:rPr>
-                <w:rFonts w:ascii="Aptos" w:hAnsi="Aptos"/>
-                <w:sz w:val="20"/>
-              </w:rPr>
-              <w:t>Foto 1.1 – nan, (09/06/2025).</w:t>
-            </w:r>
-          </w:p>
-        </w:tc>
-        <w:tc>
-          <w:tcPr>
-            <w:tcW w:type="dxa" w:w="5234"/>
-          </w:tcPr>
-          <w:p>
-            <w:pPr>
-              <w:spacing w:before="80" w:after="80"/>
-              <w:ind w:left="0" w:firstLine="0"/>
-              <w:jc w:val="both"/>
-            </w:pPr>
-            <w:r>
-              <w:rPr>
-                <w:rFonts w:ascii="Aptos" w:hAnsi="Aptos"/>
-                <w:sz w:val="20"/>
-              </w:rPr>
-              <w:t>Foto 1.2 – nan, (09/06/2025).</w:t>
-            </w:r>
-          </w:p>
-        </w:tc>
-      </w:tr>
-      <w:tr>
-        <w:tc>
-          <w:tcPr>
-            <w:tcW w:type="dxa" w:w="5234"/>
-          </w:tcPr>
-          <w:p>
-            <w:pPr>
-              <w:spacing w:before="80" w:after="80"/>
-              <w:ind w:left="0" w:firstLine="0"/>
-              <w:jc w:val="center"/>
-            </w:pPr>
-          </w:p>
-        </w:tc>
-        <w:tc>
-          <w:tcPr>
-            <w:tcW w:type="dxa" w:w="5234"/>
-          </w:tcPr>
-          <w:p>
-            <w:pPr>
-              <w:spacing w:before="80" w:after="80"/>
-              <w:ind w:left="0" w:firstLine="0"/>
-              <w:jc w:val="center"/>
-            </w:pPr>
-          </w:p>
-        </w:tc>
-      </w:tr>
-      <w:tr>
-        <w:tc>
-          <w:tcPr>
-            <w:tcW w:type="dxa" w:w="5234"/>
-          </w:tcPr>
-          <w:p>
-            <w:pPr>
-              <w:spacing w:before="80" w:after="80"/>
-              <w:ind w:left="0" w:firstLine="0"/>
-              <w:jc w:val="both"/>
-            </w:pPr>
-            <w:r>
-              <w:rPr>
-                <w:rFonts w:ascii="Aptos" w:hAnsi="Aptos"/>
-                <w:sz w:val="20"/>
-              </w:rPr>
-              <w:t>Foto 1.3 – nan, (09/06/2025).</w:t>
-            </w:r>
-          </w:p>
-        </w:tc>
-        <w:tc>
-          <w:tcPr>
-            <w:tcW w:type="dxa" w:w="5234"/>
-          </w:tcPr>
-          <w:p>
-            <w:pPr>
-              <w:spacing w:before="80" w:after="80"/>
-              <w:ind w:left="0" w:firstLine="0"/>
-              <w:jc w:val="both"/>
-            </w:pPr>
-            <w:r>
-              <w:rPr>
-                <w:rFonts w:ascii="Aptos" w:hAnsi="Aptos"/>
-                <w:sz w:val="20"/>
-              </w:rPr>
-              <w:t>Foto 1.4 – Espelho e barra em torno da pia oxidados no banehiro feminino PCD do Terminal de Recife, 20/03/2025;Infiltração em coluna de sustentação do Terminal do Recife em 20/03/2025, (09/06/2025).</w:t>
-            </w:r>
-          </w:p>
-        </w:tc>
-      </w:tr>
-      <w:tr>
-        <w:tc>
-          <w:tcPr>
-            <w:tcW w:type="dxa" w:w="5234"/>
-          </w:tcPr>
-          <w:p>
-            <w:pPr>
-              <w:spacing w:before="80" w:after="80"/>
-              <w:ind w:left="0" w:firstLine="0"/>
-              <w:jc w:val="center"/>
-            </w:pPr>
-          </w:p>
-        </w:tc>
-        <w:tc>
-          <w:tcPr>
-            <w:tcW w:type="dxa" w:w="5234"/>
-          </w:tcPr>
-          <w:p>
-            <w:pPr>
-              <w:spacing w:before="80" w:after="80"/>
-              <w:ind w:left="0" w:firstLine="0"/>
-              <w:jc w:val="center"/>
-            </w:pPr>
-          </w:p>
-        </w:tc>
-      </w:tr>
-      <w:tr>
-        <w:tc>
-          <w:tcPr>
-            <w:tcW w:type="dxa" w:w="5234"/>
-          </w:tcPr>
-          <w:p>
-            <w:pPr>
-              <w:spacing w:before="80" w:after="80"/>
-              <w:ind w:left="0" w:firstLine="0"/>
-              <w:jc w:val="both"/>
-            </w:pPr>
-            <w:r>
-              <w:rPr>
-                <w:rFonts w:ascii="Aptos" w:hAnsi="Aptos"/>
-                <w:sz w:val="20"/>
-              </w:rPr>
-              <w:t>Foto 1.5 – Piso desgastado conforme evidência da foto 04., (09/06/2025).</w:t>
-            </w:r>
-          </w:p>
-        </w:tc>
-        <w:tc>
-          <w:tcPr>
-            <w:tcW w:type="dxa" w:w="5234"/>
-          </w:tcPr>
-          <w:p>
-            <w:pPr>
-              <w:spacing w:before="80" w:after="80"/>
-              <w:ind w:left="0" w:firstLine="0"/>
-              <w:jc w:val="both"/>
-            </w:pPr>
-            <w:r>
-              <w:rPr>
-                <w:rFonts w:ascii="Aptos" w:hAnsi="Aptos"/>
-                <w:sz w:val="20"/>
-              </w:rPr>
-              <w:t>Foto 1.6 – Piso desgastado conforme evidência da foto 04., (09/06/2025).</w:t>
-            </w:r>
-          </w:p>
-        </w:tc>
-      </w:tr>
-      <w:tr>
-        <w:tc>
-          <w:tcPr>
-            <w:tcW w:type="dxa" w:w="5234"/>
-          </w:tcPr>
-          <w:p>
-            <w:pPr>
-              <w:spacing w:before="80" w:after="80"/>
-              <w:ind w:left="0" w:firstLine="0"/>
-              <w:jc w:val="center"/>
-            </w:pPr>
-          </w:p>
-        </w:tc>
-        <w:tc>
-          <w:tcPr>
-            <w:tcW w:type="dxa" w:w="5234"/>
-          </w:tcPr>
-          <w:p>
-            <w:pPr>
-              <w:spacing w:before="80" w:after="80"/>
-              <w:ind w:left="0" w:firstLine="0"/>
-              <w:jc w:val="center"/>
-            </w:pPr>
-          </w:p>
-        </w:tc>
-      </w:tr>
-      <w:tr>
-        <w:tc>
-          <w:tcPr>
-            <w:tcW w:type="dxa" w:w="5234"/>
-          </w:tcPr>
-          <w:p>
-            <w:pPr>
-              <w:spacing w:before="80" w:after="80"/>
-              <w:ind w:left="0" w:firstLine="0"/>
-              <w:jc w:val="both"/>
-            </w:pPr>
-            <w:r>
-              <w:rPr>
-                <w:rFonts w:ascii="Aptos" w:hAnsi="Aptos"/>
-                <w:sz w:val="20"/>
-              </w:rPr>
-              <w:t>Foto 1.7 – Piso desgastado conforme evidência da foto 04., (09/06/2025).</w:t>
-            </w:r>
-          </w:p>
-        </w:tc>
-        <w:tc>
-          <w:tcPr>
-            <w:tcW w:type="dxa" w:w="5234"/>
-          </w:tcPr>
-          <w:p>
-            <w:pPr>
-              <w:spacing w:before="80" w:after="80"/>
-              <w:ind w:left="0" w:firstLine="0"/>
-              <w:jc w:val="both"/>
-            </w:pPr>
-            <w:r>
-              <w:rPr>
-                <w:rFonts w:ascii="Aptos" w:hAnsi="Aptos"/>
-                <w:sz w:val="20"/>
-              </w:rPr>
-              <w:t>Foto 1.8 – Piso desgastado conforme evidência da foto 04., (09/06/2025).</w:t>
-            </w:r>
-          </w:p>
-        </w:tc>
-      </w:tr>
-      <w:tr>
-        <w:tc>
-          <w:tcPr>
-            <w:tcW w:type="dxa" w:w="5234"/>
-          </w:tcPr>
-          <w:p>
-            <w:pPr>
-              <w:spacing w:before="80" w:after="80"/>
-              <w:ind w:left="0" w:firstLine="0"/>
-              <w:jc w:val="center"/>
-            </w:pPr>
-          </w:p>
-        </w:tc>
-        <w:tc>
-          <w:tcPr>
-            <w:tcW w:type="dxa" w:w="5234"/>
-          </w:tcPr>
-          <w:p>
-            <w:pPr>
-              <w:spacing w:before="80" w:after="80"/>
-              <w:ind w:left="0" w:firstLine="0"/>
-              <w:jc w:val="center"/>
-            </w:pPr>
-          </w:p>
-        </w:tc>
-      </w:tr>
-      <w:tr>
-        <w:tc>
-          <w:tcPr>
-            <w:tcW w:type="dxa" w:w="5234"/>
-          </w:tcPr>
-          <w:p>
-            <w:pPr>
-              <w:spacing w:before="80" w:after="80"/>
-              <w:ind w:left="0" w:firstLine="0"/>
-              <w:jc w:val="both"/>
-            </w:pPr>
-            <w:r>
-              <w:rPr>
-                <w:rFonts w:ascii="Aptos" w:hAnsi="Aptos"/>
-                <w:sz w:val="20"/>
-              </w:rPr>
-              <w:t>Foto 1.9 – Piso desgastado conforme evidência da foto 04., (09/06/2025).</w:t>
-            </w:r>
-          </w:p>
-        </w:tc>
-        <w:tc>
-          <w:tcPr>
-            <w:tcW w:type="dxa" w:w="5234"/>
-          </w:tcPr>
-          <w:p>
-            <w:pPr>
-              <w:spacing w:before="80" w:after="80"/>
-              <w:ind w:left="0" w:firstLine="0"/>
-              <w:jc w:val="both"/>
-            </w:pPr>
-            <w:r>
-              <w:rPr>
-                <w:rFonts w:ascii="Aptos" w:hAnsi="Aptos"/>
-                <w:sz w:val="20"/>
-              </w:rPr>
-              <w:t>Foto 1.1 – Piso desgastado conforme evidência da foto 04., (09/06/2025).</w:t>
-            </w:r>
-          </w:p>
-        </w:tc>
-      </w:tr>
-      <w:tr>
-        <w:tc>
-          <w:tcPr>
-            <w:tcW w:type="dxa" w:w="5234"/>
-          </w:tcPr>
-          <w:p>
-            <w:pPr>
-              <w:spacing w:before="80" w:after="80"/>
-              <w:ind w:left="0" w:firstLine="0"/>
-              <w:jc w:val="center"/>
-            </w:pPr>
-          </w:p>
-        </w:tc>
-        <w:tc>
-          <w:tcPr>
-            <w:tcW w:type="dxa" w:w="5234"/>
-          </w:tcPr>
-          <w:p>
-            <w:pPr>
-              <w:spacing w:before="80" w:after="80"/>
-              <w:ind w:left="0" w:firstLine="0"/>
-              <w:jc w:val="center"/>
-            </w:pPr>
-          </w:p>
-        </w:tc>
-      </w:tr>
-      <w:tr>
-        <w:tc>
-          <w:tcPr>
-            <w:tcW w:type="dxa" w:w="5234"/>
-          </w:tcPr>
-          <w:p>
-            <w:pPr>
-              <w:spacing w:before="80" w:after="80"/>
-              <w:ind w:left="0" w:firstLine="0"/>
-              <w:jc w:val="both"/>
-            </w:pPr>
-            <w:r>
-              <w:rPr>
-                <w:rFonts w:ascii="Aptos" w:hAnsi="Aptos"/>
-                <w:sz w:val="20"/>
-              </w:rPr>
-              <w:t>Foto 1.11 – Piso desgastado conforme evidência da foto 04., (09/06/2025).</w:t>
-            </w:r>
-          </w:p>
-        </w:tc>
-        <w:tc>
-          <w:tcPr>
-            <w:tcW w:type="dxa" w:w="5234"/>
-          </w:tcPr>
-          <w:p>
-            <w:pPr>
-              <w:spacing w:before="80" w:after="80"/>
-              <w:ind w:left="0" w:firstLine="0"/>
-              <w:jc w:val="both"/>
-            </w:pPr>
-            <w:r>
-              <w:rPr>
-                <w:rFonts w:ascii="Aptos" w:hAnsi="Aptos"/>
-                <w:sz w:val="20"/>
-              </w:rPr>
-              <w:t>Foto 1.12 – Piso desgastado conforme evidência da foto 04., (09/06/2025).</w:t>
-            </w:r>
-          </w:p>
-        </w:tc>
-      </w:tr>
-      <w:tr>
-        <w:tc>
-          <w:tcPr>
-            <w:tcW w:type="dxa" w:w="5234"/>
-          </w:tcPr>
-          <w:p>
-            <w:pPr>
-              <w:spacing w:before="80" w:after="80"/>
-              <w:ind w:left="0" w:firstLine="0"/>
-              <w:jc w:val="center"/>
-            </w:pPr>
-          </w:p>
-        </w:tc>
-        <w:tc>
-          <w:tcPr>
-            <w:tcW w:type="dxa" w:w="5234"/>
-          </w:tcPr>
-          <w:p>
-            <w:pPr>
-              <w:spacing w:before="80" w:after="80"/>
-              <w:ind w:left="0" w:firstLine="0"/>
-              <w:jc w:val="center"/>
-            </w:pPr>
-          </w:p>
-        </w:tc>
-      </w:tr>
-      <w:tr>
-        <w:tc>
-          <w:tcPr>
-            <w:tcW w:type="dxa" w:w="5234"/>
-          </w:tcPr>
-          <w:p>
-            <w:pPr>
-              <w:spacing w:before="80" w:after="80"/>
-              <w:ind w:left="0" w:firstLine="0"/>
-              <w:jc w:val="both"/>
-            </w:pPr>
-            <w:r>
-              <w:rPr>
-                <w:rFonts w:ascii="Aptos" w:hAnsi="Aptos"/>
-                <w:sz w:val="20"/>
-              </w:rPr>
-              <w:t>Foto 1.13 – Piso desgastado conforme evidência da foto 04., (09/06/2025).</w:t>
-            </w:r>
-          </w:p>
-        </w:tc>
-        <w:tc>
-          <w:tcPr>
-            <w:tcW w:type="dxa" w:w="5234"/>
-          </w:tcPr>
-          <w:p>
-            <w:pPr>
-              <w:spacing w:before="80" w:after="80"/>
-              <w:ind w:left="0" w:firstLine="0"/>
-              <w:jc w:val="both"/>
-            </w:pPr>
-            <w:r>
-              <w:rPr>
-                <w:rFonts w:ascii="Aptos" w:hAnsi="Aptos"/>
-                <w:sz w:val="20"/>
-              </w:rPr>
-              <w:t>Foto 1.14 – Piso desgastado conforme evidência da foto 04., (09/06/2025).</w:t>
-            </w:r>
-          </w:p>
-        </w:tc>
-      </w:tr>
-      <w:tr>
-        <w:tc>
-          <w:tcPr>
-            <w:tcW w:type="dxa" w:w="5234"/>
-          </w:tcPr>
-          <w:p>
-            <w:pPr>
-              <w:spacing w:before="80" w:after="80"/>
-              <w:ind w:left="0" w:firstLine="0"/>
-              <w:jc w:val="center"/>
-            </w:pPr>
-          </w:p>
-        </w:tc>
-        <w:tc>
-          <w:tcPr>
-            <w:tcW w:type="dxa" w:w="5234"/>
-          </w:tcPr>
-          <w:p>
-            <w:pPr>
-              <w:spacing w:before="80" w:after="80"/>
-              <w:ind w:left="0" w:firstLine="0"/>
-              <w:jc w:val="center"/>
-            </w:pPr>
-          </w:p>
-        </w:tc>
-      </w:tr>
-      <w:tr>
-        <w:tc>
-          <w:tcPr>
-            <w:tcW w:type="dxa" w:w="5234"/>
-          </w:tcPr>
-          <w:p>
-            <w:pPr>
-              <w:spacing w:before="80" w:after="80"/>
-              <w:ind w:left="0" w:firstLine="0"/>
-              <w:jc w:val="both"/>
-            </w:pPr>
-            <w:r>
-              <w:rPr>
-                <w:rFonts w:ascii="Aptos" w:hAnsi="Aptos"/>
-                <w:sz w:val="20"/>
-              </w:rPr>
-              <w:t>Foto 1.15 – Piso desgastado conforme evidência da foto 04., (09/06/2025).</w:t>
-            </w:r>
-          </w:p>
-        </w:tc>
-        <w:tc>
-          <w:tcPr>
-            <w:tcW w:type="dxa" w:w="5234"/>
-          </w:tcPr>
-          <w:p>
-            <w:pPr>
-              <w:spacing w:before="80" w:after="80"/>
-              <w:ind w:left="0" w:firstLine="0"/>
-              <w:jc w:val="both"/>
-            </w:pPr>
-            <w:r>
-              <w:rPr>
-                <w:rFonts w:ascii="Aptos" w:hAnsi="Aptos"/>
-                <w:sz w:val="20"/>
-              </w:rPr>
-              <w:t>Foto 1.16 – Piso desgastado conforme evidência da foto 04., (09/06/2025).</w:t>
-            </w:r>
-          </w:p>
-        </w:tc>
-      </w:tr>
-      <w:tr>
-        <w:tc>
-          <w:tcPr>
-            <w:tcW w:type="dxa" w:w="5234"/>
-          </w:tcPr>
-          <w:p>
-            <w:pPr>
-              <w:spacing w:before="80" w:after="80"/>
-              <w:ind w:left="0" w:firstLine="0"/>
-              <w:jc w:val="center"/>
-            </w:pPr>
-          </w:p>
-        </w:tc>
-        <w:tc>
-          <w:tcPr>
-            <w:tcW w:type="dxa" w:w="5234"/>
-          </w:tcPr>
-          <w:p>
-            <w:pPr>
-              <w:spacing w:before="80" w:after="80"/>
-              <w:ind w:left="0" w:firstLine="0"/>
-              <w:jc w:val="center"/>
-            </w:pPr>
-          </w:p>
-        </w:tc>
-      </w:tr>
-      <w:tr>
-        <w:tc>
-          <w:tcPr>
-            <w:tcW w:type="dxa" w:w="5234"/>
-          </w:tcPr>
-          <w:p>
-            <w:pPr>
-              <w:spacing w:before="80" w:after="80"/>
-              <w:ind w:left="0" w:firstLine="0"/>
-              <w:jc w:val="both"/>
-            </w:pPr>
-            <w:r>
-              <w:rPr>
-                <w:rFonts w:ascii="Aptos" w:hAnsi="Aptos"/>
-                <w:sz w:val="20"/>
-              </w:rPr>
-              <w:t>Foto 1.17 – Piso desgastado conforme evidência da foto 04., (09/06/2025).</w:t>
-            </w:r>
-          </w:p>
-        </w:tc>
-        <w:tc>
-          <w:tcPr>
-            <w:tcW w:type="dxa" w:w="5234"/>
-          </w:tcPr>
-          <w:p>
-            <w:pPr>
-              <w:spacing w:before="80" w:after="80"/>
-              <w:ind w:left="0" w:firstLine="0"/>
-              <w:jc w:val="both"/>
-            </w:pPr>
-            <w:r>
-              <w:rPr>
-                <w:rFonts w:ascii="Aptos" w:hAnsi="Aptos"/>
-                <w:sz w:val="20"/>
-              </w:rPr>
-              <w:t>Foto 1.18 – Piso desgastado conforme evidência da foto 04., (09/06/2025).</w:t>
-            </w:r>
-          </w:p>
-        </w:tc>
-      </w:tr>
-      <w:tr>
-        <w:tc>
-          <w:tcPr>
-            <w:tcW w:type="dxa" w:w="5234"/>
-          </w:tcPr>
-          <w:p>
-            <w:pPr>
-              <w:spacing w:before="80" w:after="80"/>
-              <w:ind w:left="0" w:firstLine="0"/>
-              <w:jc w:val="center"/>
-            </w:pPr>
-          </w:p>
-        </w:tc>
-        <w:tc>
-          <w:tcPr>
-            <w:tcW w:type="dxa" w:w="5234"/>
-          </w:tcPr>
-          <w:p>
-            <w:pPr>
-              <w:spacing w:before="80" w:after="80"/>
-              <w:ind w:left="0" w:firstLine="0"/>
-              <w:jc w:val="center"/>
-            </w:pPr>
-          </w:p>
-        </w:tc>
-      </w:tr>
-      <w:tr>
-        <w:tc>
-          <w:tcPr>
-            <w:tcW w:type="dxa" w:w="5234"/>
-          </w:tcPr>
-          <w:p>
-            <w:pPr>
-              <w:spacing w:before="80" w:after="80"/>
-              <w:ind w:left="0" w:firstLine="0"/>
-              <w:jc w:val="both"/>
-            </w:pPr>
-            <w:r>
-              <w:rPr>
-                <w:rFonts w:ascii="Aptos" w:hAnsi="Aptos"/>
-                <w:sz w:val="20"/>
-              </w:rPr>
-              <w:t>Foto 1.19 – Piso desgastado conforme evidência da foto 04., (09/06/2025).</w:t>
-            </w:r>
-          </w:p>
-        </w:tc>
-        <w:tc>
-          <w:tcPr>
-            <w:tcW w:type="dxa" w:w="5234"/>
-          </w:tcPr>
-          <w:p>
-            <w:pPr>
-              <w:spacing w:before="80" w:after="80"/>
-              <w:ind w:left="0" w:firstLine="0"/>
-              <w:jc w:val="both"/>
-            </w:pPr>
-            <w:r>
-              <w:rPr>
-                <w:rFonts w:ascii="Aptos" w:hAnsi="Aptos"/>
-                <w:sz w:val="20"/>
-              </w:rPr>
-              <w:t>Foto 1.2 – Piso desgastado conforme evidência da foto 04., (09/06/2025).</w:t>
-            </w:r>
-          </w:p>
-        </w:tc>
-      </w:tr>
-      <w:tr>
-        <w:tc>
-          <w:tcPr>
-            <w:tcW w:type="dxa" w:w="5234"/>
-          </w:tcPr>
-          <w:p>
-            <w:pPr>
-              <w:spacing w:before="80" w:after="80"/>
-              <w:ind w:left="0" w:firstLine="0"/>
-              <w:jc w:val="center"/>
-            </w:pPr>
-          </w:p>
-        </w:tc>
-        <w:tc>
-          <w:tcPr>
-            <w:tcW w:type="dxa" w:w="5234"/>
-          </w:tcPr>
-          <w:p>
-            <w:pPr>
-              <w:spacing w:before="80" w:after="80"/>
-              <w:ind w:left="0" w:firstLine="0"/>
-              <w:jc w:val="center"/>
-            </w:pPr>
-          </w:p>
-        </w:tc>
-      </w:tr>
-      <w:tr>
-        <w:tc>
-          <w:tcPr>
-            <w:tcW w:type="dxa" w:w="5234"/>
-          </w:tcPr>
-          <w:p>
-            <w:pPr>
-              <w:spacing w:before="80" w:after="80"/>
-              <w:ind w:left="0" w:firstLine="0"/>
-              <w:jc w:val="both"/>
-            </w:pPr>
-            <w:r>
-              <w:rPr>
-                <w:rFonts w:ascii="Aptos" w:hAnsi="Aptos"/>
-                <w:sz w:val="20"/>
-              </w:rPr>
-              <w:t>Foto 1.21 – Piso desgastado conforme evidência da foto 04., (09/06/2025).</w:t>
-            </w:r>
-          </w:p>
-        </w:tc>
-        <w:tc>
-          <w:tcPr>
-            <w:tcW w:type="dxa" w:w="5234"/>
-          </w:tcPr>
-          <w:p>
-            <w:pPr>
-              <w:spacing w:before="80" w:after="80"/>
-              <w:ind w:left="0" w:firstLine="0"/>
-              <w:jc w:val="both"/>
-            </w:pPr>
-            <w:r>
-              <w:rPr>
-                <w:rFonts w:ascii="Aptos" w:hAnsi="Aptos"/>
-                <w:sz w:val="20"/>
-              </w:rPr>
-              <w:t>Foto 1.22 – Piso desgastado conforme evidência da foto 04., (09/06/2025).</w:t>
-            </w:r>
-          </w:p>
-        </w:tc>
-      </w:tr>
-      <w:tr>
-        <w:tc>
-          <w:tcPr>
-            <w:tcW w:type="dxa" w:w="5234"/>
-          </w:tcPr>
-          <w:p>
-            <w:pPr>
-              <w:spacing w:before="80" w:after="80"/>
-              <w:ind w:left="0" w:firstLine="0"/>
-              <w:jc w:val="center"/>
-            </w:pPr>
-          </w:p>
-        </w:tc>
-        <w:tc>
-          <w:tcPr>
-            <w:tcW w:type="dxa" w:w="5234"/>
-          </w:tcPr>
-          <w:p>
-            <w:pPr>
-              <w:spacing w:before="80" w:after="80"/>
-              <w:ind w:left="0" w:firstLine="0"/>
-              <w:jc w:val="center"/>
-            </w:pPr>
-          </w:p>
-        </w:tc>
-      </w:tr>
-      <w:tr>
-        <w:tc>
-          <w:tcPr>
-            <w:tcW w:type="dxa" w:w="5234"/>
-          </w:tcPr>
-          <w:p>
-            <w:pPr>
-              <w:spacing w:before="80" w:after="80"/>
-              <w:ind w:left="0" w:firstLine="0"/>
-              <w:jc w:val="both"/>
-            </w:pPr>
-            <w:r>
-              <w:rPr>
-                <w:rFonts w:ascii="Aptos" w:hAnsi="Aptos"/>
-                <w:sz w:val="20"/>
-              </w:rPr>
-              <w:t>Foto 1.23 – Piso desgastado conforme evidência da foto 04., (09/06/2025).</w:t>
-            </w:r>
-          </w:p>
-        </w:tc>
-        <w:tc>
-          <w:tcPr>
-            <w:tcW w:type="dxa" w:w="5234"/>
-          </w:tcPr>
-          <w:p>
-            <w:pPr>
-              <w:spacing w:before="80" w:after="80"/>
-              <w:ind w:left="0" w:firstLine="0"/>
-              <w:jc w:val="both"/>
-            </w:pPr>
-            <w:r>
-              <w:rPr>
-                <w:rFonts w:ascii="Aptos" w:hAnsi="Aptos"/>
-                <w:sz w:val="20"/>
-              </w:rPr>
-              <w:t>Foto 1.24 – Piso desgastado conforme evidência da foto 04., (09/06/2025).</w:t>
-            </w:r>
-          </w:p>
-        </w:tc>
-      </w:tr>
-      <w:tr>
-        <w:tc>
-          <w:tcPr>
-            <w:tcW w:type="dxa" w:w="5234"/>
-          </w:tcPr>
-          <w:p>
-            <w:pPr>
-              <w:spacing w:before="80" w:after="80"/>
-              <w:ind w:left="0" w:firstLine="0"/>
-              <w:jc w:val="center"/>
-            </w:pPr>
-          </w:p>
-        </w:tc>
-        <w:tc>
-          <w:tcPr>
-            <w:tcW w:type="dxa" w:w="5234"/>
-          </w:tcPr>
-          <w:p>
-            <w:pPr>
-              <w:spacing w:before="80" w:after="80"/>
-              <w:ind w:left="0" w:firstLine="0"/>
-              <w:jc w:val="center"/>
-            </w:pPr>
-          </w:p>
-        </w:tc>
-      </w:tr>
-      <w:tr>
-        <w:tc>
-          <w:tcPr>
-            <w:tcW w:type="dxa" w:w="5234"/>
-          </w:tcPr>
-          <w:p>
-            <w:pPr>
-              <w:spacing w:before="80" w:after="80"/>
-              <w:ind w:left="0" w:firstLine="0"/>
-              <w:jc w:val="both"/>
-            </w:pPr>
-            <w:r>
-              <w:rPr>
-                <w:rFonts w:ascii="Aptos" w:hAnsi="Aptos"/>
-                <w:sz w:val="20"/>
-              </w:rPr>
-              <w:t>Foto 1.0 – Piso desgastado conforme evidência da foto 04.;Segunda legenda qualquer coisa., (09/06/2025).</w:t>
-            </w:r>
-          </w:p>
-        </w:tc>
-        <w:tc>
-          <w:tcPr>
-            <w:tcW w:type="dxa" w:w="5234"/>
-          </w:tcPr>
-          <w:p>
-            <w:pPr>
-              <w:spacing w:before="80" w:after="80"/>
-              <w:ind w:left="0" w:firstLine="0"/>
-              <w:jc w:val="both"/>
-            </w:pPr>
-            <w:r>
-              <w:rPr>
-                <w:rFonts w:ascii="Aptos" w:hAnsi="Aptos"/>
-                <w:sz w:val="20"/>
-              </w:rPr>
-              <w:t>Foto 1.1 – Piso desgastado conforme evidência da foto 04.;Segunda legenda qualquer coisa., (09/06/2025).</w:t>
-            </w:r>
-          </w:p>
-        </w:tc>
-      </w:tr>
-      <w:tr>
-        <w:tc>
-          <w:tcPr>
-            <w:tcW w:type="dxa" w:w="5234"/>
-          </w:tcPr>
-          <w:p>
-            <w:pPr>
-              <w:spacing w:before="80" w:after="80"/>
-              <w:ind w:left="0" w:firstLine="0"/>
-              <w:jc w:val="center"/>
-            </w:pPr>
-          </w:p>
-        </w:tc>
-        <w:tc>
-          <w:tcPr>
-            <w:tcW w:type="dxa" w:w="5234"/>
-          </w:tcPr>
-          <w:p>
-            <w:pPr>
-              <w:spacing w:before="80" w:after="80"/>
-              <w:ind w:left="0" w:firstLine="0"/>
-              <w:jc w:val="center"/>
-            </w:pPr>
-          </w:p>
-        </w:tc>
-      </w:tr>
-      <w:tr>
-        <w:tc>
-          <w:tcPr>
-            <w:tcW w:type="dxa" w:w="5234"/>
-          </w:tcPr>
-          <w:p>
-            <w:pPr>
-              <w:spacing w:before="80" w:after="80"/>
-              <w:ind w:left="0" w:firstLine="0"/>
-              <w:jc w:val="both"/>
-            </w:pPr>
-            <w:r>
-              <w:rPr>
-                <w:rFonts w:ascii="Aptos" w:hAnsi="Aptos"/>
-                <w:sz w:val="20"/>
-              </w:rPr>
-              <w:t>Foto 1.2 – Piso desgastado conforme evidência da foto 04.;Segunda legenda qualquer coisa., (09/06/2025).</w:t>
-            </w:r>
-          </w:p>
-        </w:tc>
-        <w:tc>
-          <w:tcPr>
-            <w:tcW w:type="dxa" w:w="5234"/>
-          </w:tcPr>
-          <w:p>
-            <w:pPr>
-              <w:spacing w:before="80" w:after="80"/>
-              <w:ind w:left="0" w:firstLine="0"/>
-              <w:jc w:val="both"/>
-            </w:pPr>
-            <w:r>
-              <w:rPr>
-                <w:rFonts w:ascii="Aptos" w:hAnsi="Aptos"/>
-                <w:sz w:val="20"/>
-              </w:rPr>
-              <w:t>Foto 1.3 – Piso desgastado conforme evidência da foto 04.;Segunda legenda qualquer coisa. ;Piso desgastado conforme evidência da foto 04.;Segunda legenda qualquer coisa. ;Piso desgastado conforme evidência da foto 04.;Segunda legenda qualquer coisa., (09/06/2025).</w:t>
-            </w:r>
-          </w:p>
-        </w:tc>
-      </w:tr>
-      <w:tr>
-        <w:tc>
-          <w:tcPr>
-            <w:tcW w:type="dxa" w:w="5234"/>
-          </w:tcPr>
-          <w:p>
-            <w:pPr>
-              <w:spacing w:before="80" w:after="80"/>
-              <w:ind w:left="0" w:firstLine="0"/>
-              <w:jc w:val="center"/>
-            </w:pPr>
-          </w:p>
-        </w:tc>
-        <w:tc>
-          <w:tcPr>
-            <w:tcW w:type="dxa" w:w="5234"/>
-          </w:tcPr>
-          <w:p>
-            <w:pPr>
-              <w:spacing w:before="80" w:after="80"/>
-              <w:ind w:left="0" w:firstLine="0"/>
-              <w:jc w:val="center"/>
-            </w:pPr>
-          </w:p>
-        </w:tc>
-      </w:tr>
-      <w:tr>
-        <w:tc>
-          <w:tcPr>
-            <w:tcW w:type="dxa" w:w="5234"/>
-          </w:tcPr>
-          <w:p>
-            <w:pPr>
-              <w:spacing w:before="80" w:after="80"/>
-              <w:ind w:left="0" w:firstLine="0"/>
-              <w:jc w:val="both"/>
-            </w:pPr>
-            <w:r>
-              <w:rPr>
-                <w:rFonts w:ascii="Aptos" w:hAnsi="Aptos"/>
-                <w:sz w:val="20"/>
-              </w:rPr>
-              <w:t>Foto 1.4 – Piso desgastado conforme evidência da foto 04.;Segunda legenda qualquer coisa., (09/06/2025).</w:t>
-            </w:r>
-          </w:p>
-        </w:tc>
-        <w:tc>
-          <w:tcPr>
-            <w:tcW w:type="dxa" w:w="5234"/>
-          </w:tcPr>
-          <w:p>
-            <w:pPr>
-              <w:spacing w:before="80" w:after="80"/>
-              <w:ind w:left="0" w:firstLine="0"/>
-              <w:jc w:val="both"/>
-            </w:pPr>
-            <w:r>
-              <w:rPr>
-                <w:rFonts w:ascii="Aptos" w:hAnsi="Aptos"/>
-                <w:sz w:val="20"/>
-              </w:rPr>
-              <w:t>Foto 1.5 – Piso desgastado conforme evidência da foto 04.;Segunda legenda qualquer coisa., (09/06/2025).</w:t>
-            </w:r>
-          </w:p>
-        </w:tc>
-      </w:tr>
-      <w:tr>
-        <w:tc>
-          <w:tcPr>
-            <w:tcW w:type="dxa" w:w="5234"/>
-          </w:tcPr>
-          <w:p>
-            <w:pPr>
-              <w:spacing w:before="80" w:after="80"/>
-              <w:ind w:left="0" w:firstLine="0"/>
-              <w:jc w:val="center"/>
-            </w:pPr>
-          </w:p>
-        </w:tc>
-        <w:tc>
-          <w:tcPr>
-            <w:tcW w:type="dxa" w:w="5234"/>
-          </w:tcPr>
-          <w:p>
-            <w:pPr>
-              <w:spacing w:before="80" w:after="80"/>
-              <w:ind w:left="0" w:firstLine="0"/>
-              <w:jc w:val="center"/>
-            </w:pPr>
-          </w:p>
-        </w:tc>
-      </w:tr>
-      <w:tr>
-        <w:tc>
-          <w:tcPr>
-            <w:tcW w:type="dxa" w:w="5234"/>
-          </w:tcPr>
-          <w:p>
-            <w:pPr>
-              <w:spacing w:before="80" w:after="80"/>
-              <w:ind w:left="0" w:firstLine="0"/>
-              <w:jc w:val="both"/>
-            </w:pPr>
-            <w:r>
-              <w:rPr>
-                <w:rFonts w:ascii="Aptos" w:hAnsi="Aptos"/>
-                <w:sz w:val="20"/>
-              </w:rPr>
-              <w:t>Foto 1.6 – nan, (09/06/2025).</w:t>
-            </w:r>
-          </w:p>
-        </w:tc>
-        <w:tc>
-          <w:tcPr>
-            <w:tcW w:type="dxa" w:w="5234"/>
-          </w:tcPr>
-          <w:p>
-            <w:pPr>
-              <w:spacing w:before="80" w:after="80"/>
-              <w:ind w:left="0" w:firstLine="0"/>
-              <w:jc w:val="both"/>
-            </w:pPr>
-            <w:r>
-              <w:rPr>
-                <w:rFonts w:ascii="Aptos" w:hAnsi="Aptos"/>
-                <w:sz w:val="20"/>
-              </w:rPr>
-              <w:t>Foto 1.7 – Piso desgastado conforme evidência da foto 04., (09/06/2025).</w:t>
-            </w:r>
-          </w:p>
-        </w:tc>
-      </w:tr>
-      <w:tr>
-        <w:tc>
-          <w:tcPr>
-            <w:tcW w:type="dxa" w:w="5234"/>
-          </w:tcPr>
-          <w:p>
-            <w:pPr>
-              <w:spacing w:before="80" w:after="80"/>
-              <w:ind w:left="0" w:firstLine="0"/>
-              <w:jc w:val="center"/>
-            </w:pPr>
-          </w:p>
-        </w:tc>
-        <w:tc>
-          <w:tcPr>
-            <w:tcW w:type="dxa" w:w="5234"/>
-          </w:tcPr>
-          <w:p>
-            <w:pPr>
-              <w:spacing w:before="80" w:after="80"/>
-              <w:ind w:left="0" w:firstLine="0"/>
-              <w:jc w:val="center"/>
-            </w:pPr>
-          </w:p>
-        </w:tc>
-      </w:tr>
-      <w:tr>
-        <w:tc>
-          <w:tcPr>
-            <w:tcW w:type="dxa" w:w="5234"/>
-          </w:tcPr>
-          <w:p>
-            <w:pPr>
-              <w:spacing w:before="80" w:after="80"/>
-              <w:ind w:left="0" w:firstLine="0"/>
-              <w:jc w:val="both"/>
-            </w:pPr>
-            <w:r>
-              <w:rPr>
-                <w:rFonts w:ascii="Aptos" w:hAnsi="Aptos"/>
-                <w:sz w:val="20"/>
-              </w:rPr>
-              <w:t>Foto 1.8 – nan, (09/06/2025).</w:t>
-            </w:r>
-          </w:p>
-        </w:tc>
-        <w:tc>
-          <w:tcPr>
-            <w:tcW w:type="dxa" w:w="5234"/>
-          </w:tcPr>
-          <w:p>
-            <w:pPr>
-              <w:spacing w:before="80" w:after="80"/>
-              <w:ind w:left="0" w:firstLine="0"/>
-              <w:jc w:val="both"/>
-            </w:pPr>
-            <w:r>
-              <w:rPr>
-                <w:rFonts w:ascii="Aptos" w:hAnsi="Aptos"/>
-                <w:sz w:val="20"/>
-              </w:rPr>
-              <w:t>Foto 1.9 – Piso desgastado conforme evidência da foto 04.;Segunda legenda qualquer coisa., (09/06/2025).</w:t>
-            </w:r>
-          </w:p>
-        </w:tc>
-      </w:tr>
-      <w:tr>
-        <w:tc>
-          <w:tcPr>
-            <w:tcW w:type="dxa" w:w="5234"/>
-          </w:tcPr>
-          <w:p>
-            <w:pPr>
-              <w:spacing w:before="80" w:after="80"/>
-              <w:ind w:left="0" w:firstLine="0"/>
-              <w:jc w:val="center"/>
-            </w:pPr>
-          </w:p>
-        </w:tc>
-        <w:tc>
-          <w:tcPr>
-            <w:tcW w:type="dxa" w:w="5234"/>
-          </w:tcPr>
-          <w:p>
-            <w:pPr>
-              <w:spacing w:before="80" w:after="80"/>
-              <w:ind w:left="0" w:firstLine="0"/>
-              <w:jc w:val="center"/>
-            </w:pPr>
-          </w:p>
-        </w:tc>
-      </w:tr>
-      <w:tr>
-        <w:tc>
-          <w:tcPr>
-            <w:tcW w:type="dxa" w:w="5234"/>
-          </w:tcPr>
-          <w:p>
-            <w:pPr>
-              <w:spacing w:before="80" w:after="80"/>
-              <w:ind w:left="0" w:firstLine="0"/>
-              <w:jc w:val="both"/>
-            </w:pPr>
-            <w:r>
-              <w:rPr>
-                <w:rFonts w:ascii="Aptos" w:hAnsi="Aptos"/>
-                <w:sz w:val="20"/>
-              </w:rPr>
-              <w:t>Foto 1.1 – Piso desgastado conforme evidência da foto 04.;Segunda legenda qualquer coisa., (09/06/2025).</w:t>
-            </w:r>
-          </w:p>
-        </w:tc>
-        <w:tc>
-          <w:tcPr>
-            <w:tcW w:type="dxa" w:w="5234"/>
-          </w:tcPr>
-          <w:p>
-            <w:pPr>
-              <w:spacing w:before="80" w:after="80"/>
-              <w:ind w:left="0" w:firstLine="0"/>
-              <w:jc w:val="both"/>
-            </w:pPr>
-            <w:r>
-              <w:rPr>
-                <w:rFonts w:ascii="Aptos" w:hAnsi="Aptos"/>
-                <w:sz w:val="20"/>
-              </w:rPr>
-              <w:t>Foto 1.11 – Piso desgastado conforme evidência da foto 04.;Segunda legenda qualquer coisa., (09/06/2025).</w:t>
-            </w:r>
-          </w:p>
-        </w:tc>
-      </w:tr>
-      <w:tr>
-        <w:tc>
-          <w:tcPr>
-            <w:tcW w:type="dxa" w:w="5234"/>
-          </w:tcPr>
-          <w:p>
-            <w:pPr>
-              <w:spacing w:before="80" w:after="80"/>
-              <w:ind w:left="0" w:firstLine="0"/>
-              <w:jc w:val="center"/>
-            </w:pPr>
-          </w:p>
-        </w:tc>
-        <w:tc>
-          <w:tcPr>
-            <w:tcW w:type="dxa" w:w="5234"/>
-          </w:tcPr>
-          <w:p>
-            <w:pPr>
-              <w:spacing w:before="80" w:after="80"/>
-              <w:ind w:left="0" w:firstLine="0"/>
-              <w:jc w:val="center"/>
-            </w:pPr>
-          </w:p>
-        </w:tc>
-      </w:tr>
-      <w:tr>
-        <w:tc>
-          <w:tcPr>
-            <w:tcW w:type="dxa" w:w="5234"/>
-          </w:tcPr>
-          <w:p>
-            <w:pPr>
-              <w:spacing w:before="80" w:after="80"/>
-              <w:ind w:left="0" w:firstLine="0"/>
-              <w:jc w:val="both"/>
-            </w:pPr>
-            <w:r>
-              <w:rPr>
-                <w:rFonts w:ascii="Aptos" w:hAnsi="Aptos"/>
-                <w:sz w:val="20"/>
-              </w:rPr>
-              <w:t>Foto 1.12 – Piso desgastado conforme evidência da foto 04.;Segunda legenda qualquer coisa., (09/06/2025).</w:t>
-            </w:r>
-          </w:p>
-        </w:tc>
-        <w:tc>
-          <w:tcPr>
-            <w:tcW w:type="dxa" w:w="5234"/>
-          </w:tcPr>
-          <w:p>
-            <w:pPr>
-              <w:spacing w:before="80" w:after="80"/>
-              <w:ind w:left="0" w:firstLine="0"/>
-              <w:jc w:val="both"/>
-            </w:pPr>
-            <w:r>
-              <w:rPr>
-                <w:rFonts w:ascii="Aptos" w:hAnsi="Aptos"/>
-                <w:sz w:val="20"/>
-              </w:rPr>
-              <w:t>Foto 1.13 – Piso desgastado conforme evidência da foto 04.;Segunda legenda qualquer coisa., (09/06/2025).</w:t>
-            </w:r>
-          </w:p>
-        </w:tc>
-      </w:tr>
-      <w:tr>
-        <w:tc>
-          <w:tcPr>
-            <w:tcW w:type="dxa" w:w="5234"/>
-          </w:tcPr>
-          <w:p>
-            <w:pPr>
-              <w:spacing w:before="80" w:after="80"/>
-              <w:ind w:left="0" w:firstLine="0"/>
-              <w:jc w:val="center"/>
-            </w:pPr>
-          </w:p>
-        </w:tc>
-        <w:tc>
-          <w:tcPr>
-            <w:tcW w:type="dxa" w:w="5234"/>
-          </w:tcPr>
-          <w:p>
-            <w:pPr>
-              <w:spacing w:before="80" w:after="80"/>
-              <w:ind w:left="0" w:firstLine="0"/>
-              <w:jc w:val="center"/>
-            </w:pPr>
-          </w:p>
-        </w:tc>
-      </w:tr>
-      <w:tr>
-        <w:tc>
-          <w:tcPr>
-            <w:tcW w:type="dxa" w:w="5234"/>
-          </w:tcPr>
-          <w:p>
-            <w:pPr>
-              <w:spacing w:before="80" w:after="80"/>
-              <w:ind w:left="0" w:firstLine="0"/>
-              <w:jc w:val="both"/>
-            </w:pPr>
-            <w:r>
-              <w:rPr>
-                <w:rFonts w:ascii="Aptos" w:hAnsi="Aptos"/>
-                <w:sz w:val="20"/>
-              </w:rPr>
-              <w:t>Foto 1.14 – Piso desgastado conforme evidência da foto 04.;Segunda legenda qualquer coisa., (09/06/2025).</w:t>
-            </w:r>
-          </w:p>
-        </w:tc>
-        <w:tc>
-          <w:tcPr>
-            <w:tcW w:type="dxa" w:w="5234"/>
-          </w:tcPr>
-          <w:p>
-            <w:pPr>
-              <w:spacing w:before="80" w:after="80"/>
-              <w:ind w:left="0" w:firstLine="0"/>
-              <w:jc w:val="both"/>
-            </w:pPr>
-            <w:r>
-              <w:rPr>
-                <w:rFonts w:ascii="Aptos" w:hAnsi="Aptos"/>
-                <w:sz w:val="20"/>
-              </w:rPr>
-              <w:t>Foto 1.15 – Piso desgastado conforme evidência da foto 04.;Segunda legenda qualquer coisa., (09/06/2025).</w:t>
-            </w:r>
-          </w:p>
-        </w:tc>
-      </w:tr>
-      <w:tr>
-        <w:tc>
-          <w:tcPr>
-            <w:tcW w:type="dxa" w:w="5234"/>
-          </w:tcPr>
-          <w:p>
-            <w:pPr>
-              <w:spacing w:before="80" w:after="80"/>
-              <w:ind w:left="0" w:firstLine="0"/>
-              <w:jc w:val="center"/>
-            </w:pPr>
-          </w:p>
-        </w:tc>
-        <w:tc>
-          <w:tcPr>
-            <w:tcW w:type="dxa" w:w="5234"/>
-          </w:tcPr>
-          <w:p>
-            <w:pPr>
-              <w:spacing w:before="80" w:after="80"/>
-              <w:ind w:left="0" w:firstLine="0"/>
-              <w:jc w:val="center"/>
-            </w:pPr>
-          </w:p>
-        </w:tc>
-      </w:tr>
-      <w:tr>
-        <w:tc>
-          <w:tcPr>
-            <w:tcW w:type="dxa" w:w="5234"/>
-          </w:tcPr>
-          <w:p>
-            <w:pPr>
-              <w:spacing w:before="80" w:after="80"/>
-              <w:ind w:left="0" w:firstLine="0"/>
-              <w:jc w:val="both"/>
-            </w:pPr>
-            <w:r>
-              <w:rPr>
-                <w:rFonts w:ascii="Aptos" w:hAnsi="Aptos"/>
-                <w:sz w:val="20"/>
-              </w:rPr>
-              <w:t>Foto 1.16 – Piso desgastado conforme evidência da foto 04.;Segunda legenda qualquer coisa., (09/06/2025).</w:t>
-            </w:r>
-          </w:p>
-        </w:tc>
-        <w:tc>
-          <w:tcPr>
-            <w:tcW w:type="dxa" w:w="5234"/>
-          </w:tcPr>
-          <w:p>
-            <w:pPr>
-              <w:spacing w:before="80" w:after="80"/>
-              <w:ind w:left="0" w:firstLine="0"/>
-              <w:jc w:val="both"/>
-            </w:pPr>
-            <w:r>
-              <w:rPr>
-                <w:rFonts w:ascii="Aptos" w:hAnsi="Aptos"/>
-                <w:sz w:val="20"/>
-              </w:rPr>
-              <w:t>Foto 1.17 – Piso desgastado conforme evidência da foto 04.;Segunda legenda qualquer coisa., (09/06/2025).</w:t>
-            </w:r>
-          </w:p>
-        </w:tc>
-      </w:tr>
-    </w:tbl>
-    <w:p>
-      <w:pPr>
-        <w:pStyle w:val="Heading3"/>
-        <w:pageBreakBefore/>
-        <w:spacing w:before="160" w:after="80"/>
-      </w:pPr>
-      <w:r>
-        <w:rPr>
-          <w:rFonts w:ascii="Aptos" w:hAnsi="Aptos"/>
-          <w:b/>
-          <w:color w:val="000000"/>
-          <w:sz w:val="24"/>
-        </w:rPr>
-        <w:t>APÊNDICE B – REGISTROS FOTOGRÁFICOS DAS PONTOS DE ATENÇÃO</w:t>
-      </w:r>
-    </w:p>
-    <w:p>
-      <w:r>
-        <w:rPr>
-          <w:rFonts w:ascii="Aptos" w:hAnsi="Aptos"/>
-          <w:sz w:val="22"/>
-        </w:rPr>
-        <w:t>Nenhum registro fotográfico de ponto de atenção cadastrado.</w:t>
-      </w:r>
-    </w:p>
     <w:p/>
     <w:p>
       <w:pPr>
@@ -9187,6 +6768,2417 @@
         <w:t>Matrícula nº 209640/01</w:t>
       </w:r>
     </w:p>
+    <w:p>
+      <w:pPr>
+        <w:pStyle w:val="Heading3"/>
+        <w:pageBreakBefore/>
+        <w:spacing w:before="160" w:after="80"/>
+      </w:pPr>
+      <w:r>
+        <w:rPr>
+          <w:rFonts w:ascii="Aptos" w:hAnsi="Aptos"/>
+          <w:b/>
+          <w:color w:val="000000"/>
+          <w:sz w:val="24"/>
+        </w:rPr>
+        <w:t>APÊNDICE ÚNICO - MEMORIAL FOTOGRÁFICO - FISCALIZAÇÃO</w:t>
+      </w:r>
+    </w:p>
+    <w:p>
+      <w:pPr>
+        <w:spacing w:before="240" w:after="120" w:line="276" w:lineRule="auto"/>
+        <w:jc w:val="both"/>
+      </w:pPr>
+      <w:r>
+        <w:rPr>
+          <w:rFonts w:ascii="Aptos" w:hAnsi="Aptos"/>
+          <w:b/>
+          <w:sz w:val="22"/>
+        </w:rPr>
+        <w:t>Trecho Não Informado</w:t>
+      </w:r>
+    </w:p>
+    <w:tbl>
+      <w:tblPr>
+        <w:tblStyle w:val="TableGrid"/>
+        <w:tblW w:type="auto" w:w="0"/>
+        <w:jc w:val="center"/>
+        <w:tblLayout w:type="fixed"/>
+        <w:tblLook w:firstColumn="1" w:firstRow="1" w:lastColumn="0" w:lastRow="0" w:noHBand="0" w:noVBand="1" w:val="04A0"/>
+      </w:tblPr>
+      <w:tblGrid>
+        <w:gridCol w:w="5234"/>
+        <w:gridCol w:w="5234"/>
+      </w:tblGrid>
+      <w:tr>
+        <w:tc>
+          <w:tcPr>
+            <w:tcW w:type="dxa" w:w="5234"/>
+          </w:tcPr>
+          <w:p>
+            <w:pPr>
+              <w:spacing w:before="80" w:after="80"/>
+              <w:jc w:val="center"/>
+            </w:pPr>
+          </w:p>
+        </w:tc>
+        <w:tc>
+          <w:tcPr>
+            <w:tcW w:type="dxa" w:w="5234"/>
+          </w:tcPr>
+          <w:p>
+            <w:pPr>
+              <w:spacing w:before="80" w:after="80"/>
+              <w:jc w:val="center"/>
+            </w:pPr>
+          </w:p>
+        </w:tc>
+      </w:tr>
+      <w:tr>
+        <w:tc>
+          <w:tcPr>
+            <w:tcW w:type="dxa" w:w="5234"/>
+          </w:tcPr>
+          <w:p>
+            <w:pPr>
+              <w:spacing w:before="80" w:after="80"/>
+              <w:jc w:val="both"/>
+            </w:pPr>
+            <w:r>
+              <w:rPr>
+                <w:rFonts w:ascii="Aptos" w:hAnsi="Aptos"/>
+                <w:sz w:val="20"/>
+              </w:rPr>
+              <w:t>Foto 1.1 – Infiltração em coluna de sustentação do Terminal do recife, em 09/06/2025.</w:t>
+            </w:r>
+          </w:p>
+        </w:tc>
+        <w:tc>
+          <w:tcPr>
+            <w:tcW w:type="dxa" w:w="5234"/>
+          </w:tcPr>
+          <w:p>
+            <w:pPr>
+              <w:spacing w:before="80" w:after="80"/>
+              <w:jc w:val="both"/>
+            </w:pPr>
+            <w:r>
+              <w:rPr>
+                <w:rFonts w:ascii="Aptos" w:hAnsi="Aptos"/>
+                <w:sz w:val="20"/>
+              </w:rPr>
+              <w:t>Foto 1.2 – Infiltração em coluna de sustentação do Terminal do recife, em 09/06/2025.</w:t>
+            </w:r>
+          </w:p>
+        </w:tc>
+      </w:tr>
+      <w:tr>
+        <w:tc>
+          <w:tcPr>
+            <w:tcW w:type="dxa" w:w="5234"/>
+          </w:tcPr>
+          <w:p>
+            <w:pPr>
+              <w:spacing w:before="80" w:after="80"/>
+              <w:jc w:val="center"/>
+            </w:pPr>
+          </w:p>
+        </w:tc>
+        <w:tc>
+          <w:tcPr>
+            <w:tcW w:type="dxa" w:w="5234"/>
+          </w:tcPr>
+          <w:p>
+            <w:pPr>
+              <w:spacing w:before="80" w:after="80"/>
+              <w:jc w:val="center"/>
+            </w:pPr>
+          </w:p>
+        </w:tc>
+      </w:tr>
+      <w:tr>
+        <w:tc>
+          <w:tcPr>
+            <w:tcW w:type="dxa" w:w="5234"/>
+          </w:tcPr>
+          <w:p>
+            <w:pPr>
+              <w:spacing w:before="80" w:after="80"/>
+              <w:jc w:val="both"/>
+            </w:pPr>
+            <w:r>
+              <w:rPr>
+                <w:rFonts w:ascii="Aptos" w:hAnsi="Aptos"/>
+                <w:sz w:val="20"/>
+              </w:rPr>
+              <w:t>Foto 1.3 – Infiltração em coluna de sustentação do Terminal do recife, em 09/06/2025.</w:t>
+            </w:r>
+          </w:p>
+        </w:tc>
+        <w:tc>
+          <w:tcPr>
+            <w:tcW w:type="dxa" w:w="5234"/>
+          </w:tcPr>
+          <w:p>
+            <w:pPr>
+              <w:spacing w:before="80" w:after="80"/>
+              <w:jc w:val="both"/>
+            </w:pPr>
+            <w:r>
+              <w:rPr>
+                <w:rFonts w:ascii="Aptos" w:hAnsi="Aptos"/>
+                <w:sz w:val="20"/>
+              </w:rPr>
+              <w:t>Foto 1.4 – Infiltração em coluna de sustentação do Terminal do recife, em 09/06/2025.</w:t>
+            </w:r>
+          </w:p>
+        </w:tc>
+      </w:tr>
+      <w:tr>
+        <w:tc>
+          <w:tcPr>
+            <w:tcW w:type="dxa" w:w="5234"/>
+          </w:tcPr>
+          <w:p>
+            <w:pPr>
+              <w:spacing w:before="80" w:after="80"/>
+              <w:jc w:val="center"/>
+            </w:pPr>
+          </w:p>
+        </w:tc>
+        <w:tc>
+          <w:tcPr>
+            <w:tcW w:type="dxa" w:w="5234"/>
+          </w:tcPr>
+          <w:p>
+            <w:pPr>
+              <w:spacing w:before="80" w:after="80"/>
+              <w:jc w:val="center"/>
+            </w:pPr>
+          </w:p>
+        </w:tc>
+      </w:tr>
+      <w:tr>
+        <w:tc>
+          <w:tcPr>
+            <w:tcW w:type="dxa" w:w="5234"/>
+          </w:tcPr>
+          <w:p>
+            <w:pPr>
+              <w:spacing w:before="80" w:after="80"/>
+              <w:jc w:val="both"/>
+            </w:pPr>
+            <w:r>
+              <w:rPr>
+                <w:rFonts w:ascii="Aptos" w:hAnsi="Aptos"/>
+                <w:sz w:val="20"/>
+              </w:rPr>
+              <w:t>Foto 1.5 – Infiltração em coluna de sustentação do Terminal do recife, em 09/06/2025.</w:t>
+            </w:r>
+          </w:p>
+        </w:tc>
+        <w:tc>
+          <w:tcPr>
+            <w:tcW w:type="dxa" w:w="5234"/>
+          </w:tcPr>
+          <w:p>
+            <w:pPr>
+              <w:spacing w:before="80" w:after="80"/>
+              <w:jc w:val="both"/>
+            </w:pPr>
+            <w:r>
+              <w:rPr>
+                <w:rFonts w:ascii="Aptos" w:hAnsi="Aptos"/>
+                <w:sz w:val="20"/>
+              </w:rPr>
+              <w:t>Foto 1.6 – Infiltração em coluna de sustentação do Terminal do recife, em 09/06/2025.</w:t>
+            </w:r>
+          </w:p>
+        </w:tc>
+      </w:tr>
+      <w:tr>
+        <w:tc>
+          <w:tcPr>
+            <w:tcW w:type="dxa" w:w="5234"/>
+          </w:tcPr>
+          <w:p>
+            <w:pPr>
+              <w:spacing w:before="80" w:after="80"/>
+              <w:jc w:val="center"/>
+            </w:pPr>
+          </w:p>
+        </w:tc>
+        <w:tc>
+          <w:tcPr>
+            <w:tcW w:type="dxa" w:w="5234"/>
+          </w:tcPr>
+          <w:p>
+            <w:pPr>
+              <w:spacing w:before="80" w:after="80"/>
+              <w:jc w:val="center"/>
+            </w:pPr>
+          </w:p>
+        </w:tc>
+      </w:tr>
+      <w:tr>
+        <w:tc>
+          <w:tcPr>
+            <w:tcW w:type="dxa" w:w="5234"/>
+          </w:tcPr>
+          <w:p>
+            <w:pPr>
+              <w:spacing w:before="80" w:after="80"/>
+              <w:jc w:val="both"/>
+            </w:pPr>
+            <w:r>
+              <w:rPr>
+                <w:rFonts w:ascii="Aptos" w:hAnsi="Aptos"/>
+                <w:sz w:val="20"/>
+              </w:rPr>
+              <w:t>Foto 1.7 – Infiltração em coluna de sustentação do Terminal do recife, em 09/06/2025.</w:t>
+            </w:r>
+          </w:p>
+        </w:tc>
+        <w:tc>
+          <w:tcPr>
+            <w:tcW w:type="dxa" w:w="5234"/>
+          </w:tcPr>
+          <w:p>
+            <w:pPr>
+              <w:spacing w:before="80" w:after="80"/>
+              <w:jc w:val="both"/>
+            </w:pPr>
+            <w:r>
+              <w:rPr>
+                <w:rFonts w:ascii="Aptos" w:hAnsi="Aptos"/>
+                <w:sz w:val="20"/>
+              </w:rPr>
+              <w:t>Foto 1.8 – Infiltração em coluna de sustentação do Terminal do recife, em 09/06/2025.</w:t>
+            </w:r>
+          </w:p>
+        </w:tc>
+      </w:tr>
+      <w:tr>
+        <w:tc>
+          <w:tcPr>
+            <w:tcW w:type="dxa" w:w="5234"/>
+          </w:tcPr>
+          <w:p>
+            <w:pPr>
+              <w:spacing w:before="80" w:after="80"/>
+              <w:jc w:val="center"/>
+            </w:pPr>
+          </w:p>
+        </w:tc>
+        <w:tc>
+          <w:tcPr>
+            <w:tcW w:type="dxa" w:w="5234"/>
+          </w:tcPr>
+          <w:p>
+            <w:pPr>
+              <w:spacing w:before="80" w:after="80"/>
+              <w:jc w:val="center"/>
+            </w:pPr>
+          </w:p>
+        </w:tc>
+      </w:tr>
+      <w:tr>
+        <w:tc>
+          <w:tcPr>
+            <w:tcW w:type="dxa" w:w="5234"/>
+          </w:tcPr>
+          <w:p>
+            <w:pPr>
+              <w:spacing w:before="80" w:after="80"/>
+              <w:jc w:val="both"/>
+            </w:pPr>
+            <w:r>
+              <w:rPr>
+                <w:rFonts w:ascii="Aptos" w:hAnsi="Aptos"/>
+                <w:sz w:val="20"/>
+              </w:rPr>
+              <w:t>Foto 1.9 – Infiltração em coluna de sustentação do Terminal do recife, em 09/06/2025.</w:t>
+            </w:r>
+          </w:p>
+        </w:tc>
+        <w:tc>
+          <w:tcPr>
+            <w:tcW w:type="dxa" w:w="5234"/>
+          </w:tcPr>
+          <w:p>
+            <w:pPr>
+              <w:spacing w:before="80" w:after="80"/>
+              <w:jc w:val="both"/>
+            </w:pPr>
+            <w:r>
+              <w:rPr>
+                <w:rFonts w:ascii="Aptos" w:hAnsi="Aptos"/>
+                <w:sz w:val="20"/>
+              </w:rPr>
+              <w:t>Foto 2.0 – Infiltração em coluna de sustentação do Terminal do recife, em 09/06/2025.</w:t>
+            </w:r>
+          </w:p>
+        </w:tc>
+      </w:tr>
+      <w:tr>
+        <w:tc>
+          <w:tcPr>
+            <w:tcW w:type="dxa" w:w="5234"/>
+          </w:tcPr>
+          <w:p>
+            <w:pPr>
+              <w:spacing w:before="80" w:after="80"/>
+              <w:jc w:val="center"/>
+            </w:pPr>
+          </w:p>
+        </w:tc>
+        <w:tc>
+          <w:tcPr>
+            <w:tcW w:type="dxa" w:w="5234"/>
+          </w:tcPr>
+          <w:p>
+            <w:pPr>
+              <w:spacing w:before="80" w:after="80"/>
+              <w:jc w:val="center"/>
+            </w:pPr>
+          </w:p>
+        </w:tc>
+      </w:tr>
+      <w:tr>
+        <w:tc>
+          <w:tcPr>
+            <w:tcW w:type="dxa" w:w="5234"/>
+          </w:tcPr>
+          <w:p>
+            <w:pPr>
+              <w:spacing w:before="80" w:after="80"/>
+              <w:jc w:val="both"/>
+            </w:pPr>
+            <w:r>
+              <w:rPr>
+                <w:rFonts w:ascii="Aptos" w:hAnsi="Aptos"/>
+                <w:sz w:val="20"/>
+              </w:rPr>
+              <w:t>Foto 1.1 – Infiltração em coluna de sustentação do Terminal do recife, em 09/06/2025.</w:t>
+            </w:r>
+          </w:p>
+        </w:tc>
+        <w:tc>
+          <w:tcPr>
+            <w:tcW w:type="dxa" w:w="5234"/>
+          </w:tcPr>
+          <w:p>
+            <w:pPr>
+              <w:spacing w:before="80" w:after="80"/>
+              <w:jc w:val="both"/>
+            </w:pPr>
+            <w:r>
+              <w:rPr>
+                <w:rFonts w:ascii="Aptos" w:hAnsi="Aptos"/>
+                <w:sz w:val="20"/>
+              </w:rPr>
+              <w:t>Foto 1.1 – Infiltração em coluna de sustentação do Terminal do recife, em 09/06/2025.</w:t>
+            </w:r>
+          </w:p>
+        </w:tc>
+      </w:tr>
+      <w:tr>
+        <w:tc>
+          <w:tcPr>
+            <w:tcW w:type="dxa" w:w="5234"/>
+          </w:tcPr>
+          <w:p>
+            <w:pPr>
+              <w:spacing w:before="80" w:after="80"/>
+              <w:jc w:val="center"/>
+            </w:pPr>
+          </w:p>
+        </w:tc>
+        <w:tc>
+          <w:tcPr>
+            <w:tcW w:type="dxa" w:w="5234"/>
+          </w:tcPr>
+          <w:p>
+            <w:pPr>
+              <w:spacing w:before="80" w:after="80"/>
+              <w:jc w:val="center"/>
+            </w:pPr>
+          </w:p>
+        </w:tc>
+      </w:tr>
+      <w:tr>
+        <w:tc>
+          <w:tcPr>
+            <w:tcW w:type="dxa" w:w="5234"/>
+          </w:tcPr>
+          <w:p>
+            <w:pPr>
+              <w:spacing w:before="80" w:after="80"/>
+              <w:jc w:val="both"/>
+            </w:pPr>
+            <w:r>
+              <w:rPr>
+                <w:rFonts w:ascii="Aptos" w:hAnsi="Aptos"/>
+                <w:sz w:val="20"/>
+              </w:rPr>
+              <w:t>Foto 1.1 – Infiltração em coluna de sustentação do Terminal do recife, em 09/06/2025.</w:t>
+            </w:r>
+          </w:p>
+        </w:tc>
+        <w:tc>
+          <w:tcPr>
+            <w:tcW w:type="dxa" w:w="5234"/>
+          </w:tcPr>
+          <w:p>
+            <w:pPr>
+              <w:spacing w:before="80" w:after="80"/>
+              <w:jc w:val="both"/>
+            </w:pPr>
+            <w:r>
+              <w:rPr>
+                <w:rFonts w:ascii="Aptos" w:hAnsi="Aptos"/>
+                <w:sz w:val="20"/>
+              </w:rPr>
+              <w:t>Foto 1.1 – Infiltração em coluna de sustentação do Terminal do recife, em 09/06/2025.</w:t>
+            </w:r>
+          </w:p>
+        </w:tc>
+      </w:tr>
+      <w:tr>
+        <w:tc>
+          <w:tcPr>
+            <w:tcW w:type="dxa" w:w="5234"/>
+          </w:tcPr>
+          <w:p>
+            <w:pPr>
+              <w:spacing w:before="80" w:after="80"/>
+              <w:jc w:val="center"/>
+            </w:pPr>
+          </w:p>
+        </w:tc>
+        <w:tc>
+          <w:tcPr>
+            <w:tcW w:type="dxa" w:w="5234"/>
+          </w:tcPr>
+          <w:p>
+            <w:pPr>
+              <w:spacing w:before="80" w:after="80"/>
+              <w:jc w:val="center"/>
+            </w:pPr>
+          </w:p>
+        </w:tc>
+      </w:tr>
+      <w:tr>
+        <w:tc>
+          <w:tcPr>
+            <w:tcW w:type="dxa" w:w="5234"/>
+          </w:tcPr>
+          <w:p>
+            <w:pPr>
+              <w:spacing w:before="80" w:after="80"/>
+              <w:jc w:val="both"/>
+            </w:pPr>
+            <w:r>
+              <w:rPr>
+                <w:rFonts w:ascii="Aptos" w:hAnsi="Aptos"/>
+                <w:sz w:val="20"/>
+              </w:rPr>
+              <w:t>Foto 1.1 – Infiltração em coluna de sustentação do Terminal do recife, em 09/06/2025.</w:t>
+            </w:r>
+          </w:p>
+        </w:tc>
+        <w:tc>
+          <w:tcPr>
+            <w:tcW w:type="dxa" w:w="5234"/>
+          </w:tcPr>
+          <w:p>
+            <w:pPr>
+              <w:spacing w:before="80" w:after="80"/>
+              <w:jc w:val="both"/>
+            </w:pPr>
+            <w:r>
+              <w:rPr>
+                <w:rFonts w:ascii="Aptos" w:hAnsi="Aptos"/>
+                <w:sz w:val="20"/>
+              </w:rPr>
+              <w:t>Foto 1.1 – Infiltração em coluna de sustentação do Terminal do recife, em 09/06/2025.</w:t>
+            </w:r>
+          </w:p>
+        </w:tc>
+      </w:tr>
+      <w:tr>
+        <w:tc>
+          <w:tcPr>
+            <w:tcW w:type="dxa" w:w="5234"/>
+          </w:tcPr>
+          <w:p>
+            <w:pPr>
+              <w:spacing w:before="80" w:after="80"/>
+              <w:jc w:val="center"/>
+            </w:pPr>
+          </w:p>
+        </w:tc>
+        <w:tc>
+          <w:tcPr>
+            <w:tcW w:type="dxa" w:w="5234"/>
+          </w:tcPr>
+          <w:p>
+            <w:pPr>
+              <w:spacing w:before="80" w:after="80"/>
+              <w:jc w:val="center"/>
+            </w:pPr>
+          </w:p>
+        </w:tc>
+      </w:tr>
+      <w:tr>
+        <w:tc>
+          <w:tcPr>
+            <w:tcW w:type="dxa" w:w="5234"/>
+          </w:tcPr>
+          <w:p>
+            <w:pPr>
+              <w:spacing w:before="80" w:after="80"/>
+              <w:jc w:val="both"/>
+            </w:pPr>
+            <w:r>
+              <w:rPr>
+                <w:rFonts w:ascii="Aptos" w:hAnsi="Aptos"/>
+                <w:sz w:val="20"/>
+              </w:rPr>
+              <w:t>Foto 1.1 – Infiltração em coluna de sustentação do Terminal do recife, em 09/06/2025.</w:t>
+            </w:r>
+          </w:p>
+        </w:tc>
+        <w:tc>
+          <w:tcPr>
+            <w:tcW w:type="dxa" w:w="5234"/>
+          </w:tcPr>
+          <w:p>
+            <w:pPr>
+              <w:spacing w:before="80" w:after="80"/>
+              <w:jc w:val="both"/>
+            </w:pPr>
+            <w:r>
+              <w:rPr>
+                <w:rFonts w:ascii="Aptos" w:hAnsi="Aptos"/>
+                <w:sz w:val="20"/>
+              </w:rPr>
+              <w:t>Foto 1.1 – Infiltração em coluna de sustentação do Terminal do recife, em 09/06/2025.</w:t>
+            </w:r>
+          </w:p>
+        </w:tc>
+      </w:tr>
+      <w:tr>
+        <w:tc>
+          <w:tcPr>
+            <w:tcW w:type="dxa" w:w="5234"/>
+          </w:tcPr>
+          <w:p>
+            <w:pPr>
+              <w:spacing w:before="80" w:after="80"/>
+              <w:jc w:val="center"/>
+            </w:pPr>
+          </w:p>
+        </w:tc>
+        <w:tc>
+          <w:tcPr>
+            <w:tcW w:type="dxa" w:w="5234"/>
+          </w:tcPr>
+          <w:p>
+            <w:pPr>
+              <w:spacing w:before="80" w:after="80"/>
+              <w:jc w:val="center"/>
+            </w:pPr>
+          </w:p>
+        </w:tc>
+      </w:tr>
+      <w:tr>
+        <w:tc>
+          <w:tcPr>
+            <w:tcW w:type="dxa" w:w="5234"/>
+          </w:tcPr>
+          <w:p>
+            <w:pPr>
+              <w:spacing w:before="80" w:after="80"/>
+              <w:jc w:val="both"/>
+            </w:pPr>
+            <w:r>
+              <w:rPr>
+                <w:rFonts w:ascii="Aptos" w:hAnsi="Aptos"/>
+                <w:sz w:val="20"/>
+              </w:rPr>
+              <w:t>Foto 1.1 – Infiltração em coluna de sustentação do Terminal do recife, em 09/06/2025.</w:t>
+            </w:r>
+          </w:p>
+        </w:tc>
+        <w:tc>
+          <w:tcPr>
+            <w:tcW w:type="dxa" w:w="5234"/>
+          </w:tcPr>
+          <w:p>
+            <w:pPr>
+              <w:spacing w:before="80" w:after="80"/>
+              <w:jc w:val="both"/>
+            </w:pPr>
+            <w:r>
+              <w:rPr>
+                <w:rFonts w:ascii="Aptos" w:hAnsi="Aptos"/>
+                <w:sz w:val="20"/>
+              </w:rPr>
+              <w:t>Foto 1.1 – Infiltração em coluna de sustentação do Terminal do recife, em 09/06/2025.</w:t>
+            </w:r>
+          </w:p>
+        </w:tc>
+      </w:tr>
+      <w:tr>
+        <w:tc>
+          <w:tcPr>
+            <w:tcW w:type="dxa" w:w="5234"/>
+          </w:tcPr>
+          <w:p>
+            <w:pPr>
+              <w:spacing w:before="80" w:after="80"/>
+              <w:jc w:val="center"/>
+            </w:pPr>
+          </w:p>
+        </w:tc>
+        <w:tc>
+          <w:tcPr>
+            <w:tcW w:type="dxa" w:w="5234"/>
+          </w:tcPr>
+          <w:p>
+            <w:pPr>
+              <w:spacing w:before="80" w:after="80"/>
+              <w:jc w:val="center"/>
+            </w:pPr>
+          </w:p>
+        </w:tc>
+      </w:tr>
+      <w:tr>
+        <w:tc>
+          <w:tcPr>
+            <w:tcW w:type="dxa" w:w="5234"/>
+          </w:tcPr>
+          <w:p>
+            <w:pPr>
+              <w:spacing w:before="80" w:after="80"/>
+              <w:jc w:val="both"/>
+            </w:pPr>
+            <w:r>
+              <w:rPr>
+                <w:rFonts w:ascii="Aptos" w:hAnsi="Aptos"/>
+                <w:sz w:val="20"/>
+              </w:rPr>
+              <w:t>Foto 1.1 – Infiltração em coluna de sustentação do Terminal do recife, em 09/06/2025.</w:t>
+            </w:r>
+          </w:p>
+        </w:tc>
+        <w:tc>
+          <w:tcPr>
+            <w:tcW w:type="dxa" w:w="5234"/>
+          </w:tcPr>
+          <w:p>
+            <w:pPr>
+              <w:spacing w:before="80" w:after="80"/>
+              <w:jc w:val="both"/>
+            </w:pPr>
+            <w:r>
+              <w:rPr>
+                <w:rFonts w:ascii="Aptos" w:hAnsi="Aptos"/>
+                <w:sz w:val="20"/>
+              </w:rPr>
+              <w:t>Foto 1.1 – Infiltração em coluna de sustentação do Terminal do recife, em 09/06/2025.</w:t>
+            </w:r>
+          </w:p>
+        </w:tc>
+      </w:tr>
+      <w:tr>
+        <w:tc>
+          <w:tcPr>
+            <w:tcW w:type="dxa" w:w="5234"/>
+          </w:tcPr>
+          <w:p>
+            <w:pPr>
+              <w:spacing w:before="80" w:after="80"/>
+              <w:jc w:val="center"/>
+            </w:pPr>
+          </w:p>
+        </w:tc>
+        <w:tc>
+          <w:tcPr>
+            <w:tcW w:type="dxa" w:w="5234"/>
+          </w:tcPr>
+          <w:p>
+            <w:pPr>
+              <w:spacing w:before="80" w:after="80"/>
+              <w:jc w:val="center"/>
+            </w:pPr>
+          </w:p>
+        </w:tc>
+      </w:tr>
+      <w:tr>
+        <w:tc>
+          <w:tcPr>
+            <w:tcW w:type="dxa" w:w="5234"/>
+          </w:tcPr>
+          <w:p>
+            <w:pPr>
+              <w:spacing w:before="80" w:after="80"/>
+              <w:jc w:val="both"/>
+            </w:pPr>
+            <w:r>
+              <w:rPr>
+                <w:rFonts w:ascii="Aptos" w:hAnsi="Aptos"/>
+                <w:sz w:val="20"/>
+              </w:rPr>
+              <w:t>Foto 1.1 – Infiltração em coluna de sustentação do Terminal do recife, em 09/06/2025.</w:t>
+            </w:r>
+          </w:p>
+        </w:tc>
+        <w:tc>
+          <w:tcPr>
+            <w:tcW w:type="dxa" w:w="5234"/>
+          </w:tcPr>
+          <w:p>
+            <w:pPr>
+              <w:spacing w:before="80" w:after="80"/>
+              <w:jc w:val="both"/>
+            </w:pPr>
+            <w:r>
+              <w:rPr>
+                <w:rFonts w:ascii="Aptos" w:hAnsi="Aptos"/>
+                <w:sz w:val="20"/>
+              </w:rPr>
+              <w:t>Foto 1.1 – Infiltração em coluna de sustentação do Terminal do recife, em 09/06/2025.</w:t>
+            </w:r>
+          </w:p>
+        </w:tc>
+      </w:tr>
+      <w:tr>
+        <w:tc>
+          <w:tcPr>
+            <w:tcW w:type="dxa" w:w="5234"/>
+          </w:tcPr>
+          <w:p>
+            <w:pPr>
+              <w:spacing w:before="80" w:after="80"/>
+              <w:jc w:val="center"/>
+            </w:pPr>
+          </w:p>
+        </w:tc>
+        <w:tc>
+          <w:tcPr>
+            <w:tcW w:type="dxa" w:w="5234"/>
+          </w:tcPr>
+          <w:p>
+            <w:pPr>
+              <w:spacing w:before="80" w:after="80"/>
+              <w:jc w:val="center"/>
+            </w:pPr>
+          </w:p>
+        </w:tc>
+      </w:tr>
+      <w:tr>
+        <w:tc>
+          <w:tcPr>
+            <w:tcW w:type="dxa" w:w="5234"/>
+          </w:tcPr>
+          <w:p>
+            <w:pPr>
+              <w:spacing w:before="80" w:after="80"/>
+              <w:jc w:val="both"/>
+            </w:pPr>
+            <w:r>
+              <w:rPr>
+                <w:rFonts w:ascii="Aptos" w:hAnsi="Aptos"/>
+                <w:sz w:val="20"/>
+              </w:rPr>
+              <w:t>Foto 1.1 – Infiltração em coluna de sustentação do Terminal do recife, em 09/06/2025.</w:t>
+            </w:r>
+          </w:p>
+        </w:tc>
+        <w:tc>
+          <w:tcPr>
+            <w:tcW w:type="dxa" w:w="5234"/>
+          </w:tcPr>
+          <w:p>
+            <w:pPr>
+              <w:spacing w:before="80" w:after="80"/>
+              <w:jc w:val="both"/>
+            </w:pPr>
+            <w:r>
+              <w:rPr>
+                <w:rFonts w:ascii="Aptos" w:hAnsi="Aptos"/>
+                <w:sz w:val="20"/>
+              </w:rPr>
+              <w:t>Foto 1.1 – Infiltração em coluna de sustentação do Terminal do recife, em 09/06/2025.</w:t>
+            </w:r>
+          </w:p>
+        </w:tc>
+      </w:tr>
+      <w:tr>
+        <w:tc>
+          <w:tcPr>
+            <w:tcW w:type="dxa" w:w="5234"/>
+          </w:tcPr>
+          <w:p>
+            <w:pPr>
+              <w:spacing w:before="80" w:after="80"/>
+              <w:jc w:val="center"/>
+            </w:pPr>
+          </w:p>
+        </w:tc>
+        <w:tc>
+          <w:tcPr>
+            <w:tcW w:type="dxa" w:w="5234"/>
+          </w:tcPr>
+          <w:p>
+            <w:pPr>
+              <w:spacing w:before="80" w:after="80"/>
+              <w:jc w:val="center"/>
+            </w:pPr>
+          </w:p>
+        </w:tc>
+      </w:tr>
+      <w:tr>
+        <w:tc>
+          <w:tcPr>
+            <w:tcW w:type="dxa" w:w="5234"/>
+          </w:tcPr>
+          <w:p>
+            <w:pPr>
+              <w:spacing w:before="80" w:after="80"/>
+              <w:jc w:val="both"/>
+            </w:pPr>
+            <w:r>
+              <w:rPr>
+                <w:rFonts w:ascii="Aptos" w:hAnsi="Aptos"/>
+                <w:sz w:val="20"/>
+              </w:rPr>
+              <w:t>Foto 1.1 – Infiltração em coluna de sustentação do Terminal do recife, em 09/06/2025.</w:t>
+            </w:r>
+          </w:p>
+        </w:tc>
+        <w:tc>
+          <w:tcPr>
+            <w:tcW w:type="dxa" w:w="5234"/>
+          </w:tcPr>
+          <w:p>
+            <w:pPr>
+              <w:spacing w:before="80" w:after="80"/>
+              <w:jc w:val="both"/>
+            </w:pPr>
+          </w:p>
+        </w:tc>
+      </w:tr>
+    </w:tbl>
+    <w:p/>
+    <w:p>
+      <w:pPr>
+        <w:spacing w:before="240" w:after="120" w:line="276" w:lineRule="auto"/>
+        <w:jc w:val="both"/>
+      </w:pPr>
+      <w:r>
+        <w:rPr>
+          <w:rFonts w:ascii="Aptos" w:hAnsi="Aptos"/>
+          <w:b/>
+          <w:sz w:val="22"/>
+        </w:rPr>
+        <w:t>Trecho Não Informado</w:t>
+      </w:r>
+    </w:p>
+    <w:tbl>
+      <w:tblPr>
+        <w:tblStyle w:val="TableGrid"/>
+        <w:tblW w:type="auto" w:w="0"/>
+        <w:jc w:val="center"/>
+        <w:tblLayout w:type="fixed"/>
+        <w:tblLook w:firstColumn="1" w:firstRow="1" w:lastColumn="0" w:lastRow="0" w:noHBand="0" w:noVBand="1" w:val="04A0"/>
+      </w:tblPr>
+      <w:tblGrid>
+        <w:gridCol w:w="10469"/>
+      </w:tblGrid>
+      <w:tr>
+        <w:tc>
+          <w:tcPr>
+            <w:tcW w:type="dxa" w:w="5234"/>
+          </w:tcPr>
+          <w:p>
+            <w:pPr>
+              <w:spacing w:before="80" w:after="80"/>
+              <w:jc w:val="center"/>
+            </w:pPr>
+          </w:p>
+        </w:tc>
+      </w:tr>
+      <w:tr>
+        <w:tc>
+          <w:tcPr>
+            <w:tcW w:type="dxa" w:w="5234"/>
+          </w:tcPr>
+          <w:p>
+            <w:pPr>
+              <w:spacing w:before="80" w:after="80"/>
+              <w:jc w:val="both"/>
+            </w:pPr>
+            <w:r>
+              <w:rPr>
+                <w:rFonts w:ascii="Aptos" w:hAnsi="Aptos"/>
+                <w:sz w:val="20"/>
+              </w:rPr>
+              <w:t>Foto 1.1 – Infiltração em coluna de sustentação do Terminal do Recife em 20/03/2025.;Piso desgastado conforme evidência da foto 04., em 09/06/2025.</w:t>
+            </w:r>
+          </w:p>
+        </w:tc>
+      </w:tr>
+    </w:tbl>
+    <w:p/>
+    <w:p>
+      <w:pPr>
+        <w:spacing w:before="240" w:after="120" w:line="276" w:lineRule="auto"/>
+        <w:jc w:val="both"/>
+      </w:pPr>
+      <w:r>
+        <w:rPr>
+          <w:rFonts w:ascii="Aptos" w:hAnsi="Aptos"/>
+          <w:b/>
+          <w:sz w:val="22"/>
+        </w:rPr>
+        <w:t>Trecho Não Informado</w:t>
+      </w:r>
+    </w:p>
+    <w:tbl>
+      <w:tblPr>
+        <w:tblStyle w:val="TableGrid"/>
+        <w:tblW w:type="auto" w:w="0"/>
+        <w:jc w:val="center"/>
+        <w:tblLayout w:type="fixed"/>
+        <w:tblLook w:firstColumn="1" w:firstRow="1" w:lastColumn="0" w:lastRow="0" w:noHBand="0" w:noVBand="1" w:val="04A0"/>
+      </w:tblPr>
+      <w:tblGrid>
+        <w:gridCol w:w="10469"/>
+      </w:tblGrid>
+      <w:tr>
+        <w:tc>
+          <w:tcPr>
+            <w:tcW w:type="dxa" w:w="5234"/>
+          </w:tcPr>
+          <w:p>
+            <w:pPr>
+              <w:spacing w:before="80" w:after="80"/>
+              <w:jc w:val="center"/>
+            </w:pPr>
+          </w:p>
+        </w:tc>
+      </w:tr>
+      <w:tr>
+        <w:tc>
+          <w:tcPr>
+            <w:tcW w:type="dxa" w:w="5234"/>
+          </w:tcPr>
+          <w:p>
+            <w:pPr>
+              <w:spacing w:before="80" w:after="80"/>
+              <w:jc w:val="both"/>
+            </w:pPr>
+            <w:r>
+              <w:rPr>
+                <w:rFonts w:ascii="Aptos" w:hAnsi="Aptos"/>
+                <w:sz w:val="20"/>
+              </w:rPr>
+              <w:t>Foto 1.1 – nan, em 09/06/2025.</w:t>
+            </w:r>
+          </w:p>
+        </w:tc>
+      </w:tr>
+    </w:tbl>
+    <w:p/>
+    <w:p>
+      <w:pPr>
+        <w:spacing w:before="240" w:after="120" w:line="276" w:lineRule="auto"/>
+        <w:jc w:val="both"/>
+      </w:pPr>
+      <w:r>
+        <w:rPr>
+          <w:rFonts w:ascii="Aptos" w:hAnsi="Aptos"/>
+          <w:b/>
+          <w:sz w:val="22"/>
+        </w:rPr>
+        <w:t>Trecho Não Informado</w:t>
+      </w:r>
+    </w:p>
+    <w:tbl>
+      <w:tblPr>
+        <w:tblStyle w:val="TableGrid"/>
+        <w:tblW w:type="auto" w:w="0"/>
+        <w:jc w:val="center"/>
+        <w:tblLayout w:type="fixed"/>
+        <w:tblLook w:firstColumn="1" w:firstRow="1" w:lastColumn="0" w:lastRow="0" w:noHBand="0" w:noVBand="1" w:val="04A0"/>
+      </w:tblPr>
+      <w:tblGrid>
+        <w:gridCol w:w="10469"/>
+      </w:tblGrid>
+      <w:tr>
+        <w:tc>
+          <w:tcPr>
+            <w:tcW w:type="dxa" w:w="5234"/>
+          </w:tcPr>
+          <w:p>
+            <w:pPr>
+              <w:spacing w:before="80" w:after="80"/>
+              <w:jc w:val="center"/>
+            </w:pPr>
+          </w:p>
+        </w:tc>
+      </w:tr>
+      <w:tr>
+        <w:tc>
+          <w:tcPr>
+            <w:tcW w:type="dxa" w:w="5234"/>
+          </w:tcPr>
+          <w:p>
+            <w:pPr>
+              <w:spacing w:before="80" w:after="80"/>
+              <w:jc w:val="both"/>
+            </w:pPr>
+            <w:r>
+              <w:rPr>
+                <w:rFonts w:ascii="Aptos" w:hAnsi="Aptos"/>
+                <w:sz w:val="20"/>
+              </w:rPr>
+              <w:t>Foto 1.2 – nan, em 09/06/2025.</w:t>
+            </w:r>
+          </w:p>
+        </w:tc>
+      </w:tr>
+    </w:tbl>
+    <w:p/>
+    <w:p>
+      <w:pPr>
+        <w:spacing w:before="240" w:after="120" w:line="276" w:lineRule="auto"/>
+        <w:jc w:val="both"/>
+      </w:pPr>
+      <w:r>
+        <w:rPr>
+          <w:rFonts w:ascii="Aptos" w:hAnsi="Aptos"/>
+          <w:b/>
+          <w:sz w:val="22"/>
+        </w:rPr>
+        <w:t>Trecho Não Informado</w:t>
+      </w:r>
+    </w:p>
+    <w:tbl>
+      <w:tblPr>
+        <w:tblStyle w:val="TableGrid"/>
+        <w:tblW w:type="auto" w:w="0"/>
+        <w:jc w:val="center"/>
+        <w:tblLayout w:type="fixed"/>
+        <w:tblLook w:firstColumn="1" w:firstRow="1" w:lastColumn="0" w:lastRow="0" w:noHBand="0" w:noVBand="1" w:val="04A0"/>
+      </w:tblPr>
+      <w:tblGrid>
+        <w:gridCol w:w="10469"/>
+      </w:tblGrid>
+      <w:tr>
+        <w:tc>
+          <w:tcPr>
+            <w:tcW w:type="dxa" w:w="5234"/>
+          </w:tcPr>
+          <w:p>
+            <w:pPr>
+              <w:spacing w:before="80" w:after="80"/>
+              <w:jc w:val="center"/>
+            </w:pPr>
+          </w:p>
+        </w:tc>
+      </w:tr>
+      <w:tr>
+        <w:tc>
+          <w:tcPr>
+            <w:tcW w:type="dxa" w:w="5234"/>
+          </w:tcPr>
+          <w:p>
+            <w:pPr>
+              <w:spacing w:before="80" w:after="80"/>
+              <w:jc w:val="both"/>
+            </w:pPr>
+            <w:r>
+              <w:rPr>
+                <w:rFonts w:ascii="Aptos" w:hAnsi="Aptos"/>
+                <w:sz w:val="20"/>
+              </w:rPr>
+              <w:t>Foto 1.3 – nan, em 09/06/2025.</w:t>
+            </w:r>
+          </w:p>
+        </w:tc>
+      </w:tr>
+    </w:tbl>
+    <w:p/>
+    <w:p>
+      <w:pPr>
+        <w:spacing w:before="240" w:after="120" w:line="276" w:lineRule="auto"/>
+        <w:jc w:val="both"/>
+      </w:pPr>
+      <w:r>
+        <w:rPr>
+          <w:rFonts w:ascii="Aptos" w:hAnsi="Aptos"/>
+          <w:b/>
+          <w:sz w:val="22"/>
+        </w:rPr>
+        <w:t>Trecho Não Informado</w:t>
+      </w:r>
+    </w:p>
+    <w:tbl>
+      <w:tblPr>
+        <w:tblStyle w:val="TableGrid"/>
+        <w:tblW w:type="auto" w:w="0"/>
+        <w:jc w:val="center"/>
+        <w:tblLayout w:type="fixed"/>
+        <w:tblLook w:firstColumn="1" w:firstRow="1" w:lastColumn="0" w:lastRow="0" w:noHBand="0" w:noVBand="1" w:val="04A0"/>
+      </w:tblPr>
+      <w:tblGrid>
+        <w:gridCol w:w="10469"/>
+      </w:tblGrid>
+      <w:tr>
+        <w:tc>
+          <w:tcPr>
+            <w:tcW w:type="dxa" w:w="5234"/>
+          </w:tcPr>
+          <w:p>
+            <w:pPr>
+              <w:spacing w:before="80" w:after="80"/>
+              <w:jc w:val="center"/>
+            </w:pPr>
+          </w:p>
+        </w:tc>
+      </w:tr>
+      <w:tr>
+        <w:tc>
+          <w:tcPr>
+            <w:tcW w:type="dxa" w:w="5234"/>
+          </w:tcPr>
+          <w:p>
+            <w:pPr>
+              <w:spacing w:before="80" w:after="80"/>
+              <w:jc w:val="both"/>
+            </w:pPr>
+            <w:r>
+              <w:rPr>
+                <w:rFonts w:ascii="Aptos" w:hAnsi="Aptos"/>
+                <w:sz w:val="20"/>
+              </w:rPr>
+              <w:t>Foto 1.4 – Espelho e barra em torno da pia oxidados no banehiro feminino PCD do Terminal de Recife, 20/03/2025;Infiltração em coluna de sustentação do Terminal do Recife em 20/03/2025, em 09/06/2025.</w:t>
+            </w:r>
+          </w:p>
+        </w:tc>
+      </w:tr>
+    </w:tbl>
+    <w:p/>
+    <w:p>
+      <w:pPr>
+        <w:spacing w:before="240" w:after="120" w:line="276" w:lineRule="auto"/>
+        <w:jc w:val="both"/>
+      </w:pPr>
+      <w:r>
+        <w:rPr>
+          <w:rFonts w:ascii="Aptos" w:hAnsi="Aptos"/>
+          <w:b/>
+          <w:sz w:val="22"/>
+        </w:rPr>
+        <w:t>Trecho Não Informado</w:t>
+      </w:r>
+    </w:p>
+    <w:tbl>
+      <w:tblPr>
+        <w:tblStyle w:val="TableGrid"/>
+        <w:tblW w:type="auto" w:w="0"/>
+        <w:jc w:val="center"/>
+        <w:tblLayout w:type="fixed"/>
+        <w:tblLook w:firstColumn="1" w:firstRow="1" w:lastColumn="0" w:lastRow="0" w:noHBand="0" w:noVBand="1" w:val="04A0"/>
+      </w:tblPr>
+      <w:tblGrid>
+        <w:gridCol w:w="5234"/>
+        <w:gridCol w:w="5234"/>
+      </w:tblGrid>
+      <w:tr>
+        <w:tc>
+          <w:tcPr>
+            <w:tcW w:type="dxa" w:w="5234"/>
+          </w:tcPr>
+          <w:p>
+            <w:pPr>
+              <w:spacing w:before="80" w:after="80"/>
+              <w:jc w:val="center"/>
+            </w:pPr>
+          </w:p>
+        </w:tc>
+        <w:tc>
+          <w:tcPr>
+            <w:tcW w:type="dxa" w:w="5234"/>
+          </w:tcPr>
+          <w:p>
+            <w:pPr>
+              <w:spacing w:before="80" w:after="80"/>
+              <w:jc w:val="center"/>
+            </w:pPr>
+          </w:p>
+        </w:tc>
+      </w:tr>
+      <w:tr>
+        <w:tc>
+          <w:tcPr>
+            <w:tcW w:type="dxa" w:w="5234"/>
+          </w:tcPr>
+          <w:p>
+            <w:pPr>
+              <w:spacing w:before="80" w:after="80"/>
+              <w:jc w:val="both"/>
+            </w:pPr>
+            <w:r>
+              <w:rPr>
+                <w:rFonts w:ascii="Aptos" w:hAnsi="Aptos"/>
+                <w:sz w:val="20"/>
+              </w:rPr>
+              <w:t>Foto 1.5 – Piso desgastado conforme evidência da foto 04., em 09/06/2025.</w:t>
+            </w:r>
+          </w:p>
+        </w:tc>
+        <w:tc>
+          <w:tcPr>
+            <w:tcW w:type="dxa" w:w="5234"/>
+          </w:tcPr>
+          <w:p>
+            <w:pPr>
+              <w:spacing w:before="80" w:after="80"/>
+              <w:jc w:val="both"/>
+            </w:pPr>
+            <w:r>
+              <w:rPr>
+                <w:rFonts w:ascii="Aptos" w:hAnsi="Aptos"/>
+                <w:sz w:val="20"/>
+              </w:rPr>
+              <w:t>Foto 1.6 – Piso desgastado conforme evidência da foto 04., em 09/06/2025.</w:t>
+            </w:r>
+          </w:p>
+        </w:tc>
+      </w:tr>
+      <w:tr>
+        <w:tc>
+          <w:tcPr>
+            <w:tcW w:type="dxa" w:w="5234"/>
+          </w:tcPr>
+          <w:p>
+            <w:pPr>
+              <w:spacing w:before="80" w:after="80"/>
+              <w:jc w:val="center"/>
+            </w:pPr>
+          </w:p>
+        </w:tc>
+        <w:tc>
+          <w:tcPr>
+            <w:tcW w:type="dxa" w:w="5234"/>
+          </w:tcPr>
+          <w:p>
+            <w:pPr>
+              <w:spacing w:before="80" w:after="80"/>
+              <w:jc w:val="center"/>
+            </w:pPr>
+          </w:p>
+        </w:tc>
+      </w:tr>
+      <w:tr>
+        <w:tc>
+          <w:tcPr>
+            <w:tcW w:type="dxa" w:w="5234"/>
+          </w:tcPr>
+          <w:p>
+            <w:pPr>
+              <w:spacing w:before="80" w:after="80"/>
+              <w:jc w:val="both"/>
+            </w:pPr>
+            <w:r>
+              <w:rPr>
+                <w:rFonts w:ascii="Aptos" w:hAnsi="Aptos"/>
+                <w:sz w:val="20"/>
+              </w:rPr>
+              <w:t>Foto 1.7 – Piso desgastado conforme evidência da foto 04., em 09/06/2025.</w:t>
+            </w:r>
+          </w:p>
+        </w:tc>
+        <w:tc>
+          <w:tcPr>
+            <w:tcW w:type="dxa" w:w="5234"/>
+          </w:tcPr>
+          <w:p>
+            <w:pPr>
+              <w:spacing w:before="80" w:after="80"/>
+              <w:jc w:val="both"/>
+            </w:pPr>
+            <w:r>
+              <w:rPr>
+                <w:rFonts w:ascii="Aptos" w:hAnsi="Aptos"/>
+                <w:sz w:val="20"/>
+              </w:rPr>
+              <w:t>Foto 1.8 – Piso desgastado conforme evidência da foto 04., em 09/06/2025.</w:t>
+            </w:r>
+          </w:p>
+        </w:tc>
+      </w:tr>
+      <w:tr>
+        <w:tc>
+          <w:tcPr>
+            <w:tcW w:type="dxa" w:w="5234"/>
+          </w:tcPr>
+          <w:p>
+            <w:pPr>
+              <w:spacing w:before="80" w:after="80"/>
+              <w:jc w:val="center"/>
+            </w:pPr>
+          </w:p>
+        </w:tc>
+        <w:tc>
+          <w:tcPr>
+            <w:tcW w:type="dxa" w:w="5234"/>
+          </w:tcPr>
+          <w:p>
+            <w:pPr>
+              <w:spacing w:before="80" w:after="80"/>
+              <w:jc w:val="center"/>
+            </w:pPr>
+          </w:p>
+        </w:tc>
+      </w:tr>
+      <w:tr>
+        <w:tc>
+          <w:tcPr>
+            <w:tcW w:type="dxa" w:w="5234"/>
+          </w:tcPr>
+          <w:p>
+            <w:pPr>
+              <w:spacing w:before="80" w:after="80"/>
+              <w:jc w:val="both"/>
+            </w:pPr>
+            <w:r>
+              <w:rPr>
+                <w:rFonts w:ascii="Aptos" w:hAnsi="Aptos"/>
+                <w:sz w:val="20"/>
+              </w:rPr>
+              <w:t>Foto 1.9 – Piso desgastado conforme evidência da foto 04., em 09/06/2025.</w:t>
+            </w:r>
+          </w:p>
+        </w:tc>
+        <w:tc>
+          <w:tcPr>
+            <w:tcW w:type="dxa" w:w="5234"/>
+          </w:tcPr>
+          <w:p>
+            <w:pPr>
+              <w:spacing w:before="80" w:after="80"/>
+              <w:jc w:val="both"/>
+            </w:pPr>
+            <w:r>
+              <w:rPr>
+                <w:rFonts w:ascii="Aptos" w:hAnsi="Aptos"/>
+                <w:sz w:val="20"/>
+              </w:rPr>
+              <w:t>Foto 1.1 – Piso desgastado conforme evidência da foto 04., em 09/06/2025.</w:t>
+            </w:r>
+          </w:p>
+        </w:tc>
+      </w:tr>
+      <w:tr>
+        <w:tc>
+          <w:tcPr>
+            <w:tcW w:type="dxa" w:w="5234"/>
+          </w:tcPr>
+          <w:p>
+            <w:pPr>
+              <w:spacing w:before="80" w:after="80"/>
+              <w:jc w:val="center"/>
+            </w:pPr>
+          </w:p>
+        </w:tc>
+        <w:tc>
+          <w:tcPr>
+            <w:tcW w:type="dxa" w:w="5234"/>
+          </w:tcPr>
+          <w:p>
+            <w:pPr>
+              <w:spacing w:before="80" w:after="80"/>
+              <w:jc w:val="center"/>
+            </w:pPr>
+          </w:p>
+        </w:tc>
+      </w:tr>
+      <w:tr>
+        <w:tc>
+          <w:tcPr>
+            <w:tcW w:type="dxa" w:w="5234"/>
+          </w:tcPr>
+          <w:p>
+            <w:pPr>
+              <w:spacing w:before="80" w:after="80"/>
+              <w:jc w:val="both"/>
+            </w:pPr>
+            <w:r>
+              <w:rPr>
+                <w:rFonts w:ascii="Aptos" w:hAnsi="Aptos"/>
+                <w:sz w:val="20"/>
+              </w:rPr>
+              <w:t>Foto 1.11 – Piso desgastado conforme evidência da foto 04., em 09/06/2025.</w:t>
+            </w:r>
+          </w:p>
+        </w:tc>
+        <w:tc>
+          <w:tcPr>
+            <w:tcW w:type="dxa" w:w="5234"/>
+          </w:tcPr>
+          <w:p>
+            <w:pPr>
+              <w:spacing w:before="80" w:after="80"/>
+              <w:jc w:val="both"/>
+            </w:pPr>
+            <w:r>
+              <w:rPr>
+                <w:rFonts w:ascii="Aptos" w:hAnsi="Aptos"/>
+                <w:sz w:val="20"/>
+              </w:rPr>
+              <w:t>Foto 1.12 – Piso desgastado conforme evidência da foto 04., em 09/06/2025.</w:t>
+            </w:r>
+          </w:p>
+        </w:tc>
+      </w:tr>
+      <w:tr>
+        <w:tc>
+          <w:tcPr>
+            <w:tcW w:type="dxa" w:w="5234"/>
+          </w:tcPr>
+          <w:p>
+            <w:pPr>
+              <w:spacing w:before="80" w:after="80"/>
+              <w:jc w:val="center"/>
+            </w:pPr>
+          </w:p>
+        </w:tc>
+        <w:tc>
+          <w:tcPr>
+            <w:tcW w:type="dxa" w:w="5234"/>
+          </w:tcPr>
+          <w:p>
+            <w:pPr>
+              <w:spacing w:before="80" w:after="80"/>
+              <w:jc w:val="center"/>
+            </w:pPr>
+          </w:p>
+        </w:tc>
+      </w:tr>
+      <w:tr>
+        <w:tc>
+          <w:tcPr>
+            <w:tcW w:type="dxa" w:w="5234"/>
+          </w:tcPr>
+          <w:p>
+            <w:pPr>
+              <w:spacing w:before="80" w:after="80"/>
+              <w:jc w:val="both"/>
+            </w:pPr>
+            <w:r>
+              <w:rPr>
+                <w:rFonts w:ascii="Aptos" w:hAnsi="Aptos"/>
+                <w:sz w:val="20"/>
+              </w:rPr>
+              <w:t>Foto 1.13 – Piso desgastado conforme evidência da foto 04., em 09/06/2025.</w:t>
+            </w:r>
+          </w:p>
+        </w:tc>
+        <w:tc>
+          <w:tcPr>
+            <w:tcW w:type="dxa" w:w="5234"/>
+          </w:tcPr>
+          <w:p>
+            <w:pPr>
+              <w:spacing w:before="80" w:after="80"/>
+              <w:jc w:val="both"/>
+            </w:pPr>
+            <w:r>
+              <w:rPr>
+                <w:rFonts w:ascii="Aptos" w:hAnsi="Aptos"/>
+                <w:sz w:val="20"/>
+              </w:rPr>
+              <w:t>Foto 1.14 – Piso desgastado conforme evidência da foto 04., em 09/06/2025.</w:t>
+            </w:r>
+          </w:p>
+        </w:tc>
+      </w:tr>
+      <w:tr>
+        <w:tc>
+          <w:tcPr>
+            <w:tcW w:type="dxa" w:w="5234"/>
+          </w:tcPr>
+          <w:p>
+            <w:pPr>
+              <w:spacing w:before="80" w:after="80"/>
+              <w:jc w:val="center"/>
+            </w:pPr>
+          </w:p>
+        </w:tc>
+        <w:tc>
+          <w:tcPr>
+            <w:tcW w:type="dxa" w:w="5234"/>
+          </w:tcPr>
+          <w:p>
+            <w:pPr>
+              <w:spacing w:before="80" w:after="80"/>
+              <w:jc w:val="center"/>
+            </w:pPr>
+          </w:p>
+        </w:tc>
+      </w:tr>
+      <w:tr>
+        <w:tc>
+          <w:tcPr>
+            <w:tcW w:type="dxa" w:w="5234"/>
+          </w:tcPr>
+          <w:p>
+            <w:pPr>
+              <w:spacing w:before="80" w:after="80"/>
+              <w:jc w:val="both"/>
+            </w:pPr>
+            <w:r>
+              <w:rPr>
+                <w:rFonts w:ascii="Aptos" w:hAnsi="Aptos"/>
+                <w:sz w:val="20"/>
+              </w:rPr>
+              <w:t>Foto 1.15 – Piso desgastado conforme evidência da foto 04., em 09/06/2025.</w:t>
+            </w:r>
+          </w:p>
+        </w:tc>
+        <w:tc>
+          <w:tcPr>
+            <w:tcW w:type="dxa" w:w="5234"/>
+          </w:tcPr>
+          <w:p>
+            <w:pPr>
+              <w:spacing w:before="80" w:after="80"/>
+              <w:jc w:val="both"/>
+            </w:pPr>
+            <w:r>
+              <w:rPr>
+                <w:rFonts w:ascii="Aptos" w:hAnsi="Aptos"/>
+                <w:sz w:val="20"/>
+              </w:rPr>
+              <w:t>Foto 1.16 – Piso desgastado conforme evidência da foto 04., em 09/06/2025.</w:t>
+            </w:r>
+          </w:p>
+        </w:tc>
+      </w:tr>
+      <w:tr>
+        <w:tc>
+          <w:tcPr>
+            <w:tcW w:type="dxa" w:w="5234"/>
+          </w:tcPr>
+          <w:p>
+            <w:pPr>
+              <w:spacing w:before="80" w:after="80"/>
+              <w:jc w:val="center"/>
+            </w:pPr>
+          </w:p>
+        </w:tc>
+        <w:tc>
+          <w:tcPr>
+            <w:tcW w:type="dxa" w:w="5234"/>
+          </w:tcPr>
+          <w:p>
+            <w:pPr>
+              <w:spacing w:before="80" w:after="80"/>
+              <w:jc w:val="center"/>
+            </w:pPr>
+          </w:p>
+        </w:tc>
+      </w:tr>
+      <w:tr>
+        <w:tc>
+          <w:tcPr>
+            <w:tcW w:type="dxa" w:w="5234"/>
+          </w:tcPr>
+          <w:p>
+            <w:pPr>
+              <w:spacing w:before="80" w:after="80"/>
+              <w:jc w:val="both"/>
+            </w:pPr>
+            <w:r>
+              <w:rPr>
+                <w:rFonts w:ascii="Aptos" w:hAnsi="Aptos"/>
+                <w:sz w:val="20"/>
+              </w:rPr>
+              <w:t>Foto 1.17 – Piso desgastado conforme evidência da foto 04., em 09/06/2025.</w:t>
+            </w:r>
+          </w:p>
+        </w:tc>
+        <w:tc>
+          <w:tcPr>
+            <w:tcW w:type="dxa" w:w="5234"/>
+          </w:tcPr>
+          <w:p>
+            <w:pPr>
+              <w:spacing w:before="80" w:after="80"/>
+              <w:jc w:val="both"/>
+            </w:pPr>
+            <w:r>
+              <w:rPr>
+                <w:rFonts w:ascii="Aptos" w:hAnsi="Aptos"/>
+                <w:sz w:val="20"/>
+              </w:rPr>
+              <w:t>Foto 1.18 – Piso desgastado conforme evidência da foto 04., em 09/06/2025.</w:t>
+            </w:r>
+          </w:p>
+        </w:tc>
+      </w:tr>
+      <w:tr>
+        <w:tc>
+          <w:tcPr>
+            <w:tcW w:type="dxa" w:w="5234"/>
+          </w:tcPr>
+          <w:p>
+            <w:pPr>
+              <w:spacing w:before="80" w:after="80"/>
+              <w:jc w:val="center"/>
+            </w:pPr>
+          </w:p>
+        </w:tc>
+        <w:tc>
+          <w:tcPr>
+            <w:tcW w:type="dxa" w:w="5234"/>
+          </w:tcPr>
+          <w:p>
+            <w:pPr>
+              <w:spacing w:before="80" w:after="80"/>
+              <w:jc w:val="center"/>
+            </w:pPr>
+          </w:p>
+        </w:tc>
+      </w:tr>
+      <w:tr>
+        <w:tc>
+          <w:tcPr>
+            <w:tcW w:type="dxa" w:w="5234"/>
+          </w:tcPr>
+          <w:p>
+            <w:pPr>
+              <w:spacing w:before="80" w:after="80"/>
+              <w:jc w:val="both"/>
+            </w:pPr>
+            <w:r>
+              <w:rPr>
+                <w:rFonts w:ascii="Aptos" w:hAnsi="Aptos"/>
+                <w:sz w:val="20"/>
+              </w:rPr>
+              <w:t>Foto 1.19 – Piso desgastado conforme evidência da foto 04., em 09/06/2025.</w:t>
+            </w:r>
+          </w:p>
+        </w:tc>
+        <w:tc>
+          <w:tcPr>
+            <w:tcW w:type="dxa" w:w="5234"/>
+          </w:tcPr>
+          <w:p>
+            <w:pPr>
+              <w:spacing w:before="80" w:after="80"/>
+              <w:jc w:val="both"/>
+            </w:pPr>
+            <w:r>
+              <w:rPr>
+                <w:rFonts w:ascii="Aptos" w:hAnsi="Aptos"/>
+                <w:sz w:val="20"/>
+              </w:rPr>
+              <w:t>Foto 1.2 – Piso desgastado conforme evidência da foto 04., em 09/06/2025.</w:t>
+            </w:r>
+          </w:p>
+        </w:tc>
+      </w:tr>
+      <w:tr>
+        <w:tc>
+          <w:tcPr>
+            <w:tcW w:type="dxa" w:w="5234"/>
+          </w:tcPr>
+          <w:p>
+            <w:pPr>
+              <w:spacing w:before="80" w:after="80"/>
+              <w:jc w:val="center"/>
+            </w:pPr>
+          </w:p>
+        </w:tc>
+        <w:tc>
+          <w:tcPr>
+            <w:tcW w:type="dxa" w:w="5234"/>
+          </w:tcPr>
+          <w:p>
+            <w:pPr>
+              <w:spacing w:before="80" w:after="80"/>
+              <w:jc w:val="center"/>
+            </w:pPr>
+          </w:p>
+        </w:tc>
+      </w:tr>
+      <w:tr>
+        <w:tc>
+          <w:tcPr>
+            <w:tcW w:type="dxa" w:w="5234"/>
+          </w:tcPr>
+          <w:p>
+            <w:pPr>
+              <w:spacing w:before="80" w:after="80"/>
+              <w:jc w:val="both"/>
+            </w:pPr>
+            <w:r>
+              <w:rPr>
+                <w:rFonts w:ascii="Aptos" w:hAnsi="Aptos"/>
+                <w:sz w:val="20"/>
+              </w:rPr>
+              <w:t>Foto 1.21 – Piso desgastado conforme evidência da foto 04., em 09/06/2025.</w:t>
+            </w:r>
+          </w:p>
+        </w:tc>
+        <w:tc>
+          <w:tcPr>
+            <w:tcW w:type="dxa" w:w="5234"/>
+          </w:tcPr>
+          <w:p>
+            <w:pPr>
+              <w:spacing w:before="80" w:after="80"/>
+              <w:jc w:val="both"/>
+            </w:pPr>
+            <w:r>
+              <w:rPr>
+                <w:rFonts w:ascii="Aptos" w:hAnsi="Aptos"/>
+                <w:sz w:val="20"/>
+              </w:rPr>
+              <w:t>Foto 1.22 – Piso desgastado conforme evidência da foto 04., em 09/06/2025.</w:t>
+            </w:r>
+          </w:p>
+        </w:tc>
+      </w:tr>
+      <w:tr>
+        <w:tc>
+          <w:tcPr>
+            <w:tcW w:type="dxa" w:w="5234"/>
+          </w:tcPr>
+          <w:p>
+            <w:pPr>
+              <w:spacing w:before="80" w:after="80"/>
+              <w:jc w:val="center"/>
+            </w:pPr>
+          </w:p>
+        </w:tc>
+        <w:tc>
+          <w:tcPr>
+            <w:tcW w:type="dxa" w:w="5234"/>
+          </w:tcPr>
+          <w:p>
+            <w:pPr>
+              <w:spacing w:before="80" w:after="80"/>
+              <w:jc w:val="center"/>
+            </w:pPr>
+          </w:p>
+        </w:tc>
+      </w:tr>
+      <w:tr>
+        <w:tc>
+          <w:tcPr>
+            <w:tcW w:type="dxa" w:w="5234"/>
+          </w:tcPr>
+          <w:p>
+            <w:pPr>
+              <w:spacing w:before="80" w:after="80"/>
+              <w:jc w:val="both"/>
+            </w:pPr>
+            <w:r>
+              <w:rPr>
+                <w:rFonts w:ascii="Aptos" w:hAnsi="Aptos"/>
+                <w:sz w:val="20"/>
+              </w:rPr>
+              <w:t>Foto 1.23 – Piso desgastado conforme evidência da foto 04., em 09/06/2025.</w:t>
+            </w:r>
+          </w:p>
+        </w:tc>
+        <w:tc>
+          <w:tcPr>
+            <w:tcW w:type="dxa" w:w="5234"/>
+          </w:tcPr>
+          <w:p>
+            <w:pPr>
+              <w:spacing w:before="80" w:after="80"/>
+              <w:jc w:val="both"/>
+            </w:pPr>
+            <w:r>
+              <w:rPr>
+                <w:rFonts w:ascii="Aptos" w:hAnsi="Aptos"/>
+                <w:sz w:val="20"/>
+              </w:rPr>
+              <w:t>Foto 1.24 – Piso desgastado conforme evidência da foto 04., em 09/06/2025.</w:t>
+            </w:r>
+          </w:p>
+        </w:tc>
+      </w:tr>
+      <w:tr>
+        <w:tc>
+          <w:tcPr>
+            <w:tcW w:type="dxa" w:w="5234"/>
+          </w:tcPr>
+          <w:p>
+            <w:pPr>
+              <w:spacing w:before="80" w:after="80"/>
+              <w:jc w:val="center"/>
+            </w:pPr>
+          </w:p>
+        </w:tc>
+        <w:tc>
+          <w:tcPr>
+            <w:tcW w:type="dxa" w:w="5234"/>
+          </w:tcPr>
+          <w:p>
+            <w:pPr>
+              <w:spacing w:before="80" w:after="80"/>
+              <w:jc w:val="center"/>
+            </w:pPr>
+          </w:p>
+        </w:tc>
+      </w:tr>
+      <w:tr>
+        <w:tc>
+          <w:tcPr>
+            <w:tcW w:type="dxa" w:w="5234"/>
+          </w:tcPr>
+          <w:p>
+            <w:pPr>
+              <w:spacing w:before="80" w:after="80"/>
+              <w:jc w:val="both"/>
+            </w:pPr>
+            <w:r>
+              <w:rPr>
+                <w:rFonts w:ascii="Aptos" w:hAnsi="Aptos"/>
+                <w:sz w:val="20"/>
+              </w:rPr>
+              <w:t>Foto 1.0 – Piso desgastado conforme evidência da foto 04.;Segunda legenda qualquer coisa., em 09/06/2025.</w:t>
+            </w:r>
+          </w:p>
+        </w:tc>
+        <w:tc>
+          <w:tcPr>
+            <w:tcW w:type="dxa" w:w="5234"/>
+          </w:tcPr>
+          <w:p>
+            <w:pPr>
+              <w:spacing w:before="80" w:after="80"/>
+              <w:jc w:val="both"/>
+            </w:pPr>
+            <w:r>
+              <w:rPr>
+                <w:rFonts w:ascii="Aptos" w:hAnsi="Aptos"/>
+                <w:sz w:val="20"/>
+              </w:rPr>
+              <w:t>Foto 1.1 – Piso desgastado conforme evidência da foto 04.;Segunda legenda qualquer coisa., em 09/06/2025.</w:t>
+            </w:r>
+          </w:p>
+        </w:tc>
+      </w:tr>
+      <w:tr>
+        <w:tc>
+          <w:tcPr>
+            <w:tcW w:type="dxa" w:w="5234"/>
+          </w:tcPr>
+          <w:p>
+            <w:pPr>
+              <w:spacing w:before="80" w:after="80"/>
+              <w:jc w:val="center"/>
+            </w:pPr>
+          </w:p>
+        </w:tc>
+        <w:tc>
+          <w:tcPr>
+            <w:tcW w:type="dxa" w:w="5234"/>
+          </w:tcPr>
+          <w:p>
+            <w:pPr>
+              <w:spacing w:before="80" w:after="80"/>
+              <w:jc w:val="center"/>
+            </w:pPr>
+          </w:p>
+        </w:tc>
+      </w:tr>
+      <w:tr>
+        <w:tc>
+          <w:tcPr>
+            <w:tcW w:type="dxa" w:w="5234"/>
+          </w:tcPr>
+          <w:p>
+            <w:pPr>
+              <w:spacing w:before="80" w:after="80"/>
+              <w:jc w:val="both"/>
+            </w:pPr>
+            <w:r>
+              <w:rPr>
+                <w:rFonts w:ascii="Aptos" w:hAnsi="Aptos"/>
+                <w:sz w:val="20"/>
+              </w:rPr>
+              <w:t>Foto 1.2 – Piso desgastado conforme evidência da foto 04.;Segunda legenda qualquer coisa., em 09/06/2025.</w:t>
+            </w:r>
+          </w:p>
+        </w:tc>
+        <w:tc>
+          <w:tcPr>
+            <w:tcW w:type="dxa" w:w="5234"/>
+          </w:tcPr>
+          <w:p>
+            <w:pPr>
+              <w:spacing w:before="80" w:after="80"/>
+              <w:jc w:val="both"/>
+            </w:pPr>
+            <w:r>
+              <w:rPr>
+                <w:rFonts w:ascii="Aptos" w:hAnsi="Aptos"/>
+                <w:sz w:val="20"/>
+              </w:rPr>
+              <w:t>Foto 1.3 – Piso desgastado conforme evidência da foto 04.;Segunda legenda qualquer coisa. ;Piso desgastado conforme evidência da foto 04.;Segunda legenda qualquer coisa. ;Piso desgastado conforme evidência da foto 04.;Segunda legenda qualquer coisa., em 09/06/2025.</w:t>
+            </w:r>
+          </w:p>
+        </w:tc>
+      </w:tr>
+      <w:tr>
+        <w:tc>
+          <w:tcPr>
+            <w:tcW w:type="dxa" w:w="5234"/>
+          </w:tcPr>
+          <w:p>
+            <w:pPr>
+              <w:spacing w:before="80" w:after="80"/>
+              <w:jc w:val="center"/>
+            </w:pPr>
+          </w:p>
+        </w:tc>
+        <w:tc>
+          <w:tcPr>
+            <w:tcW w:type="dxa" w:w="5234"/>
+          </w:tcPr>
+          <w:p>
+            <w:pPr>
+              <w:spacing w:before="80" w:after="80"/>
+              <w:jc w:val="center"/>
+            </w:pPr>
+          </w:p>
+        </w:tc>
+      </w:tr>
+      <w:tr>
+        <w:tc>
+          <w:tcPr>
+            <w:tcW w:type="dxa" w:w="5234"/>
+          </w:tcPr>
+          <w:p>
+            <w:pPr>
+              <w:spacing w:before="80" w:after="80"/>
+              <w:jc w:val="both"/>
+            </w:pPr>
+            <w:r>
+              <w:rPr>
+                <w:rFonts w:ascii="Aptos" w:hAnsi="Aptos"/>
+                <w:sz w:val="20"/>
+              </w:rPr>
+              <w:t>Foto 1.4 – Piso desgastado conforme evidência da foto 04.;Segunda legenda qualquer coisa., em 09/06/2025.</w:t>
+            </w:r>
+          </w:p>
+        </w:tc>
+        <w:tc>
+          <w:tcPr>
+            <w:tcW w:type="dxa" w:w="5234"/>
+          </w:tcPr>
+          <w:p>
+            <w:pPr>
+              <w:spacing w:before="80" w:after="80"/>
+              <w:jc w:val="both"/>
+            </w:pPr>
+            <w:r>
+              <w:rPr>
+                <w:rFonts w:ascii="Aptos" w:hAnsi="Aptos"/>
+                <w:sz w:val="20"/>
+              </w:rPr>
+              <w:t>Foto 1.5 – Piso desgastado conforme evidência da foto 04.;Segunda legenda qualquer coisa., em 09/06/2025.</w:t>
+            </w:r>
+          </w:p>
+        </w:tc>
+      </w:tr>
+      <w:tr>
+        <w:tc>
+          <w:tcPr>
+            <w:tcW w:type="dxa" w:w="5234"/>
+          </w:tcPr>
+          <w:p>
+            <w:pPr>
+              <w:spacing w:before="80" w:after="80"/>
+              <w:jc w:val="center"/>
+            </w:pPr>
+          </w:p>
+        </w:tc>
+        <w:tc>
+          <w:tcPr>
+            <w:tcW w:type="dxa" w:w="5234"/>
+          </w:tcPr>
+          <w:p>
+            <w:pPr>
+              <w:spacing w:before="80" w:after="80"/>
+              <w:jc w:val="center"/>
+            </w:pPr>
+          </w:p>
+        </w:tc>
+      </w:tr>
+      <w:tr>
+        <w:tc>
+          <w:tcPr>
+            <w:tcW w:type="dxa" w:w="5234"/>
+          </w:tcPr>
+          <w:p>
+            <w:pPr>
+              <w:spacing w:before="80" w:after="80"/>
+              <w:jc w:val="both"/>
+            </w:pPr>
+            <w:r>
+              <w:rPr>
+                <w:rFonts w:ascii="Aptos" w:hAnsi="Aptos"/>
+                <w:sz w:val="20"/>
+              </w:rPr>
+              <w:t>Foto 1.6 – nan, em 09/06/2025.</w:t>
+            </w:r>
+          </w:p>
+        </w:tc>
+        <w:tc>
+          <w:tcPr>
+            <w:tcW w:type="dxa" w:w="5234"/>
+          </w:tcPr>
+          <w:p>
+            <w:pPr>
+              <w:spacing w:before="80" w:after="80"/>
+              <w:jc w:val="both"/>
+            </w:pPr>
+            <w:r>
+              <w:rPr>
+                <w:rFonts w:ascii="Aptos" w:hAnsi="Aptos"/>
+                <w:sz w:val="20"/>
+              </w:rPr>
+              <w:t>Foto 1.7 – Piso desgastado conforme evidência da foto 04., em 09/06/2025.</w:t>
+            </w:r>
+          </w:p>
+        </w:tc>
+      </w:tr>
+      <w:tr>
+        <w:tc>
+          <w:tcPr>
+            <w:tcW w:type="dxa" w:w="5234"/>
+          </w:tcPr>
+          <w:p>
+            <w:pPr>
+              <w:spacing w:before="80" w:after="80"/>
+              <w:jc w:val="center"/>
+            </w:pPr>
+          </w:p>
+        </w:tc>
+        <w:tc>
+          <w:tcPr>
+            <w:tcW w:type="dxa" w:w="5234"/>
+          </w:tcPr>
+          <w:p>
+            <w:pPr>
+              <w:spacing w:before="80" w:after="80"/>
+              <w:jc w:val="center"/>
+            </w:pPr>
+          </w:p>
+        </w:tc>
+      </w:tr>
+      <w:tr>
+        <w:tc>
+          <w:tcPr>
+            <w:tcW w:type="dxa" w:w="5234"/>
+          </w:tcPr>
+          <w:p>
+            <w:pPr>
+              <w:spacing w:before="80" w:after="80"/>
+              <w:jc w:val="both"/>
+            </w:pPr>
+            <w:r>
+              <w:rPr>
+                <w:rFonts w:ascii="Aptos" w:hAnsi="Aptos"/>
+                <w:sz w:val="20"/>
+              </w:rPr>
+              <w:t>Foto 1.8 – nan, em 09/06/2025.</w:t>
+            </w:r>
+          </w:p>
+        </w:tc>
+        <w:tc>
+          <w:tcPr>
+            <w:tcW w:type="dxa" w:w="5234"/>
+          </w:tcPr>
+          <w:p>
+            <w:pPr>
+              <w:spacing w:before="80" w:after="80"/>
+              <w:jc w:val="both"/>
+            </w:pPr>
+            <w:r>
+              <w:rPr>
+                <w:rFonts w:ascii="Aptos" w:hAnsi="Aptos"/>
+                <w:sz w:val="20"/>
+              </w:rPr>
+              <w:t>Foto 1.9 – Piso desgastado conforme evidência da foto 04.;Segunda legenda qualquer coisa., em 09/06/2025.</w:t>
+            </w:r>
+          </w:p>
+        </w:tc>
+      </w:tr>
+      <w:tr>
+        <w:tc>
+          <w:tcPr>
+            <w:tcW w:type="dxa" w:w="5234"/>
+          </w:tcPr>
+          <w:p>
+            <w:pPr>
+              <w:spacing w:before="80" w:after="80"/>
+              <w:jc w:val="center"/>
+            </w:pPr>
+          </w:p>
+        </w:tc>
+        <w:tc>
+          <w:tcPr>
+            <w:tcW w:type="dxa" w:w="5234"/>
+          </w:tcPr>
+          <w:p>
+            <w:pPr>
+              <w:spacing w:before="80" w:after="80"/>
+              <w:jc w:val="center"/>
+            </w:pPr>
+          </w:p>
+        </w:tc>
+      </w:tr>
+      <w:tr>
+        <w:tc>
+          <w:tcPr>
+            <w:tcW w:type="dxa" w:w="5234"/>
+          </w:tcPr>
+          <w:p>
+            <w:pPr>
+              <w:spacing w:before="80" w:after="80"/>
+              <w:jc w:val="both"/>
+            </w:pPr>
+            <w:r>
+              <w:rPr>
+                <w:rFonts w:ascii="Aptos" w:hAnsi="Aptos"/>
+                <w:sz w:val="20"/>
+              </w:rPr>
+              <w:t>Foto 1.1 – Piso desgastado conforme evidência da foto 04.;Segunda legenda qualquer coisa., em 09/06/2025.</w:t>
+            </w:r>
+          </w:p>
+        </w:tc>
+        <w:tc>
+          <w:tcPr>
+            <w:tcW w:type="dxa" w:w="5234"/>
+          </w:tcPr>
+          <w:p>
+            <w:pPr>
+              <w:spacing w:before="80" w:after="80"/>
+              <w:jc w:val="both"/>
+            </w:pPr>
+            <w:r>
+              <w:rPr>
+                <w:rFonts w:ascii="Aptos" w:hAnsi="Aptos"/>
+                <w:sz w:val="20"/>
+              </w:rPr>
+              <w:t>Foto 1.11 – Piso desgastado conforme evidência da foto 04.;Segunda legenda qualquer coisa., em 09/06/2025.</w:t>
+            </w:r>
+          </w:p>
+        </w:tc>
+      </w:tr>
+      <w:tr>
+        <w:tc>
+          <w:tcPr>
+            <w:tcW w:type="dxa" w:w="5234"/>
+          </w:tcPr>
+          <w:p>
+            <w:pPr>
+              <w:spacing w:before="80" w:after="80"/>
+              <w:jc w:val="center"/>
+            </w:pPr>
+          </w:p>
+        </w:tc>
+        <w:tc>
+          <w:tcPr>
+            <w:tcW w:type="dxa" w:w="5234"/>
+          </w:tcPr>
+          <w:p>
+            <w:pPr>
+              <w:spacing w:before="80" w:after="80"/>
+              <w:jc w:val="center"/>
+            </w:pPr>
+          </w:p>
+        </w:tc>
+      </w:tr>
+      <w:tr>
+        <w:tc>
+          <w:tcPr>
+            <w:tcW w:type="dxa" w:w="5234"/>
+          </w:tcPr>
+          <w:p>
+            <w:pPr>
+              <w:spacing w:before="80" w:after="80"/>
+              <w:jc w:val="both"/>
+            </w:pPr>
+            <w:r>
+              <w:rPr>
+                <w:rFonts w:ascii="Aptos" w:hAnsi="Aptos"/>
+                <w:sz w:val="20"/>
+              </w:rPr>
+              <w:t>Foto 1.12 – Piso desgastado conforme evidência da foto 04.;Segunda legenda qualquer coisa., em 09/06/2025.</w:t>
+            </w:r>
+          </w:p>
+        </w:tc>
+        <w:tc>
+          <w:tcPr>
+            <w:tcW w:type="dxa" w:w="5234"/>
+          </w:tcPr>
+          <w:p>
+            <w:pPr>
+              <w:spacing w:before="80" w:after="80"/>
+              <w:jc w:val="both"/>
+            </w:pPr>
+            <w:r>
+              <w:rPr>
+                <w:rFonts w:ascii="Aptos" w:hAnsi="Aptos"/>
+                <w:sz w:val="20"/>
+              </w:rPr>
+              <w:t>Foto 1.13 – Piso desgastado conforme evidência da foto 04.;Segunda legenda qualquer coisa., em 09/06/2025.</w:t>
+            </w:r>
+          </w:p>
+        </w:tc>
+      </w:tr>
+      <w:tr>
+        <w:tc>
+          <w:tcPr>
+            <w:tcW w:type="dxa" w:w="5234"/>
+          </w:tcPr>
+          <w:p>
+            <w:pPr>
+              <w:spacing w:before="80" w:after="80"/>
+              <w:jc w:val="center"/>
+            </w:pPr>
+          </w:p>
+        </w:tc>
+        <w:tc>
+          <w:tcPr>
+            <w:tcW w:type="dxa" w:w="5234"/>
+          </w:tcPr>
+          <w:p>
+            <w:pPr>
+              <w:spacing w:before="80" w:after="80"/>
+              <w:jc w:val="center"/>
+            </w:pPr>
+          </w:p>
+        </w:tc>
+      </w:tr>
+      <w:tr>
+        <w:tc>
+          <w:tcPr>
+            <w:tcW w:type="dxa" w:w="5234"/>
+          </w:tcPr>
+          <w:p>
+            <w:pPr>
+              <w:spacing w:before="80" w:after="80"/>
+              <w:jc w:val="both"/>
+            </w:pPr>
+            <w:r>
+              <w:rPr>
+                <w:rFonts w:ascii="Aptos" w:hAnsi="Aptos"/>
+                <w:sz w:val="20"/>
+              </w:rPr>
+              <w:t>Foto 1.14 – Piso desgastado conforme evidência da foto 04.;Segunda legenda qualquer coisa., em 09/06/2025.</w:t>
+            </w:r>
+          </w:p>
+        </w:tc>
+        <w:tc>
+          <w:tcPr>
+            <w:tcW w:type="dxa" w:w="5234"/>
+          </w:tcPr>
+          <w:p>
+            <w:pPr>
+              <w:spacing w:before="80" w:after="80"/>
+              <w:jc w:val="both"/>
+            </w:pPr>
+            <w:r>
+              <w:rPr>
+                <w:rFonts w:ascii="Aptos" w:hAnsi="Aptos"/>
+                <w:sz w:val="20"/>
+              </w:rPr>
+              <w:t>Foto 1.15 – Piso desgastado conforme evidência da foto 04.;Segunda legenda qualquer coisa., em 09/06/2025.</w:t>
+            </w:r>
+          </w:p>
+        </w:tc>
+      </w:tr>
+      <w:tr>
+        <w:tc>
+          <w:tcPr>
+            <w:tcW w:type="dxa" w:w="5234"/>
+          </w:tcPr>
+          <w:p>
+            <w:pPr>
+              <w:spacing w:before="80" w:after="80"/>
+              <w:jc w:val="center"/>
+            </w:pPr>
+          </w:p>
+        </w:tc>
+        <w:tc>
+          <w:tcPr>
+            <w:tcW w:type="dxa" w:w="5234"/>
+          </w:tcPr>
+          <w:p>
+            <w:pPr>
+              <w:spacing w:before="80" w:after="80"/>
+              <w:jc w:val="center"/>
+            </w:pPr>
+          </w:p>
+        </w:tc>
+      </w:tr>
+      <w:tr>
+        <w:tc>
+          <w:tcPr>
+            <w:tcW w:type="dxa" w:w="5234"/>
+          </w:tcPr>
+          <w:p>
+            <w:pPr>
+              <w:spacing w:before="80" w:after="80"/>
+              <w:jc w:val="both"/>
+            </w:pPr>
+            <w:r>
+              <w:rPr>
+                <w:rFonts w:ascii="Aptos" w:hAnsi="Aptos"/>
+                <w:sz w:val="20"/>
+              </w:rPr>
+              <w:t>Foto 1.16 – Piso desgastado conforme evidência da foto 04.;Segunda legenda qualquer coisa., em 09/06/2025.</w:t>
+            </w:r>
+          </w:p>
+        </w:tc>
+        <w:tc>
+          <w:tcPr>
+            <w:tcW w:type="dxa" w:w="5234"/>
+          </w:tcPr>
+          <w:p>
+            <w:pPr>
+              <w:spacing w:before="80" w:after="80"/>
+              <w:jc w:val="both"/>
+            </w:pPr>
+            <w:r>
+              <w:rPr>
+                <w:rFonts w:ascii="Aptos" w:hAnsi="Aptos"/>
+                <w:sz w:val="20"/>
+              </w:rPr>
+              <w:t>Foto 1.17 – Piso desgastado conforme evidência da foto 04.;Segunda legenda qualquer coisa., em 09/06/2025.</w:t>
+            </w:r>
+          </w:p>
+        </w:tc>
+      </w:tr>
+    </w:tbl>
+    <w:p/>
     <w:sectPr>
       <w:pgSz w:w="11909" w:h="16834"/>
       <w:pgMar w:top="720" w:right="720" w:bottom="720" w:left="720" w:header="720" w:footer="720" w:gutter="0"/>

--- a/src/reports/relatorio_2.docx
+++ b/src/reports/relatorio_2.docx
@@ -178,7 +178,7 @@
           <w:b/>
           <w:sz w:val="24"/>
         </w:rPr>
-        <w:t>SEI Nº xxxxxxxxxxxx/2025-XX</w:t>
+        <w:t>SEI Nº xxxxxxxx-xxx</w:t>
       </w:r>
     </w:p>
     <w:p>
@@ -1097,7 +1097,7 @@
                 <w:b/>
                 <w:sz w:val="22"/>
               </w:rPr>
-              <w:t>APÊNDICE ÚNICO  – REGISTROS FOTOGRÁFICOS DAS NÃO CONFORMIDADES</w:t>
+              <w:t>APÊNDICE ÚNICO - MEMORIAL FOTOGRÁFICO - FISCALIZAÇÃO</w:t>
             </w:r>
             <w:r>
               <w:tab/>
@@ -1219,7 +1219,7 @@
           <w:color w:val="FF0000"/>
           <w:sz w:val="22"/>
         </w:rPr>
-        <w:t>302 (Doc. SEI 75605952)</w:t>
+        <w:t>xxx (Doc. SEI nº xxxxxxxx-xxx)</w:t>
       </w:r>
       <w:r>
         <w:rPr>
@@ -1308,7 +1308,7 @@
           <w:p>
             <w:pPr>
               <w:spacing w:before="80" w:after="80"/>
-              <w:jc w:val="center"/>
+              <w:jc w:val="left"/>
             </w:pPr>
             <w:r>
               <w:rPr>
@@ -1488,7 +1488,7 @@
           <w:p>
             <w:pPr>
               <w:spacing w:before="80" w:after="80"/>
-              <w:jc w:val="center"/>
+              <w:jc w:val="left"/>
             </w:pPr>
             <w:r>
               <w:rPr>
@@ -1668,7 +1668,7 @@
           <w:p>
             <w:pPr>
               <w:spacing w:before="80" w:after="80"/>
-              <w:jc w:val="center"/>
+              <w:jc w:val="left"/>
             </w:pPr>
             <w:r>
               <w:rPr>
@@ -1848,7 +1848,7 @@
           <w:p>
             <w:pPr>
               <w:spacing w:before="80" w:after="80"/>
-              <w:jc w:val="center"/>
+              <w:jc w:val="left"/>
             </w:pPr>
             <w:r>
               <w:rPr>
@@ -2671,7 +2671,7 @@
           <w:rFonts w:ascii="Aptos" w:hAnsi="Aptos"/>
           <w:sz w:val="22"/>
         </w:rPr>
-        <w:t xml:space="preserve"> nos dias 9 de junho de 2025. Nessas ações foram identificados 0 achados de fiscalização nas áreas sob concessão por meio de um levantamento de campo nas Rodovias com evidências de defeitos que poderiam se caracterizar Não Conformidades.</w:t>
+        <w:t xml:space="preserve"> nos dias 9 de junho de 2025. Nessas ações foram identificados 70 achados de fiscalização nas áreas sob concessão por meio de um levantamento de campo nas Rodovias com evidências de defeitos que poderiam se caracterizar Não Conformidades.</w:t>
       </w:r>
     </w:p>
     <w:p>
@@ -2689,2562 +2689,14 @@
     </w:p>
     <w:p>
       <w:pPr>
-        <w:spacing w:before="240" w:after="120"/>
-        <w:jc w:val="center"/>
-      </w:pPr>
-      <w:r>
-        <w:rPr>
-          <w:rFonts w:ascii="Aptos" w:hAnsi="Aptos"/>
-          <w:b/>
-          <w:sz w:val="22"/>
-        </w:rPr>
-        <w:t>Quadro 1</w:t>
-      </w:r>
-      <w:r>
-        <w:rPr>
-          <w:rFonts w:ascii="Aptos" w:hAnsi="Aptos"/>
-          <w:sz w:val="22"/>
-        </w:rPr>
-        <w:t xml:space="preserve"> – Demonstrativo da Elegibilidade do Trecho Fiscalizado para Indicação de NC</w:t>
-      </w:r>
-    </w:p>
-    <w:tbl>
-      <w:tblPr>
-        <w:tblStyle w:val="TableGrid"/>
-        <w:tblW w:type="auto" w:w="0"/>
-        <w:jc w:val="center"/>
-        <w:tblLook w:firstColumn="1" w:firstRow="1" w:lastColumn="0" w:lastRow="0" w:noHBand="0" w:noVBand="1" w:val="04A0"/>
-      </w:tblPr>
-      <w:tblGrid>
-        <w:gridCol w:w="2617"/>
-        <w:gridCol w:w="2617"/>
-        <w:gridCol w:w="2617"/>
-        <w:gridCol w:w="2617"/>
-      </w:tblGrid>
-      <w:tr>
-        <w:tc>
-          <w:tcPr>
-            <w:tcW w:type="dxa" w:w="2592"/>
-            <w:shd w:fill="DDDDDD"/>
-          </w:tcPr>
-          <w:p>
-            <w:pPr>
-              <w:jc w:val="center"/>
-            </w:pPr>
-            <w:r>
-              <w:rPr>
-                <w:rFonts w:ascii="Aptos" w:hAnsi="Aptos"/>
-                <w:b/>
-                <w:sz w:val="20"/>
-              </w:rPr>
-              <w:t>TRECHO ELEGÍVEL</w:t>
-              <w:br/>
-              <w:t>(KMinicial-KMfinal)</w:t>
-            </w:r>
-          </w:p>
-        </w:tc>
-        <w:tc>
-          <w:tcPr>
-            <w:tcW w:type="dxa" w:w="1584"/>
-            <w:shd w:fill="DDDDDD"/>
-          </w:tcPr>
-          <w:p>
-            <w:pPr>
-              <w:jc w:val="center"/>
-            </w:pPr>
-            <w:r>
-              <w:rPr>
-                <w:rFonts w:ascii="Aptos" w:hAnsi="Aptos"/>
-                <w:b/>
-                <w:sz w:val="20"/>
-              </w:rPr>
-              <w:t>SUBTRECHO</w:t>
-            </w:r>
-          </w:p>
-        </w:tc>
-        <w:tc>
-          <w:tcPr>
-            <w:tcW w:type="dxa" w:w="2736"/>
-            <w:shd w:fill="DDDDDD"/>
-          </w:tcPr>
-          <w:p>
-            <w:pPr>
-              <w:jc w:val="center"/>
-            </w:pPr>
-            <w:r>
-              <w:rPr>
-                <w:rFonts w:ascii="Aptos" w:hAnsi="Aptos"/>
-                <w:b/>
-                <w:sz w:val="20"/>
-              </w:rPr>
-              <w:t>IGG</w:t>
-              <w:br/>
-              <w:t>(Relatório Anual 01/2025)</w:t>
-            </w:r>
-          </w:p>
-        </w:tc>
-        <w:tc>
-          <w:tcPr>
-            <w:tcW w:type="dxa" w:w="2736"/>
-            <w:shd w:fill="DDDDDD"/>
-          </w:tcPr>
-          <w:p>
-            <w:pPr>
-              <w:jc w:val="center"/>
-            </w:pPr>
-            <w:r>
-              <w:rPr>
-                <w:rFonts w:ascii="Aptos" w:hAnsi="Aptos"/>
-                <w:b/>
-                <w:sz w:val="20"/>
-              </w:rPr>
-              <w:t>IRI</w:t>
-              <w:br/>
-              <w:t>(Relatório Anual 01/2025)</w:t>
-            </w:r>
-          </w:p>
-        </w:tc>
-      </w:tr>
-      <w:tr>
-        <w:tc>
-          <w:tcPr>
-            <w:tcW w:type="dxa" w:w="2736"/>
-            <w:gridSpan w:val="4"/>
-            <w:shd w:fill="FFFFCC"/>
-          </w:tcPr>
-          <w:p>
-            <w:pPr>
-              <w:jc w:val="left"/>
-            </w:pPr>
-            <w:r>
-              <w:rPr>
-                <w:rFonts w:ascii="Aptos" w:hAnsi="Aptos"/>
-                <w:b w:val="0"/>
-                <w:sz w:val="20"/>
-              </w:rPr>
-              <w:t>PE - 009, PISTA SENTIDO SUL (CRESCENTE)</w:t>
-            </w:r>
-          </w:p>
-        </w:tc>
-      </w:tr>
-      <w:tr>
-        <w:tc>
-          <w:tcPr>
-            <w:tcW w:type="dxa" w:w="2592"/>
-          </w:tcPr>
-          <w:p>
-            <w:pPr>
-              <w:jc w:val="center"/>
-            </w:pPr>
-            <w:r>
-              <w:rPr>
-                <w:rFonts w:ascii="Aptos" w:hAnsi="Aptos"/>
-                <w:b w:val="0"/>
-                <w:sz w:val="20"/>
-              </w:rPr>
-              <w:t>29,08 - 29,14</w:t>
-            </w:r>
-          </w:p>
-        </w:tc>
-        <w:tc>
-          <w:tcPr>
-            <w:tcW w:type="dxa" w:w="1584"/>
-          </w:tcPr>
-          <w:p>
-            <w:pPr>
-              <w:jc w:val="center"/>
-            </w:pPr>
-            <w:r>
-              <w:rPr>
-                <w:rFonts w:ascii="Aptos" w:hAnsi="Aptos"/>
-                <w:b w:val="0"/>
-                <w:sz w:val="20"/>
-              </w:rPr>
-              <w:t>ST 6.02</w:t>
-            </w:r>
-          </w:p>
-        </w:tc>
-        <w:tc>
-          <w:tcPr>
-            <w:tcW w:type="dxa" w:w="2736"/>
-          </w:tcPr>
-          <w:p>
-            <w:pPr>
-              <w:jc w:val="center"/>
-            </w:pPr>
-            <w:r>
-              <w:rPr>
-                <w:rFonts w:ascii="Aptos" w:hAnsi="Aptos"/>
-                <w:b w:val="0"/>
-                <w:sz w:val="20"/>
-              </w:rPr>
-              <w:t>49,29</w:t>
-              <w:br/>
-              <w:t>(página 285)</w:t>
-            </w:r>
-          </w:p>
-        </w:tc>
-        <w:tc>
-          <w:tcPr>
-            <w:tcW w:type="dxa" w:w="2736"/>
-          </w:tcPr>
-          <w:p>
-            <w:pPr>
-              <w:jc w:val="center"/>
-            </w:pPr>
-            <w:r>
-              <w:rPr>
-                <w:rFonts w:ascii="Aptos" w:hAnsi="Aptos"/>
-                <w:b w:val="0"/>
-                <w:sz w:val="20"/>
-              </w:rPr>
-              <w:t>FD 4,16</w:t>
-              <w:br/>
-              <w:t>(página 125)</w:t>
-            </w:r>
-          </w:p>
-        </w:tc>
-      </w:tr>
-      <w:tr>
-        <w:tc>
-          <w:tcPr>
-            <w:tcW w:type="dxa" w:w="2592"/>
-          </w:tcPr>
-          <w:p>
-            <w:pPr>
-              <w:jc w:val="center"/>
-            </w:pPr>
-            <w:r>
-              <w:rPr>
-                <w:rFonts w:ascii="Aptos" w:hAnsi="Aptos"/>
-                <w:b w:val="0"/>
-                <w:sz w:val="20"/>
-              </w:rPr>
-              <w:t>33,88-33,90</w:t>
-            </w:r>
-          </w:p>
-        </w:tc>
-        <w:tc>
-          <w:tcPr>
-            <w:tcW w:type="dxa" w:w="1584"/>
-          </w:tcPr>
-          <w:p>
-            <w:pPr>
-              <w:jc w:val="center"/>
-            </w:pPr>
-            <w:r>
-              <w:rPr>
-                <w:rFonts w:ascii="Aptos" w:hAnsi="Aptos"/>
-                <w:b w:val="0"/>
-                <w:sz w:val="20"/>
-              </w:rPr>
-              <w:t>ST 6.06</w:t>
-            </w:r>
-          </w:p>
-        </w:tc>
-        <w:tc>
-          <w:tcPr>
-            <w:tcW w:type="dxa" w:w="2736"/>
-          </w:tcPr>
-          <w:p>
-            <w:pPr>
-              <w:jc w:val="center"/>
-            </w:pPr>
-            <w:r>
-              <w:rPr>
-                <w:rFonts w:ascii="Aptos" w:hAnsi="Aptos"/>
-                <w:b w:val="0"/>
-                <w:sz w:val="20"/>
-              </w:rPr>
-              <w:t>47,02</w:t>
-              <w:br/>
-              <w:t>(página 296)</w:t>
-            </w:r>
-          </w:p>
-        </w:tc>
-        <w:tc>
-          <w:tcPr>
-            <w:tcW w:type="dxa" w:w="2736"/>
-          </w:tcPr>
-          <w:p>
-            <w:pPr>
-              <w:jc w:val="center"/>
-            </w:pPr>
-            <w:r>
-              <w:rPr>
-                <w:rFonts w:ascii="Aptos" w:hAnsi="Aptos"/>
-                <w:b w:val="0"/>
-                <w:sz w:val="20"/>
-              </w:rPr>
-              <w:t>FD 3,58</w:t>
-              <w:br/>
-              <w:t>(página 125)</w:t>
-            </w:r>
-          </w:p>
-        </w:tc>
-      </w:tr>
-      <w:tr>
-        <w:tc>
-          <w:tcPr>
-            <w:tcW w:type="dxa" w:w="2592"/>
-          </w:tcPr>
-          <w:p>
-            <w:pPr>
-              <w:jc w:val="center"/>
-            </w:pPr>
-            <w:r>
-              <w:rPr>
-                <w:rFonts w:ascii="Aptos" w:hAnsi="Aptos"/>
-                <w:b w:val="0"/>
-                <w:sz w:val="20"/>
-              </w:rPr>
-              <w:t>34,00-34,02</w:t>
-            </w:r>
-          </w:p>
-        </w:tc>
-        <w:tc>
-          <w:tcPr>
-            <w:tcW w:type="dxa" w:w="1584"/>
-          </w:tcPr>
-          <w:p>
-            <w:pPr>
-              <w:jc w:val="center"/>
-            </w:pPr>
-            <w:r>
-              <w:rPr>
-                <w:rFonts w:ascii="Aptos" w:hAnsi="Aptos"/>
-                <w:b w:val="0"/>
-                <w:sz w:val="20"/>
-              </w:rPr>
-              <w:t>ST 6.07</w:t>
-            </w:r>
-          </w:p>
-        </w:tc>
-        <w:tc>
-          <w:tcPr>
-            <w:tcW w:type="dxa" w:w="2736"/>
-          </w:tcPr>
-          <w:p>
-            <w:pPr>
-              <w:jc w:val="center"/>
-            </w:pPr>
-            <w:r>
-              <w:rPr>
-                <w:rFonts w:ascii="Aptos" w:hAnsi="Aptos"/>
-                <w:b w:val="0"/>
-                <w:sz w:val="20"/>
-              </w:rPr>
-              <w:t>44,60</w:t>
-              <w:br/>
-              <w:t>(página 297)</w:t>
-            </w:r>
-          </w:p>
-        </w:tc>
-        <w:tc>
-          <w:tcPr>
-            <w:tcW w:type="dxa" w:w="2736"/>
-          </w:tcPr>
-          <w:p>
-            <w:pPr>
-              <w:jc w:val="center"/>
-            </w:pPr>
-            <w:r>
-              <w:rPr>
-                <w:rFonts w:ascii="Aptos" w:hAnsi="Aptos"/>
-                <w:b w:val="0"/>
-                <w:sz w:val="20"/>
-              </w:rPr>
-              <w:t>FD 3,21</w:t>
-              <w:br/>
-              <w:t>(página 125)</w:t>
-            </w:r>
-          </w:p>
-        </w:tc>
-      </w:tr>
-      <w:tr>
-        <w:tc>
-          <w:tcPr>
-            <w:tcW w:type="dxa" w:w="2592"/>
-          </w:tcPr>
-          <w:p>
-            <w:pPr>
-              <w:jc w:val="center"/>
-            </w:pPr>
-            <w:r>
-              <w:rPr>
-                <w:rFonts w:ascii="Aptos" w:hAnsi="Aptos"/>
-                <w:b w:val="0"/>
-                <w:sz w:val="20"/>
-              </w:rPr>
-              <w:t>34,28-34,40</w:t>
-            </w:r>
-          </w:p>
-        </w:tc>
-        <w:tc>
-          <w:tcPr>
-            <w:tcW w:type="dxa" w:w="1584"/>
-          </w:tcPr>
-          <w:p>
-            <w:pPr>
-              <w:jc w:val="center"/>
-            </w:pPr>
-            <w:r>
-              <w:rPr>
-                <w:rFonts w:ascii="Aptos" w:hAnsi="Aptos"/>
-                <w:b w:val="0"/>
-                <w:sz w:val="20"/>
-              </w:rPr>
-              <w:t>ST 6.07</w:t>
-            </w:r>
-          </w:p>
-        </w:tc>
-        <w:tc>
-          <w:tcPr>
-            <w:tcW w:type="dxa" w:w="2736"/>
-          </w:tcPr>
-          <w:p>
-            <w:pPr>
-              <w:jc w:val="center"/>
-            </w:pPr>
-            <w:r>
-              <w:rPr>
-                <w:rFonts w:ascii="Aptos" w:hAnsi="Aptos"/>
-                <w:b w:val="0"/>
-                <w:sz w:val="20"/>
-              </w:rPr>
-              <w:t>44,60</w:t>
-              <w:br/>
-              <w:t>(página 297)</w:t>
-            </w:r>
-          </w:p>
-        </w:tc>
-        <w:tc>
-          <w:tcPr>
-            <w:tcW w:type="dxa" w:w="2736"/>
-          </w:tcPr>
-          <w:p>
-            <w:pPr>
-              <w:jc w:val="center"/>
-            </w:pPr>
-            <w:r>
-              <w:rPr>
-                <w:rFonts w:ascii="Aptos" w:hAnsi="Aptos"/>
-                <w:b w:val="0"/>
-                <w:sz w:val="20"/>
-              </w:rPr>
-              <w:t>FD 3,21</w:t>
-              <w:br/>
-              <w:t>(página 125)</w:t>
-            </w:r>
-          </w:p>
-        </w:tc>
-      </w:tr>
-      <w:tr>
-        <w:tc>
-          <w:tcPr>
-            <w:tcW w:type="dxa" w:w="2592"/>
-          </w:tcPr>
-          <w:p>
-            <w:pPr>
-              <w:jc w:val="center"/>
-            </w:pPr>
-            <w:r>
-              <w:rPr>
-                <w:rFonts w:ascii="Aptos" w:hAnsi="Aptos"/>
-                <w:b w:val="0"/>
-                <w:sz w:val="20"/>
-              </w:rPr>
-              <w:t>34,52-34,56</w:t>
-            </w:r>
-          </w:p>
-        </w:tc>
-        <w:tc>
-          <w:tcPr>
-            <w:tcW w:type="dxa" w:w="1584"/>
-          </w:tcPr>
-          <w:p>
-            <w:pPr>
-              <w:jc w:val="center"/>
-            </w:pPr>
-            <w:r>
-              <w:rPr>
-                <w:rFonts w:ascii="Aptos" w:hAnsi="Aptos"/>
-                <w:b w:val="0"/>
-                <w:sz w:val="20"/>
-              </w:rPr>
-              <w:t>ST 6.07</w:t>
-            </w:r>
-          </w:p>
-        </w:tc>
-        <w:tc>
-          <w:tcPr>
-            <w:tcW w:type="dxa" w:w="2736"/>
-          </w:tcPr>
-          <w:p>
-            <w:pPr>
-              <w:jc w:val="center"/>
-            </w:pPr>
-            <w:r>
-              <w:rPr>
-                <w:rFonts w:ascii="Aptos" w:hAnsi="Aptos"/>
-                <w:b w:val="0"/>
-                <w:sz w:val="20"/>
-              </w:rPr>
-              <w:t>44,60</w:t>
-              <w:br/>
-              <w:t>(página 297)</w:t>
-            </w:r>
-          </w:p>
-        </w:tc>
-        <w:tc>
-          <w:tcPr>
-            <w:tcW w:type="dxa" w:w="2736"/>
-          </w:tcPr>
-          <w:p>
-            <w:pPr>
-              <w:jc w:val="center"/>
-            </w:pPr>
-            <w:r>
-              <w:rPr>
-                <w:rFonts w:ascii="Aptos" w:hAnsi="Aptos"/>
-                <w:b w:val="0"/>
-                <w:sz w:val="20"/>
-              </w:rPr>
-              <w:t>FD 3,21</w:t>
-              <w:br/>
-              <w:t>(página 125)</w:t>
-            </w:r>
-          </w:p>
-        </w:tc>
-      </w:tr>
-      <w:tr>
-        <w:tc>
-          <w:tcPr>
-            <w:tcW w:type="dxa" w:w="2592"/>
-          </w:tcPr>
-          <w:p>
-            <w:pPr>
-              <w:jc w:val="center"/>
-            </w:pPr>
-            <w:r>
-              <w:rPr>
-                <w:rFonts w:ascii="Aptos" w:hAnsi="Aptos"/>
-                <w:b w:val="0"/>
-                <w:sz w:val="20"/>
-              </w:rPr>
-              <w:t>34,66-34,68</w:t>
-            </w:r>
-          </w:p>
-        </w:tc>
-        <w:tc>
-          <w:tcPr>
-            <w:tcW w:type="dxa" w:w="1584"/>
-          </w:tcPr>
-          <w:p>
-            <w:pPr>
-              <w:jc w:val="center"/>
-            </w:pPr>
-            <w:r>
-              <w:rPr>
-                <w:rFonts w:ascii="Aptos" w:hAnsi="Aptos"/>
-                <w:b w:val="0"/>
-                <w:sz w:val="20"/>
-              </w:rPr>
-              <w:t>ST 6.07</w:t>
-            </w:r>
-          </w:p>
-        </w:tc>
-        <w:tc>
-          <w:tcPr>
-            <w:tcW w:type="dxa" w:w="2736"/>
-          </w:tcPr>
-          <w:p>
-            <w:pPr>
-              <w:jc w:val="center"/>
-            </w:pPr>
-            <w:r>
-              <w:rPr>
-                <w:rFonts w:ascii="Aptos" w:hAnsi="Aptos"/>
-                <w:b w:val="0"/>
-                <w:sz w:val="20"/>
-              </w:rPr>
-              <w:t>44,60</w:t>
-              <w:br/>
-              <w:t>(página 297)</w:t>
-            </w:r>
-          </w:p>
-        </w:tc>
-        <w:tc>
-          <w:tcPr>
-            <w:tcW w:type="dxa" w:w="2736"/>
-          </w:tcPr>
-          <w:p>
-            <w:pPr>
-              <w:jc w:val="center"/>
-            </w:pPr>
-            <w:r>
-              <w:rPr>
-                <w:rFonts w:ascii="Aptos" w:hAnsi="Aptos"/>
-                <w:b w:val="0"/>
-                <w:sz w:val="20"/>
-              </w:rPr>
-              <w:t>FD 3,21</w:t>
-              <w:br/>
-              <w:t>(página 125)</w:t>
-            </w:r>
-          </w:p>
-        </w:tc>
-      </w:tr>
-      <w:tr>
-        <w:tc>
-          <w:tcPr>
-            <w:tcW w:type="dxa" w:w="2592"/>
-          </w:tcPr>
-          <w:p>
-            <w:pPr>
-              <w:jc w:val="center"/>
-            </w:pPr>
-            <w:r>
-              <w:rPr>
-                <w:rFonts w:ascii="Aptos" w:hAnsi="Aptos"/>
-                <w:b w:val="0"/>
-                <w:sz w:val="20"/>
-              </w:rPr>
-              <w:t>34,72-34,74</w:t>
-            </w:r>
-          </w:p>
-        </w:tc>
-        <w:tc>
-          <w:tcPr>
-            <w:tcW w:type="dxa" w:w="1584"/>
-          </w:tcPr>
-          <w:p>
-            <w:pPr>
-              <w:jc w:val="center"/>
-            </w:pPr>
-            <w:r>
-              <w:rPr>
-                <w:rFonts w:ascii="Aptos" w:hAnsi="Aptos"/>
-                <w:b w:val="0"/>
-                <w:sz w:val="20"/>
-              </w:rPr>
-              <w:t>ST 6.07</w:t>
-            </w:r>
-          </w:p>
-        </w:tc>
-        <w:tc>
-          <w:tcPr>
-            <w:tcW w:type="dxa" w:w="2736"/>
-          </w:tcPr>
-          <w:p>
-            <w:pPr>
-              <w:jc w:val="center"/>
-            </w:pPr>
-            <w:r>
-              <w:rPr>
-                <w:rFonts w:ascii="Aptos" w:hAnsi="Aptos"/>
-                <w:b w:val="0"/>
-                <w:sz w:val="20"/>
-              </w:rPr>
-              <w:t>44,60</w:t>
-              <w:br/>
-              <w:t>(página 297)</w:t>
-            </w:r>
-          </w:p>
-        </w:tc>
-        <w:tc>
-          <w:tcPr>
-            <w:tcW w:type="dxa" w:w="2736"/>
-          </w:tcPr>
-          <w:p>
-            <w:pPr>
-              <w:jc w:val="center"/>
-            </w:pPr>
-            <w:r>
-              <w:rPr>
-                <w:rFonts w:ascii="Aptos" w:hAnsi="Aptos"/>
-                <w:b w:val="0"/>
-                <w:sz w:val="20"/>
-              </w:rPr>
-              <w:t>FD 3,21</w:t>
-              <w:br/>
-              <w:t>(página 125)</w:t>
-            </w:r>
-          </w:p>
-        </w:tc>
-      </w:tr>
-      <w:tr>
-        <w:tc>
-          <w:tcPr>
-            <w:tcW w:type="dxa" w:w="2592"/>
-          </w:tcPr>
-          <w:p>
-            <w:pPr>
-              <w:jc w:val="center"/>
-            </w:pPr>
-            <w:r>
-              <w:rPr>
-                <w:rFonts w:ascii="Aptos" w:hAnsi="Aptos"/>
-                <w:b w:val="0"/>
-                <w:sz w:val="20"/>
-              </w:rPr>
-              <w:t>36,02-36,13</w:t>
-            </w:r>
-          </w:p>
-        </w:tc>
-        <w:tc>
-          <w:tcPr>
-            <w:tcW w:type="dxa" w:w="1584"/>
-          </w:tcPr>
-          <w:p>
-            <w:pPr>
-              <w:jc w:val="center"/>
-            </w:pPr>
-            <w:r>
-              <w:rPr>
-                <w:rFonts w:ascii="Aptos" w:hAnsi="Aptos"/>
-                <w:b w:val="0"/>
-                <w:sz w:val="20"/>
-              </w:rPr>
-              <w:t>ST 4.01</w:t>
-            </w:r>
-          </w:p>
-        </w:tc>
-        <w:tc>
-          <w:tcPr>
-            <w:tcW w:type="dxa" w:w="2736"/>
-          </w:tcPr>
-          <w:p>
-            <w:pPr>
-              <w:jc w:val="center"/>
-            </w:pPr>
-            <w:r>
-              <w:rPr>
-                <w:rFonts w:ascii="Aptos" w:hAnsi="Aptos"/>
-                <w:b w:val="0"/>
-                <w:sz w:val="20"/>
-              </w:rPr>
-              <w:t>71,00</w:t>
-              <w:br/>
-              <w:t>(página 223)</w:t>
-            </w:r>
-          </w:p>
-        </w:tc>
-        <w:tc>
-          <w:tcPr>
-            <w:tcW w:type="dxa" w:w="2736"/>
-          </w:tcPr>
-          <w:p>
-            <w:pPr>
-              <w:jc w:val="center"/>
-            </w:pPr>
-            <w:r>
-              <w:rPr>
-                <w:rFonts w:ascii="Aptos" w:hAnsi="Aptos"/>
-                <w:b w:val="0"/>
-                <w:sz w:val="20"/>
-              </w:rPr>
-              <w:t>FE 3,92</w:t>
-              <w:br/>
-              <w:t>(página 125)</w:t>
-            </w:r>
-          </w:p>
-        </w:tc>
-      </w:tr>
-      <w:tr>
-        <w:tc>
-          <w:tcPr>
-            <w:tcW w:type="dxa" w:w="2592"/>
-          </w:tcPr>
-          <w:p>
-            <w:pPr>
-              <w:jc w:val="center"/>
-            </w:pPr>
-            <w:r>
-              <w:rPr>
-                <w:rFonts w:ascii="Aptos" w:hAnsi="Aptos"/>
-                <w:b w:val="0"/>
-                <w:sz w:val="20"/>
-              </w:rPr>
-              <w:t>36,18-36,32</w:t>
-            </w:r>
-          </w:p>
-        </w:tc>
-        <w:tc>
-          <w:tcPr>
-            <w:tcW w:type="dxa" w:w="1584"/>
-          </w:tcPr>
-          <w:p>
-            <w:pPr>
-              <w:jc w:val="center"/>
-            </w:pPr>
-            <w:r>
-              <w:rPr>
-                <w:rFonts w:ascii="Aptos" w:hAnsi="Aptos"/>
-                <w:b w:val="0"/>
-                <w:sz w:val="20"/>
-              </w:rPr>
-              <w:t>ST 4.01</w:t>
-            </w:r>
-          </w:p>
-        </w:tc>
-        <w:tc>
-          <w:tcPr>
-            <w:tcW w:type="dxa" w:w="2736"/>
-          </w:tcPr>
-          <w:p>
-            <w:pPr>
-              <w:jc w:val="center"/>
-            </w:pPr>
-            <w:r>
-              <w:rPr>
-                <w:rFonts w:ascii="Aptos" w:hAnsi="Aptos"/>
-                <w:b w:val="0"/>
-                <w:sz w:val="20"/>
-              </w:rPr>
-              <w:t>71,00</w:t>
-              <w:br/>
-              <w:t>(página 223)</w:t>
-            </w:r>
-          </w:p>
-        </w:tc>
-        <w:tc>
-          <w:tcPr>
-            <w:tcW w:type="dxa" w:w="2736"/>
-          </w:tcPr>
-          <w:p>
-            <w:pPr>
-              <w:jc w:val="center"/>
-            </w:pPr>
-            <w:r>
-              <w:rPr>
-                <w:rFonts w:ascii="Aptos" w:hAnsi="Aptos"/>
-                <w:b w:val="0"/>
-                <w:sz w:val="20"/>
-              </w:rPr>
-              <w:t>FE 3,92</w:t>
-              <w:br/>
-              <w:t>(página 125)</w:t>
-            </w:r>
-          </w:p>
-        </w:tc>
-      </w:tr>
-      <w:tr>
-        <w:tc>
-          <w:tcPr>
-            <w:tcW w:type="dxa" w:w="2592"/>
-          </w:tcPr>
-          <w:p>
-            <w:pPr>
-              <w:jc w:val="center"/>
-            </w:pPr>
-            <w:r>
-              <w:rPr>
-                <w:rFonts w:ascii="Aptos" w:hAnsi="Aptos"/>
-                <w:b w:val="0"/>
-                <w:sz w:val="20"/>
-              </w:rPr>
-              <w:t>36,94-36,98</w:t>
-            </w:r>
-          </w:p>
-        </w:tc>
-        <w:tc>
-          <w:tcPr>
-            <w:tcW w:type="dxa" w:w="1584"/>
-          </w:tcPr>
-          <w:p>
-            <w:pPr>
-              <w:jc w:val="center"/>
-            </w:pPr>
-            <w:r>
-              <w:rPr>
-                <w:rFonts w:ascii="Aptos" w:hAnsi="Aptos"/>
-                <w:b w:val="0"/>
-                <w:sz w:val="20"/>
-              </w:rPr>
-              <w:t>ST 4.02</w:t>
-            </w:r>
-          </w:p>
-        </w:tc>
-        <w:tc>
-          <w:tcPr>
-            <w:tcW w:type="dxa" w:w="2736"/>
-          </w:tcPr>
-          <w:p>
-            <w:pPr>
-              <w:jc w:val="center"/>
-            </w:pPr>
-            <w:r>
-              <w:rPr>
-                <w:rFonts w:ascii="Aptos" w:hAnsi="Aptos"/>
-                <w:b w:val="0"/>
-                <w:sz w:val="20"/>
-              </w:rPr>
-              <w:t>61,68</w:t>
-              <w:br/>
-              <w:t>(página 225)</w:t>
-            </w:r>
-          </w:p>
-        </w:tc>
-        <w:tc>
-          <w:tcPr>
-            <w:tcW w:type="dxa" w:w="2736"/>
-          </w:tcPr>
-          <w:p>
-            <w:pPr>
-              <w:jc w:val="center"/>
-            </w:pPr>
-            <w:r>
-              <w:rPr>
-                <w:rFonts w:ascii="Aptos" w:hAnsi="Aptos"/>
-                <w:b w:val="0"/>
-                <w:sz w:val="20"/>
-              </w:rPr>
-              <w:t>FE 4,30</w:t>
-              <w:br/>
-              <w:t>(página 125)</w:t>
-            </w:r>
-          </w:p>
-        </w:tc>
-      </w:tr>
-      <w:tr>
-        <w:tc>
-          <w:tcPr>
-            <w:tcW w:type="dxa" w:w="2592"/>
-          </w:tcPr>
-          <w:p>
-            <w:pPr>
-              <w:jc w:val="center"/>
-            </w:pPr>
-            <w:r>
-              <w:rPr>
-                <w:rFonts w:ascii="Aptos" w:hAnsi="Aptos"/>
-                <w:b w:val="0"/>
-                <w:sz w:val="20"/>
-              </w:rPr>
-              <w:t>37,00-37,10</w:t>
-            </w:r>
-          </w:p>
-        </w:tc>
-        <w:tc>
-          <w:tcPr>
-            <w:tcW w:type="dxa" w:w="1584"/>
-          </w:tcPr>
-          <w:p>
-            <w:pPr>
-              <w:jc w:val="center"/>
-            </w:pPr>
-            <w:r>
-              <w:rPr>
-                <w:rFonts w:ascii="Aptos" w:hAnsi="Aptos"/>
-                <w:b w:val="0"/>
-                <w:sz w:val="20"/>
-              </w:rPr>
-              <w:t>ST 4.02</w:t>
-            </w:r>
-          </w:p>
-        </w:tc>
-        <w:tc>
-          <w:tcPr>
-            <w:tcW w:type="dxa" w:w="2736"/>
-          </w:tcPr>
-          <w:p>
-            <w:pPr>
-              <w:jc w:val="center"/>
-            </w:pPr>
-            <w:r>
-              <w:rPr>
-                <w:rFonts w:ascii="Aptos" w:hAnsi="Aptos"/>
-                <w:b w:val="0"/>
-                <w:sz w:val="20"/>
-              </w:rPr>
-              <w:t>61,68</w:t>
-              <w:br/>
-              <w:t>(página 225)</w:t>
-            </w:r>
-          </w:p>
-        </w:tc>
-        <w:tc>
-          <w:tcPr>
-            <w:tcW w:type="dxa" w:w="2736"/>
-          </w:tcPr>
-          <w:p>
-            <w:pPr>
-              <w:jc w:val="center"/>
-            </w:pPr>
-            <w:r>
-              <w:rPr>
-                <w:rFonts w:ascii="Aptos" w:hAnsi="Aptos"/>
-                <w:b w:val="0"/>
-                <w:sz w:val="20"/>
-              </w:rPr>
-              <w:t>FE 4,30</w:t>
-              <w:br/>
-              <w:t>(página 125)</w:t>
-            </w:r>
-          </w:p>
-        </w:tc>
-      </w:tr>
-      <w:tr>
-        <w:tc>
-          <w:tcPr>
-            <w:tcW w:type="dxa" w:w="2592"/>
-          </w:tcPr>
-          <w:p>
-            <w:pPr>
-              <w:jc w:val="center"/>
-            </w:pPr>
-            <w:r>
-              <w:rPr>
-                <w:rFonts w:ascii="Aptos" w:hAnsi="Aptos"/>
-                <w:b w:val="0"/>
-                <w:sz w:val="20"/>
-              </w:rPr>
-              <w:t>37,10-37,12</w:t>
-            </w:r>
-          </w:p>
-        </w:tc>
-        <w:tc>
-          <w:tcPr>
-            <w:tcW w:type="dxa" w:w="1584"/>
-          </w:tcPr>
-          <w:p>
-            <w:pPr>
-              <w:jc w:val="center"/>
-            </w:pPr>
-            <w:r>
-              <w:rPr>
-                <w:rFonts w:ascii="Aptos" w:hAnsi="Aptos"/>
-                <w:b w:val="0"/>
-                <w:sz w:val="20"/>
-              </w:rPr>
-              <w:t>ST 4.02</w:t>
-            </w:r>
-          </w:p>
-        </w:tc>
-        <w:tc>
-          <w:tcPr>
-            <w:tcW w:type="dxa" w:w="2736"/>
-          </w:tcPr>
-          <w:p>
-            <w:pPr>
-              <w:jc w:val="center"/>
-            </w:pPr>
-            <w:r>
-              <w:rPr>
-                <w:rFonts w:ascii="Aptos" w:hAnsi="Aptos"/>
-                <w:b w:val="0"/>
-                <w:sz w:val="20"/>
-              </w:rPr>
-              <w:t>61,68</w:t>
-              <w:br/>
-              <w:t>(página 225)</w:t>
-            </w:r>
-          </w:p>
-        </w:tc>
-        <w:tc>
-          <w:tcPr>
-            <w:tcW w:type="dxa" w:w="2736"/>
-          </w:tcPr>
-          <w:p>
-            <w:pPr>
-              <w:jc w:val="center"/>
-            </w:pPr>
-            <w:r>
-              <w:rPr>
-                <w:rFonts w:ascii="Aptos" w:hAnsi="Aptos"/>
-                <w:b w:val="0"/>
-                <w:sz w:val="20"/>
-              </w:rPr>
-              <w:t>FE 4,30</w:t>
-              <w:br/>
-              <w:t>(página 125)</w:t>
-            </w:r>
-          </w:p>
-        </w:tc>
-      </w:tr>
-      <w:tr>
-        <w:tc>
-          <w:tcPr>
-            <w:tcW w:type="dxa" w:w="2592"/>
-          </w:tcPr>
-          <w:p>
-            <w:pPr>
-              <w:jc w:val="center"/>
-            </w:pPr>
-            <w:r>
-              <w:rPr>
-                <w:rFonts w:ascii="Aptos" w:hAnsi="Aptos"/>
-                <w:b w:val="0"/>
-                <w:sz w:val="20"/>
-              </w:rPr>
-              <w:t>37,38-37,38</w:t>
-            </w:r>
-          </w:p>
-        </w:tc>
-        <w:tc>
-          <w:tcPr>
-            <w:tcW w:type="dxa" w:w="1584"/>
-          </w:tcPr>
-          <w:p>
-            <w:pPr>
-              <w:jc w:val="center"/>
-            </w:pPr>
-            <w:r>
-              <w:rPr>
-                <w:rFonts w:ascii="Aptos" w:hAnsi="Aptos"/>
-                <w:b w:val="0"/>
-                <w:sz w:val="20"/>
-              </w:rPr>
-              <w:t>ST 4.02</w:t>
-            </w:r>
-          </w:p>
-        </w:tc>
-        <w:tc>
-          <w:tcPr>
-            <w:tcW w:type="dxa" w:w="2736"/>
-          </w:tcPr>
-          <w:p>
-            <w:pPr>
-              <w:jc w:val="center"/>
-            </w:pPr>
-            <w:r>
-              <w:rPr>
-                <w:rFonts w:ascii="Aptos" w:hAnsi="Aptos"/>
-                <w:b w:val="0"/>
-                <w:sz w:val="20"/>
-              </w:rPr>
-              <w:t>61,68</w:t>
-              <w:br/>
-              <w:t>(página 225)</w:t>
-            </w:r>
-          </w:p>
-        </w:tc>
-        <w:tc>
-          <w:tcPr>
-            <w:tcW w:type="dxa" w:w="2736"/>
-          </w:tcPr>
-          <w:p>
-            <w:pPr>
-              <w:jc w:val="center"/>
-            </w:pPr>
-            <w:r>
-              <w:rPr>
-                <w:rFonts w:ascii="Aptos" w:hAnsi="Aptos"/>
-                <w:b w:val="0"/>
-                <w:sz w:val="20"/>
-              </w:rPr>
-              <w:t>FE 4,30</w:t>
-              <w:br/>
-              <w:t>(página 125)</w:t>
-            </w:r>
-          </w:p>
-        </w:tc>
-      </w:tr>
-      <w:tr>
-        <w:tc>
-          <w:tcPr>
-            <w:tcW w:type="dxa" w:w="2592"/>
-          </w:tcPr>
-          <w:p>
-            <w:pPr>
-              <w:jc w:val="center"/>
-            </w:pPr>
-            <w:r>
-              <w:rPr>
-                <w:rFonts w:ascii="Aptos" w:hAnsi="Aptos"/>
-                <w:b w:val="0"/>
-                <w:sz w:val="20"/>
-              </w:rPr>
-              <w:t>37,54-37,58</w:t>
-            </w:r>
-          </w:p>
-        </w:tc>
-        <w:tc>
-          <w:tcPr>
-            <w:tcW w:type="dxa" w:w="1584"/>
-          </w:tcPr>
-          <w:p>
-            <w:pPr>
-              <w:jc w:val="center"/>
-            </w:pPr>
-            <w:r>
-              <w:rPr>
-                <w:rFonts w:ascii="Aptos" w:hAnsi="Aptos"/>
-                <w:b w:val="0"/>
-                <w:sz w:val="20"/>
-              </w:rPr>
-              <w:t>ST 4.02</w:t>
-            </w:r>
-          </w:p>
-        </w:tc>
-        <w:tc>
-          <w:tcPr>
-            <w:tcW w:type="dxa" w:w="2736"/>
-          </w:tcPr>
-          <w:p>
-            <w:pPr>
-              <w:jc w:val="center"/>
-            </w:pPr>
-            <w:r>
-              <w:rPr>
-                <w:rFonts w:ascii="Aptos" w:hAnsi="Aptos"/>
-                <w:b w:val="0"/>
-                <w:sz w:val="20"/>
-              </w:rPr>
-              <w:t>61,68</w:t>
-              <w:br/>
-              <w:t>(página 225)</w:t>
-            </w:r>
-          </w:p>
-        </w:tc>
-        <w:tc>
-          <w:tcPr>
-            <w:tcW w:type="dxa" w:w="2736"/>
-          </w:tcPr>
-          <w:p>
-            <w:pPr>
-              <w:jc w:val="center"/>
-            </w:pPr>
-            <w:r>
-              <w:rPr>
-                <w:rFonts w:ascii="Aptos" w:hAnsi="Aptos"/>
-                <w:b w:val="0"/>
-                <w:sz w:val="20"/>
-              </w:rPr>
-              <w:t>FE 4,30</w:t>
-              <w:br/>
-              <w:t>(página 125)</w:t>
-            </w:r>
-          </w:p>
-        </w:tc>
-      </w:tr>
-      <w:tr>
-        <w:tc>
-          <w:tcPr>
-            <w:tcW w:type="dxa" w:w="2592"/>
-          </w:tcPr>
-          <w:p>
-            <w:pPr>
-              <w:jc w:val="center"/>
-            </w:pPr>
-            <w:r>
-              <w:rPr>
-                <w:rFonts w:ascii="Aptos" w:hAnsi="Aptos"/>
-                <w:b w:val="0"/>
-                <w:sz w:val="20"/>
-              </w:rPr>
-              <w:t>37,62-37,66</w:t>
-            </w:r>
-          </w:p>
-        </w:tc>
-        <w:tc>
-          <w:tcPr>
-            <w:tcW w:type="dxa" w:w="1584"/>
-          </w:tcPr>
-          <w:p>
-            <w:pPr>
-              <w:jc w:val="center"/>
-            </w:pPr>
-            <w:r>
-              <w:rPr>
-                <w:rFonts w:ascii="Aptos" w:hAnsi="Aptos"/>
-                <w:b w:val="0"/>
-                <w:sz w:val="20"/>
-              </w:rPr>
-              <w:t>ST 4.03</w:t>
-            </w:r>
-          </w:p>
-        </w:tc>
-        <w:tc>
-          <w:tcPr>
-            <w:tcW w:type="dxa" w:w="2736"/>
-          </w:tcPr>
-          <w:p>
-            <w:pPr>
-              <w:jc w:val="center"/>
-            </w:pPr>
-            <w:r>
-              <w:rPr>
-                <w:rFonts w:ascii="Aptos" w:hAnsi="Aptos"/>
-                <w:b w:val="0"/>
-                <w:sz w:val="20"/>
-              </w:rPr>
-              <w:t>51,64</w:t>
-              <w:br/>
-              <w:t>(página 227)</w:t>
-            </w:r>
-          </w:p>
-        </w:tc>
-        <w:tc>
-          <w:tcPr>
-            <w:tcW w:type="dxa" w:w="2736"/>
-          </w:tcPr>
-          <w:p>
-            <w:pPr>
-              <w:jc w:val="center"/>
-            </w:pPr>
-            <w:r>
-              <w:rPr>
-                <w:rFonts w:ascii="Aptos" w:hAnsi="Aptos"/>
-                <w:b w:val="0"/>
-                <w:sz w:val="20"/>
-              </w:rPr>
-              <w:t>FD 3,22</w:t>
-              <w:br/>
-              <w:t>(página 125)</w:t>
-            </w:r>
-          </w:p>
-        </w:tc>
-      </w:tr>
-      <w:tr>
-        <w:tc>
-          <w:tcPr>
-            <w:tcW w:type="dxa" w:w="2592"/>
-          </w:tcPr>
-          <w:p>
-            <w:pPr>
-              <w:jc w:val="center"/>
-            </w:pPr>
-            <w:r>
-              <w:rPr>
-                <w:rFonts w:ascii="Aptos" w:hAnsi="Aptos"/>
-                <w:b w:val="0"/>
-                <w:sz w:val="20"/>
-              </w:rPr>
-              <w:t>38,32+38,32</w:t>
-            </w:r>
-          </w:p>
-        </w:tc>
-        <w:tc>
-          <w:tcPr>
-            <w:tcW w:type="dxa" w:w="1584"/>
-          </w:tcPr>
-          <w:p>
-            <w:pPr>
-              <w:jc w:val="center"/>
-            </w:pPr>
-            <w:r>
-              <w:rPr>
-                <w:rFonts w:ascii="Aptos" w:hAnsi="Aptos"/>
-                <w:b w:val="0"/>
-                <w:sz w:val="20"/>
-              </w:rPr>
-              <w:t>ST 4.03</w:t>
-            </w:r>
-          </w:p>
-        </w:tc>
-        <w:tc>
-          <w:tcPr>
-            <w:tcW w:type="dxa" w:w="2736"/>
-          </w:tcPr>
-          <w:p>
-            <w:pPr>
-              <w:jc w:val="center"/>
-            </w:pPr>
-            <w:r>
-              <w:rPr>
-                <w:rFonts w:ascii="Aptos" w:hAnsi="Aptos"/>
-                <w:b w:val="0"/>
-                <w:sz w:val="20"/>
-              </w:rPr>
-              <w:t>51,64</w:t>
-              <w:br/>
-              <w:t>(página 227)</w:t>
-            </w:r>
-          </w:p>
-        </w:tc>
-        <w:tc>
-          <w:tcPr>
-            <w:tcW w:type="dxa" w:w="2736"/>
-          </w:tcPr>
-          <w:p>
-            <w:pPr>
-              <w:jc w:val="center"/>
-            </w:pPr>
-            <w:r>
-              <w:rPr>
-                <w:rFonts w:ascii="Aptos" w:hAnsi="Aptos"/>
-                <w:b w:val="0"/>
-                <w:sz w:val="20"/>
-              </w:rPr>
-              <w:t>FD 3,22</w:t>
-              <w:br/>
-              <w:t>(página 125)</w:t>
-            </w:r>
-          </w:p>
-        </w:tc>
-      </w:tr>
-      <w:tr>
-        <w:tc>
-          <w:tcPr>
-            <w:tcW w:type="dxa" w:w="2592"/>
-          </w:tcPr>
-          <w:p>
-            <w:pPr>
-              <w:jc w:val="center"/>
-            </w:pPr>
-            <w:r>
-              <w:rPr>
-                <w:rFonts w:ascii="Aptos" w:hAnsi="Aptos"/>
-                <w:b w:val="0"/>
-                <w:sz w:val="20"/>
-              </w:rPr>
-              <w:t>41,16-41,22</w:t>
-            </w:r>
-          </w:p>
-        </w:tc>
-        <w:tc>
-          <w:tcPr>
-            <w:tcW w:type="dxa" w:w="1584"/>
-          </w:tcPr>
-          <w:p>
-            <w:pPr>
-              <w:jc w:val="center"/>
-            </w:pPr>
-            <w:r>
-              <w:rPr>
-                <w:rFonts w:ascii="Aptos" w:hAnsi="Aptos"/>
-                <w:b w:val="0"/>
-                <w:sz w:val="20"/>
-              </w:rPr>
-              <w:t>ST 3.01</w:t>
-            </w:r>
-          </w:p>
-        </w:tc>
-        <w:tc>
-          <w:tcPr>
-            <w:tcW w:type="dxa" w:w="2736"/>
-          </w:tcPr>
-          <w:p>
-            <w:pPr>
-              <w:jc w:val="center"/>
-            </w:pPr>
-            <w:r>
-              <w:rPr>
-                <w:rFonts w:ascii="Aptos" w:hAnsi="Aptos"/>
-                <w:b w:val="0"/>
-                <w:sz w:val="20"/>
-              </w:rPr>
-              <w:t>42,34</w:t>
-              <w:br/>
-              <w:t>(página 204)</w:t>
-            </w:r>
-          </w:p>
-        </w:tc>
-        <w:tc>
-          <w:tcPr>
-            <w:tcW w:type="dxa" w:w="2736"/>
-          </w:tcPr>
-          <w:p>
-            <w:pPr>
-              <w:jc w:val="center"/>
-            </w:pPr>
-            <w:r>
-              <w:rPr>
-                <w:rFonts w:ascii="Aptos" w:hAnsi="Aptos"/>
-                <w:b w:val="0"/>
-                <w:sz w:val="20"/>
-              </w:rPr>
-              <w:t>FD 3,00</w:t>
-              <w:br/>
-              <w:t>(página 125)</w:t>
-            </w:r>
-          </w:p>
-        </w:tc>
-      </w:tr>
-      <w:tr>
-        <w:tc>
-          <w:tcPr>
-            <w:tcW w:type="dxa" w:w="2592"/>
-          </w:tcPr>
-          <w:p>
-            <w:pPr>
-              <w:jc w:val="center"/>
-            </w:pPr>
-            <w:r>
-              <w:rPr>
-                <w:rFonts w:ascii="Aptos" w:hAnsi="Aptos"/>
-                <w:b w:val="0"/>
-                <w:sz w:val="20"/>
-              </w:rPr>
-              <w:t>41,84-41,88</w:t>
-            </w:r>
-          </w:p>
-        </w:tc>
-        <w:tc>
-          <w:tcPr>
-            <w:tcW w:type="dxa" w:w="1584"/>
-          </w:tcPr>
-          <w:p>
-            <w:pPr>
-              <w:jc w:val="center"/>
-            </w:pPr>
-            <w:r>
-              <w:rPr>
-                <w:rFonts w:ascii="Aptos" w:hAnsi="Aptos"/>
-                <w:b w:val="0"/>
-                <w:sz w:val="20"/>
-              </w:rPr>
-              <w:t>ST 3.02</w:t>
-            </w:r>
-          </w:p>
-        </w:tc>
-        <w:tc>
-          <w:tcPr>
-            <w:tcW w:type="dxa" w:w="2736"/>
-          </w:tcPr>
-          <w:p>
-            <w:pPr>
-              <w:jc w:val="center"/>
-            </w:pPr>
-            <w:r>
-              <w:rPr>
-                <w:rFonts w:ascii="Aptos" w:hAnsi="Aptos"/>
-                <w:b w:val="0"/>
-                <w:sz w:val="20"/>
-              </w:rPr>
-              <w:t>45,60</w:t>
-              <w:br/>
-              <w:t>(página 206)</w:t>
-            </w:r>
-          </w:p>
-        </w:tc>
-        <w:tc>
-          <w:tcPr>
-            <w:tcW w:type="dxa" w:w="2736"/>
-          </w:tcPr>
-          <w:p>
-            <w:pPr>
-              <w:jc w:val="center"/>
-            </w:pPr>
-            <w:r>
-              <w:rPr>
-                <w:rFonts w:ascii="Aptos" w:hAnsi="Aptos"/>
-                <w:b w:val="0"/>
-                <w:sz w:val="20"/>
-              </w:rPr>
-              <w:t>FD 2,88</w:t>
-              <w:br/>
-              <w:t>(página 125)</w:t>
-            </w:r>
-          </w:p>
-        </w:tc>
-      </w:tr>
-      <w:tr>
-        <w:tc>
-          <w:tcPr>
-            <w:tcW w:type="dxa" w:w="2736"/>
-            <w:gridSpan w:val="4"/>
-            <w:shd w:fill="FFFFCC"/>
-          </w:tcPr>
-          <w:p>
-            <w:pPr>
-              <w:jc w:val="left"/>
-            </w:pPr>
-            <w:r>
-              <w:rPr>
-                <w:rFonts w:ascii="Aptos" w:hAnsi="Aptos"/>
-                <w:b w:val="0"/>
-                <w:sz w:val="20"/>
-              </w:rPr>
-              <w:t>PE - 009, PISTA SENTIDO NORTE (DECRESCENTE)</w:t>
-            </w:r>
-          </w:p>
-        </w:tc>
-      </w:tr>
-      <w:tr>
-        <w:tc>
-          <w:tcPr>
-            <w:tcW w:type="dxa" w:w="2592"/>
-          </w:tcPr>
-          <w:p>
-            <w:pPr>
-              <w:jc w:val="center"/>
-            </w:pPr>
-            <w:r>
-              <w:rPr>
-                <w:rFonts w:ascii="Aptos" w:hAnsi="Aptos"/>
-                <w:b w:val="0"/>
-                <w:sz w:val="20"/>
-              </w:rPr>
-              <w:t>40,16-40,60</w:t>
-            </w:r>
-          </w:p>
-        </w:tc>
-        <w:tc>
-          <w:tcPr>
-            <w:tcW w:type="dxa" w:w="1584"/>
-          </w:tcPr>
-          <w:p>
-            <w:pPr>
-              <w:jc w:val="center"/>
-            </w:pPr>
-            <w:r>
-              <w:rPr>
-                <w:rFonts w:ascii="Aptos" w:hAnsi="Aptos"/>
-                <w:b w:val="0"/>
-                <w:sz w:val="20"/>
-              </w:rPr>
-              <w:t>ST 4.06</w:t>
-            </w:r>
-          </w:p>
-        </w:tc>
-        <w:tc>
-          <w:tcPr>
-            <w:tcW w:type="dxa" w:w="2736"/>
-          </w:tcPr>
-          <w:p>
-            <w:pPr>
-              <w:jc w:val="center"/>
-            </w:pPr>
-            <w:r>
-              <w:rPr>
-                <w:rFonts w:ascii="Aptos" w:hAnsi="Aptos"/>
-                <w:b w:val="0"/>
-                <w:sz w:val="20"/>
-              </w:rPr>
-              <w:t>70,36</w:t>
-              <w:br/>
-              <w:t>(página 233)</w:t>
-            </w:r>
-          </w:p>
-        </w:tc>
-        <w:tc>
-          <w:tcPr>
-            <w:tcW w:type="dxa" w:w="2736"/>
-          </w:tcPr>
-          <w:p>
-            <w:pPr>
-              <w:jc w:val="center"/>
-            </w:pPr>
-            <w:r>
-              <w:rPr>
-                <w:rFonts w:ascii="Aptos" w:hAnsi="Aptos"/>
-                <w:b w:val="0"/>
-                <w:sz w:val="20"/>
-              </w:rPr>
-              <w:t>FD 3,74</w:t>
-              <w:br/>
-              <w:t>(página 125)</w:t>
-            </w:r>
-          </w:p>
-        </w:tc>
-      </w:tr>
-      <w:tr>
-        <w:tc>
-          <w:tcPr>
-            <w:tcW w:type="dxa" w:w="2592"/>
-          </w:tcPr>
-          <w:p>
-            <w:pPr>
-              <w:jc w:val="center"/>
-            </w:pPr>
-            <w:r>
-              <w:rPr>
-                <w:rFonts w:ascii="Aptos" w:hAnsi="Aptos"/>
-                <w:b w:val="0"/>
-                <w:sz w:val="20"/>
-              </w:rPr>
-              <w:t>39,94-39,90</w:t>
-            </w:r>
-          </w:p>
-        </w:tc>
-        <w:tc>
-          <w:tcPr>
-            <w:tcW w:type="dxa" w:w="1584"/>
-          </w:tcPr>
-          <w:p>
-            <w:pPr>
-              <w:jc w:val="center"/>
-            </w:pPr>
-            <w:r>
-              <w:rPr>
-                <w:rFonts w:ascii="Aptos" w:hAnsi="Aptos"/>
-                <w:b w:val="0"/>
-                <w:sz w:val="20"/>
-              </w:rPr>
-              <w:t>ST 4.06</w:t>
-            </w:r>
-          </w:p>
-        </w:tc>
-        <w:tc>
-          <w:tcPr>
-            <w:tcW w:type="dxa" w:w="2736"/>
-          </w:tcPr>
-          <w:p>
-            <w:pPr>
-              <w:jc w:val="center"/>
-            </w:pPr>
-            <w:r>
-              <w:rPr>
-                <w:rFonts w:ascii="Aptos" w:hAnsi="Aptos"/>
-                <w:b w:val="0"/>
-                <w:sz w:val="20"/>
-              </w:rPr>
-              <w:t>70,36</w:t>
-              <w:br/>
-              <w:t>(página 233)</w:t>
-            </w:r>
-          </w:p>
-        </w:tc>
-        <w:tc>
-          <w:tcPr>
-            <w:tcW w:type="dxa" w:w="2736"/>
-          </w:tcPr>
-          <w:p>
-            <w:pPr>
-              <w:jc w:val="center"/>
-            </w:pPr>
-            <w:r>
-              <w:rPr>
-                <w:rFonts w:ascii="Aptos" w:hAnsi="Aptos"/>
-                <w:b w:val="0"/>
-                <w:sz w:val="20"/>
-              </w:rPr>
-              <w:t>FD 3,74</w:t>
-              <w:br/>
-              <w:t>(página 125)</w:t>
-            </w:r>
-          </w:p>
-        </w:tc>
-      </w:tr>
-      <w:tr>
-        <w:tc>
-          <w:tcPr>
-            <w:tcW w:type="dxa" w:w="2736"/>
-            <w:gridSpan w:val="4"/>
-            <w:shd w:fill="FFFFCC"/>
-          </w:tcPr>
-          <w:p>
-            <w:pPr>
-              <w:jc w:val="left"/>
-            </w:pPr>
-            <w:r>
-              <w:rPr>
-                <w:rFonts w:ascii="Aptos" w:hAnsi="Aptos"/>
-                <w:b w:val="0"/>
-                <w:sz w:val="20"/>
-              </w:rPr>
-              <w:t>VPE – 034, PISTA SENTIDO SUL (CRESCENTE)</w:t>
-            </w:r>
-          </w:p>
-        </w:tc>
-      </w:tr>
-      <w:tr>
-        <w:tc>
-          <w:tcPr>
-            <w:tcW w:type="dxa" w:w="2592"/>
-          </w:tcPr>
-          <w:p>
-            <w:pPr>
-              <w:jc w:val="center"/>
-            </w:pPr>
-            <w:r>
-              <w:rPr>
-                <w:rFonts w:ascii="Aptos" w:hAnsi="Aptos"/>
-                <w:b w:val="0"/>
-                <w:sz w:val="20"/>
-              </w:rPr>
-              <w:t>00,06-00,36</w:t>
-            </w:r>
-          </w:p>
-        </w:tc>
-        <w:tc>
-          <w:tcPr>
-            <w:tcW w:type="dxa" w:w="1584"/>
-          </w:tcPr>
-          <w:p>
-            <w:pPr>
-              <w:jc w:val="center"/>
-            </w:pPr>
-            <w:r>
-              <w:rPr>
-                <w:rFonts w:ascii="Aptos" w:hAnsi="Aptos"/>
-                <w:b w:val="0"/>
-                <w:sz w:val="20"/>
-              </w:rPr>
-              <w:t>ST 5.01</w:t>
-            </w:r>
-          </w:p>
-        </w:tc>
-        <w:tc>
-          <w:tcPr>
-            <w:tcW w:type="dxa" w:w="2736"/>
-          </w:tcPr>
-          <w:p>
-            <w:pPr>
-              <w:jc w:val="center"/>
-            </w:pPr>
-            <w:r>
-              <w:rPr>
-                <w:rFonts w:ascii="Aptos" w:hAnsi="Aptos"/>
-                <w:b w:val="0"/>
-                <w:sz w:val="20"/>
-              </w:rPr>
-              <w:t>58,46</w:t>
-              <w:br/>
-              <w:t>(página 250)</w:t>
-            </w:r>
-          </w:p>
-        </w:tc>
-        <w:tc>
-          <w:tcPr>
-            <w:tcW w:type="dxa" w:w="2736"/>
-          </w:tcPr>
-          <w:p>
-            <w:pPr>
-              <w:jc w:val="center"/>
-            </w:pPr>
-            <w:r>
-              <w:rPr>
-                <w:rFonts w:ascii="Aptos" w:hAnsi="Aptos"/>
-                <w:b w:val="0"/>
-                <w:sz w:val="20"/>
-              </w:rPr>
-              <w:t>FE 4,32</w:t>
-              <w:br/>
-              <w:t>(página 125)</w:t>
-            </w:r>
-          </w:p>
-        </w:tc>
-      </w:tr>
-      <w:tr>
-        <w:tc>
-          <w:tcPr>
-            <w:tcW w:type="dxa" w:w="2592"/>
-          </w:tcPr>
-          <w:p>
-            <w:pPr>
-              <w:jc w:val="center"/>
-            </w:pPr>
-            <w:r>
-              <w:rPr>
-                <w:rFonts w:ascii="Aptos" w:hAnsi="Aptos"/>
-                <w:b w:val="0"/>
-                <w:sz w:val="20"/>
-              </w:rPr>
-              <w:t>00,45-00,48</w:t>
-              <w:br/>
-              <w:t>(ROTATÓRIA)</w:t>
-            </w:r>
-          </w:p>
-        </w:tc>
-        <w:tc>
-          <w:tcPr>
-            <w:tcW w:type="dxa" w:w="1584"/>
-          </w:tcPr>
-          <w:p>
-            <w:pPr>
-              <w:jc w:val="center"/>
-            </w:pPr>
-            <w:r>
-              <w:rPr>
-                <w:rFonts w:ascii="Aptos" w:hAnsi="Aptos"/>
-                <w:b w:val="0"/>
-                <w:sz w:val="20"/>
-              </w:rPr>
-              <w:t>ST 5.01</w:t>
-            </w:r>
-          </w:p>
-        </w:tc>
-        <w:tc>
-          <w:tcPr>
-            <w:tcW w:type="dxa" w:w="2736"/>
-          </w:tcPr>
-          <w:p>
-            <w:pPr>
-              <w:jc w:val="center"/>
-            </w:pPr>
-            <w:r>
-              <w:rPr>
-                <w:rFonts w:ascii="Aptos" w:hAnsi="Aptos"/>
-                <w:b w:val="0"/>
-                <w:sz w:val="20"/>
-              </w:rPr>
-              <w:t>58,46</w:t>
-              <w:br/>
-              <w:t>(página 250)</w:t>
-            </w:r>
-          </w:p>
-        </w:tc>
-        <w:tc>
-          <w:tcPr>
-            <w:tcW w:type="dxa" w:w="2736"/>
-          </w:tcPr>
-          <w:p>
-            <w:pPr>
-              <w:jc w:val="center"/>
-            </w:pPr>
-            <w:r>
-              <w:rPr>
-                <w:rFonts w:ascii="Aptos" w:hAnsi="Aptos"/>
-                <w:b w:val="0"/>
-                <w:sz w:val="20"/>
-              </w:rPr>
-              <w:t>FE 4,32</w:t>
-              <w:br/>
-              <w:t>(página 125)</w:t>
-            </w:r>
-          </w:p>
-        </w:tc>
-      </w:tr>
-      <w:tr>
-        <w:tc>
-          <w:tcPr>
-            <w:tcW w:type="dxa" w:w="2592"/>
-          </w:tcPr>
-          <w:p>
-            <w:pPr>
-              <w:jc w:val="center"/>
-            </w:pPr>
-            <w:r>
-              <w:rPr>
-                <w:rFonts w:ascii="Aptos" w:hAnsi="Aptos"/>
-                <w:b w:val="0"/>
-                <w:sz w:val="20"/>
-              </w:rPr>
-              <w:t>00,52-00,56</w:t>
-            </w:r>
-          </w:p>
-        </w:tc>
-        <w:tc>
-          <w:tcPr>
-            <w:tcW w:type="dxa" w:w="1584"/>
-          </w:tcPr>
-          <w:p>
-            <w:pPr>
-              <w:jc w:val="center"/>
-            </w:pPr>
-            <w:r>
-              <w:rPr>
-                <w:rFonts w:ascii="Aptos" w:hAnsi="Aptos"/>
-                <w:b w:val="0"/>
-                <w:sz w:val="20"/>
-              </w:rPr>
-              <w:t>ST 5.01</w:t>
-            </w:r>
-          </w:p>
-        </w:tc>
-        <w:tc>
-          <w:tcPr>
-            <w:tcW w:type="dxa" w:w="2736"/>
-          </w:tcPr>
-          <w:p>
-            <w:pPr>
-              <w:jc w:val="center"/>
-            </w:pPr>
-            <w:r>
-              <w:rPr>
-                <w:rFonts w:ascii="Aptos" w:hAnsi="Aptos"/>
-                <w:b w:val="0"/>
-                <w:sz w:val="20"/>
-              </w:rPr>
-              <w:t>58,46</w:t>
-              <w:br/>
-              <w:t>(página 250)</w:t>
-            </w:r>
-          </w:p>
-        </w:tc>
-        <w:tc>
-          <w:tcPr>
-            <w:tcW w:type="dxa" w:w="2736"/>
-          </w:tcPr>
-          <w:p>
-            <w:pPr>
-              <w:jc w:val="center"/>
-            </w:pPr>
-            <w:r>
-              <w:rPr>
-                <w:rFonts w:ascii="Aptos" w:hAnsi="Aptos"/>
-                <w:b w:val="0"/>
-                <w:sz w:val="20"/>
-              </w:rPr>
-              <w:t>FE 4,32</w:t>
-              <w:br/>
-              <w:t>(página 125)</w:t>
-            </w:r>
-          </w:p>
-        </w:tc>
-      </w:tr>
-      <w:tr>
-        <w:tc>
-          <w:tcPr>
-            <w:tcW w:type="dxa" w:w="2592"/>
-          </w:tcPr>
-          <w:p>
-            <w:pPr>
-              <w:jc w:val="center"/>
-            </w:pPr>
-            <w:r>
-              <w:rPr>
-                <w:rFonts w:ascii="Aptos" w:hAnsi="Aptos"/>
-                <w:b w:val="0"/>
-                <w:sz w:val="20"/>
-              </w:rPr>
-              <w:t>00,58-00,62</w:t>
-            </w:r>
-          </w:p>
-        </w:tc>
-        <w:tc>
-          <w:tcPr>
-            <w:tcW w:type="dxa" w:w="1584"/>
-          </w:tcPr>
-          <w:p>
-            <w:pPr>
-              <w:jc w:val="center"/>
-            </w:pPr>
-            <w:r>
-              <w:rPr>
-                <w:rFonts w:ascii="Aptos" w:hAnsi="Aptos"/>
-                <w:b w:val="0"/>
-                <w:sz w:val="20"/>
-              </w:rPr>
-              <w:t>ST 5.01</w:t>
-            </w:r>
-          </w:p>
-        </w:tc>
-        <w:tc>
-          <w:tcPr>
-            <w:tcW w:type="dxa" w:w="2736"/>
-          </w:tcPr>
-          <w:p>
-            <w:pPr>
-              <w:jc w:val="center"/>
-            </w:pPr>
-            <w:r>
-              <w:rPr>
-                <w:rFonts w:ascii="Aptos" w:hAnsi="Aptos"/>
-                <w:b w:val="0"/>
-                <w:sz w:val="20"/>
-              </w:rPr>
-              <w:t>58,46</w:t>
-              <w:br/>
-              <w:t>(página 250)</w:t>
-            </w:r>
-          </w:p>
-        </w:tc>
-        <w:tc>
-          <w:tcPr>
-            <w:tcW w:type="dxa" w:w="2736"/>
-          </w:tcPr>
-          <w:p>
-            <w:pPr>
-              <w:jc w:val="center"/>
-            </w:pPr>
-            <w:r>
-              <w:rPr>
-                <w:rFonts w:ascii="Aptos" w:hAnsi="Aptos"/>
-                <w:b w:val="0"/>
-                <w:sz w:val="20"/>
-              </w:rPr>
-              <w:t>FE 4,32</w:t>
-              <w:br/>
-              <w:t>(página 125)</w:t>
-            </w:r>
-          </w:p>
-        </w:tc>
-      </w:tr>
-      <w:tr>
-        <w:tc>
-          <w:tcPr>
-            <w:tcW w:type="dxa" w:w="2592"/>
-          </w:tcPr>
-          <w:p>
-            <w:pPr>
-              <w:jc w:val="center"/>
-            </w:pPr>
-            <w:r>
-              <w:rPr>
-                <w:rFonts w:ascii="Aptos" w:hAnsi="Aptos"/>
-                <w:b w:val="0"/>
-                <w:sz w:val="20"/>
-              </w:rPr>
-              <w:t>00,68-00,86</w:t>
-            </w:r>
-          </w:p>
-        </w:tc>
-        <w:tc>
-          <w:tcPr>
-            <w:tcW w:type="dxa" w:w="1584"/>
-          </w:tcPr>
-          <w:p>
-            <w:pPr>
-              <w:jc w:val="center"/>
-            </w:pPr>
-            <w:r>
-              <w:rPr>
-                <w:rFonts w:ascii="Aptos" w:hAnsi="Aptos"/>
-                <w:b w:val="0"/>
-                <w:sz w:val="20"/>
-              </w:rPr>
-              <w:t>ST 5.01</w:t>
-            </w:r>
-          </w:p>
-        </w:tc>
-        <w:tc>
-          <w:tcPr>
-            <w:tcW w:type="dxa" w:w="2736"/>
-          </w:tcPr>
-          <w:p>
-            <w:pPr>
-              <w:jc w:val="center"/>
-            </w:pPr>
-            <w:r>
-              <w:rPr>
-                <w:rFonts w:ascii="Aptos" w:hAnsi="Aptos"/>
-                <w:b w:val="0"/>
-                <w:sz w:val="20"/>
-              </w:rPr>
-              <w:t>58,46</w:t>
-              <w:br/>
-              <w:t>(página 250)</w:t>
-            </w:r>
-          </w:p>
-        </w:tc>
-        <w:tc>
-          <w:tcPr>
-            <w:tcW w:type="dxa" w:w="2736"/>
-          </w:tcPr>
-          <w:p>
-            <w:pPr>
-              <w:jc w:val="center"/>
-            </w:pPr>
-            <w:r>
-              <w:rPr>
-                <w:rFonts w:ascii="Aptos" w:hAnsi="Aptos"/>
-                <w:b w:val="0"/>
-                <w:sz w:val="20"/>
-              </w:rPr>
-              <w:t>FE 4,32</w:t>
-              <w:br/>
-              <w:t>(página 125)</w:t>
-            </w:r>
-          </w:p>
-        </w:tc>
-      </w:tr>
-      <w:tr>
-        <w:tc>
-          <w:tcPr>
-            <w:tcW w:type="dxa" w:w="2592"/>
-          </w:tcPr>
-          <w:p>
-            <w:pPr>
-              <w:jc w:val="center"/>
-            </w:pPr>
-            <w:r>
-              <w:rPr>
-                <w:rFonts w:ascii="Aptos" w:hAnsi="Aptos"/>
-                <w:b w:val="0"/>
-                <w:sz w:val="20"/>
-              </w:rPr>
-              <w:t>01,56-01,58</w:t>
-            </w:r>
-          </w:p>
-        </w:tc>
-        <w:tc>
-          <w:tcPr>
-            <w:tcW w:type="dxa" w:w="1584"/>
-          </w:tcPr>
-          <w:p>
-            <w:pPr>
-              <w:jc w:val="center"/>
-            </w:pPr>
-            <w:r>
-              <w:rPr>
-                <w:rFonts w:ascii="Aptos" w:hAnsi="Aptos"/>
-                <w:b w:val="0"/>
-                <w:sz w:val="20"/>
-              </w:rPr>
-              <w:t>ST 5.02</w:t>
-            </w:r>
-          </w:p>
-        </w:tc>
-        <w:tc>
-          <w:tcPr>
-            <w:tcW w:type="dxa" w:w="2736"/>
-          </w:tcPr>
-          <w:p>
-            <w:pPr>
-              <w:jc w:val="center"/>
-            </w:pPr>
-            <w:r>
-              <w:rPr>
-                <w:rFonts w:ascii="Aptos" w:hAnsi="Aptos"/>
-                <w:b w:val="0"/>
-                <w:sz w:val="20"/>
-              </w:rPr>
-              <w:t>35,91</w:t>
-              <w:br/>
-              <w:t>(página 252)</w:t>
-            </w:r>
-          </w:p>
-        </w:tc>
-        <w:tc>
-          <w:tcPr>
-            <w:tcW w:type="dxa" w:w="2736"/>
-          </w:tcPr>
-          <w:p>
-            <w:pPr>
-              <w:jc w:val="center"/>
-            </w:pPr>
-            <w:r>
-              <w:rPr>
-                <w:rFonts w:ascii="Aptos" w:hAnsi="Aptos"/>
-                <w:b w:val="0"/>
-                <w:sz w:val="20"/>
-              </w:rPr>
-              <w:t>FE 4,86</w:t>
-              <w:br/>
-              <w:t>(página 125)</w:t>
-            </w:r>
-          </w:p>
-        </w:tc>
-      </w:tr>
-      <w:tr>
-        <w:tc>
-          <w:tcPr>
-            <w:tcW w:type="dxa" w:w="2592"/>
-          </w:tcPr>
-          <w:p>
-            <w:pPr>
-              <w:jc w:val="center"/>
-            </w:pPr>
-            <w:r>
-              <w:rPr>
-                <w:rFonts w:ascii="Aptos" w:hAnsi="Aptos"/>
-                <w:b w:val="0"/>
-                <w:sz w:val="20"/>
-              </w:rPr>
-              <w:t>01,76-01,78</w:t>
-            </w:r>
-          </w:p>
-        </w:tc>
-        <w:tc>
-          <w:tcPr>
-            <w:tcW w:type="dxa" w:w="1584"/>
-          </w:tcPr>
-          <w:p>
-            <w:pPr>
-              <w:jc w:val="center"/>
-            </w:pPr>
-            <w:r>
-              <w:rPr>
-                <w:rFonts w:ascii="Aptos" w:hAnsi="Aptos"/>
-                <w:b w:val="0"/>
-                <w:sz w:val="20"/>
-              </w:rPr>
-              <w:t>ST 5.02</w:t>
-            </w:r>
-          </w:p>
-        </w:tc>
-        <w:tc>
-          <w:tcPr>
-            <w:tcW w:type="dxa" w:w="2736"/>
-          </w:tcPr>
-          <w:p>
-            <w:pPr>
-              <w:jc w:val="center"/>
-            </w:pPr>
-            <w:r>
-              <w:rPr>
-                <w:rFonts w:ascii="Aptos" w:hAnsi="Aptos"/>
-                <w:b w:val="0"/>
-                <w:sz w:val="20"/>
-              </w:rPr>
-              <w:t>35,91</w:t>
-              <w:br/>
-              <w:t>(página 252)</w:t>
-            </w:r>
-          </w:p>
-        </w:tc>
-        <w:tc>
-          <w:tcPr>
-            <w:tcW w:type="dxa" w:w="2736"/>
-          </w:tcPr>
-          <w:p>
-            <w:pPr>
-              <w:jc w:val="center"/>
-            </w:pPr>
-            <w:r>
-              <w:rPr>
-                <w:rFonts w:ascii="Aptos" w:hAnsi="Aptos"/>
-                <w:b w:val="0"/>
-                <w:sz w:val="20"/>
-              </w:rPr>
-              <w:t>FE 4,86</w:t>
-              <w:br/>
-              <w:t>(página 125)</w:t>
-            </w:r>
-          </w:p>
-        </w:tc>
-      </w:tr>
-      <w:tr>
-        <w:tc>
-          <w:tcPr>
-            <w:tcW w:type="dxa" w:w="2592"/>
-          </w:tcPr>
-          <w:p>
-            <w:pPr>
-              <w:jc w:val="center"/>
-            </w:pPr>
-            <w:r>
-              <w:rPr>
-                <w:rFonts w:ascii="Aptos" w:hAnsi="Aptos"/>
-                <w:b w:val="0"/>
-                <w:sz w:val="20"/>
-              </w:rPr>
-              <w:t>02,04-02,12</w:t>
-            </w:r>
-          </w:p>
-        </w:tc>
-        <w:tc>
-          <w:tcPr>
-            <w:tcW w:type="dxa" w:w="1584"/>
-          </w:tcPr>
-          <w:p>
-            <w:pPr>
-              <w:jc w:val="center"/>
-            </w:pPr>
-            <w:r>
-              <w:rPr>
-                <w:rFonts w:ascii="Aptos" w:hAnsi="Aptos"/>
-                <w:b w:val="0"/>
-                <w:sz w:val="20"/>
-              </w:rPr>
-              <w:t>ST 5.03</w:t>
-            </w:r>
-          </w:p>
-        </w:tc>
-        <w:tc>
-          <w:tcPr>
-            <w:tcW w:type="dxa" w:w="2736"/>
-          </w:tcPr>
-          <w:p>
-            <w:pPr>
-              <w:jc w:val="center"/>
-            </w:pPr>
-            <w:r>
-              <w:rPr>
-                <w:rFonts w:ascii="Aptos" w:hAnsi="Aptos"/>
-                <w:b w:val="0"/>
-                <w:sz w:val="20"/>
-              </w:rPr>
-              <w:t>35,36</w:t>
-              <w:br/>
-              <w:t>(página 254)</w:t>
-            </w:r>
-          </w:p>
-        </w:tc>
-        <w:tc>
-          <w:tcPr>
-            <w:tcW w:type="dxa" w:w="2736"/>
-          </w:tcPr>
-          <w:p>
-            <w:pPr>
-              <w:jc w:val="center"/>
-            </w:pPr>
-            <w:r>
-              <w:rPr>
-                <w:rFonts w:ascii="Aptos" w:hAnsi="Aptos"/>
-                <w:b w:val="0"/>
-                <w:sz w:val="20"/>
-              </w:rPr>
-              <w:t>FD 4,23</w:t>
-              <w:br/>
-              <w:t>(página 125)</w:t>
-            </w:r>
-          </w:p>
-        </w:tc>
-      </w:tr>
-      <w:tr>
-        <w:tc>
-          <w:tcPr>
-            <w:tcW w:type="dxa" w:w="2736"/>
-            <w:gridSpan w:val="4"/>
-            <w:shd w:fill="FFFFCC"/>
-          </w:tcPr>
-          <w:p>
-            <w:pPr>
-              <w:jc w:val="left"/>
-            </w:pPr>
-            <w:r>
-              <w:rPr>
-                <w:rFonts w:ascii="Aptos" w:hAnsi="Aptos"/>
-                <w:b w:val="0"/>
-                <w:sz w:val="20"/>
-              </w:rPr>
-              <w:t>VPE - 034, PISTA SENTIDO NORTE (DECRESCENTE)</w:t>
-            </w:r>
-          </w:p>
-        </w:tc>
-      </w:tr>
-      <w:tr>
-        <w:tc>
-          <w:tcPr>
-            <w:tcW w:type="dxa" w:w="2592"/>
-          </w:tcPr>
-          <w:p>
-            <w:pPr>
-              <w:jc w:val="center"/>
-            </w:pPr>
-            <w:r>
-              <w:rPr>
-                <w:rFonts w:ascii="Aptos" w:hAnsi="Aptos"/>
-                <w:b w:val="0"/>
-                <w:sz w:val="20"/>
-              </w:rPr>
-              <w:t>02,78-02,72</w:t>
-            </w:r>
-          </w:p>
-        </w:tc>
-        <w:tc>
-          <w:tcPr>
-            <w:tcW w:type="dxa" w:w="1584"/>
-          </w:tcPr>
-          <w:p>
-            <w:pPr>
-              <w:jc w:val="center"/>
-            </w:pPr>
-            <w:r>
-              <w:rPr>
-                <w:rFonts w:ascii="Aptos" w:hAnsi="Aptos"/>
-                <w:b w:val="0"/>
-                <w:sz w:val="20"/>
-              </w:rPr>
-              <w:t>ST 5.11</w:t>
-            </w:r>
-          </w:p>
-        </w:tc>
-        <w:tc>
-          <w:tcPr>
-            <w:tcW w:type="dxa" w:w="2736"/>
-          </w:tcPr>
-          <w:p>
-            <w:pPr>
-              <w:jc w:val="center"/>
-            </w:pPr>
-            <w:r>
-              <w:rPr>
-                <w:rFonts w:ascii="Aptos" w:hAnsi="Aptos"/>
-                <w:b w:val="0"/>
-                <w:sz w:val="20"/>
-              </w:rPr>
-              <w:t>60,89</w:t>
-              <w:br/>
-              <w:t>(página 271)</w:t>
-            </w:r>
-          </w:p>
-        </w:tc>
-        <w:tc>
-          <w:tcPr>
-            <w:tcW w:type="dxa" w:w="2736"/>
-          </w:tcPr>
-          <w:p>
-            <w:pPr>
-              <w:jc w:val="center"/>
-            </w:pPr>
-            <w:r>
-              <w:rPr>
-                <w:rFonts w:ascii="Aptos" w:hAnsi="Aptos"/>
-                <w:b w:val="0"/>
-                <w:sz w:val="20"/>
-              </w:rPr>
-              <w:t>FE 4,23</w:t>
-              <w:br/>
-              <w:t>(página 125)</w:t>
-            </w:r>
-          </w:p>
-        </w:tc>
-      </w:tr>
-      <w:tr>
-        <w:tc>
-          <w:tcPr>
-            <w:tcW w:type="dxa" w:w="2592"/>
-          </w:tcPr>
-          <w:p>
-            <w:pPr>
-              <w:jc w:val="center"/>
-            </w:pPr>
-            <w:r>
-              <w:rPr>
-                <w:rFonts w:ascii="Aptos" w:hAnsi="Aptos"/>
-                <w:b w:val="0"/>
-                <w:sz w:val="20"/>
-              </w:rPr>
-              <w:t>02,16-02,08</w:t>
-            </w:r>
-          </w:p>
-        </w:tc>
-        <w:tc>
-          <w:tcPr>
-            <w:tcW w:type="dxa" w:w="1584"/>
-          </w:tcPr>
-          <w:p>
-            <w:pPr>
-              <w:jc w:val="center"/>
-            </w:pPr>
-            <w:r>
-              <w:rPr>
-                <w:rFonts w:ascii="Aptos" w:hAnsi="Aptos"/>
-                <w:b w:val="0"/>
-                <w:sz w:val="20"/>
-              </w:rPr>
-              <w:t>ST 5.11</w:t>
-            </w:r>
-          </w:p>
-        </w:tc>
-        <w:tc>
-          <w:tcPr>
-            <w:tcW w:type="dxa" w:w="2736"/>
-          </w:tcPr>
-          <w:p>
-            <w:pPr>
-              <w:jc w:val="center"/>
-            </w:pPr>
-            <w:r>
-              <w:rPr>
-                <w:rFonts w:ascii="Aptos" w:hAnsi="Aptos"/>
-                <w:b w:val="0"/>
-                <w:sz w:val="20"/>
-              </w:rPr>
-              <w:t>60,89</w:t>
-              <w:br/>
-              <w:t>(página 271)</w:t>
-            </w:r>
-          </w:p>
-        </w:tc>
-        <w:tc>
-          <w:tcPr>
-            <w:tcW w:type="dxa" w:w="2736"/>
-          </w:tcPr>
-          <w:p>
-            <w:pPr>
-              <w:jc w:val="center"/>
-            </w:pPr>
-            <w:r>
-              <w:rPr>
-                <w:rFonts w:ascii="Aptos" w:hAnsi="Aptos"/>
-                <w:b w:val="0"/>
-                <w:sz w:val="20"/>
-              </w:rPr>
-              <w:t>FE 4,23</w:t>
-              <w:br/>
-              <w:t>(página 125)</w:t>
-            </w:r>
-          </w:p>
-        </w:tc>
-      </w:tr>
-    </w:tbl>
-    <w:p/>
-    <w:p>
-      <w:pPr>
         <w:spacing w:after="120" w:line="276" w:lineRule="auto"/>
         <w:jc w:val="both"/>
       </w:pPr>
       <w:r>
         <w:rPr>
           <w:rFonts w:ascii="Aptos" w:hAnsi="Aptos"/>
+          <w:b w:val="0"/>
+          <w:i w:val="0"/>
           <w:sz w:val="22"/>
         </w:rPr>
         <w:t>Os trechos com Não Conformidades registradas no Quadro 1, a seguir, associadas aos respectivos subtrechos, foram avaliadas pelos valores do Índice de Gravidade Global (IGG) que ultrapassaram o limite máximo previsto ≥ 30, como também os valores do Índice Irregularidade Longitudinal (IRI) que ultrapassaram o limite máximo previsto ≥ 2,7 m/km constantes do Relatório Anual 01 de novembro/2025 elaborado pelo Verificador Independente.</w:t>
@@ -5259,6 +2711,8 @@
       <w:r>
         <w:rPr>
           <w:rFonts w:ascii="Aptos" w:hAnsi="Aptos"/>
+          <w:b w:val="0"/>
+          <w:i w:val="0"/>
           <w:sz w:val="22"/>
         </w:rPr>
         <w:t>A partir das vistorias de campo, e das avaliações das Não Conformidades registradas pelo Verificador Independente, foram consolidadas as informações no Quadro 2, a seguir, as Não Conformidades e Determinações/Recomendações expedidas pela Arpe.</w:t>
@@ -5448,7 +2902,7 @@
                 <w:b/>
                 <w:sz w:val="20"/>
               </w:rPr>
-              <w:t>IDENTIFICAÇÃO</w:t>
+              <w:t>CODIFICAÇÃO</w:t>
             </w:r>
           </w:p>
         </w:tc>
@@ -5555,6 +3009,7 @@
         <w:tc>
           <w:tcPr>
             <w:tcW w:type="dxa" w:w="1757"/>
+            <w:vMerge w:val="restart"/>
             <w:tcMar>
               <w:top w:w="100" w:type="dxa"/>
               <w:bottom w:w="100" w:type="dxa"/>
@@ -5566,20 +3021,21 @@
           <w:p>
             <w:pPr>
               <w:spacing w:before="0" w:after="0" w:line="240" w:lineRule="auto"/>
-              <w:jc w:val="left"/>
+              <w:jc w:val="center"/>
             </w:pPr>
             <w:r>
               <w:rPr>
                 <w:rFonts w:ascii="Aptos" w:hAnsi="Aptos"/>
                 <w:sz w:val="20"/>
               </w:rPr>
-              <w:t>Fotos 1.1, 1.2, 1.3, 1.4, 1.5, 1.6, 1.7, 1.8, 1.9 e 2.0</w:t>
+              <w:t>Fotos 01, 1.1, 1.11, 1.12, 1.13, 1.14, 1.15, 1.16, 1.17, 1.18, 1.19, 1.2, 1.21, 1.22, 1.23, 1.24, 1.3, 1.4, 1.5, 1.6, 1.7, 1.8, 1.9 e 02</w:t>
             </w:r>
           </w:p>
         </w:tc>
         <w:tc>
           <w:tcPr>
             <w:tcW w:type="dxa" w:w="2434"/>
+            <w:vMerge w:val="restart"/>
             <w:tcMar>
               <w:top w:w="100" w:type="dxa"/>
               <w:bottom w:w="100" w:type="dxa"/>
@@ -5604,6 +3060,7 @@
         <w:tc>
           <w:tcPr>
             <w:tcW w:type="dxa" w:w="2246"/>
+            <w:vMerge w:val="restart"/>
             <w:tcMar>
               <w:top w:w="100" w:type="dxa"/>
               <w:bottom w:w="100" w:type="dxa"/>
@@ -5680,6 +3137,7 @@
         <w:tc>
           <w:tcPr>
             <w:tcW w:type="dxa" w:w="1757"/>
+            <w:vMerge/>
             <w:tcMar>
               <w:top w:w="100" w:type="dxa"/>
               <w:bottom w:w="100" w:type="dxa"/>
@@ -5688,23 +3146,12 @@
             </w:tcMar>
             <w:vAlign w:val="center"/>
           </w:tcPr>
-          <w:p>
-            <w:pPr>
-              <w:spacing w:before="0" w:after="0" w:line="240" w:lineRule="auto"/>
-              <w:jc w:val="left"/>
-            </w:pPr>
-            <w:r>
-              <w:rPr>
-                <w:rFonts w:ascii="Aptos" w:hAnsi="Aptos"/>
-                <w:sz w:val="20"/>
-              </w:rPr>
-              <w:t>Foto 1.1</w:t>
-            </w:r>
-          </w:p>
+          <w:p/>
         </w:tc>
         <w:tc>
           <w:tcPr>
             <w:tcW w:type="dxa" w:w="2434"/>
+            <w:vMerge/>
             <w:tcMar>
               <w:top w:w="100" w:type="dxa"/>
               <w:bottom w:w="100" w:type="dxa"/>
@@ -5713,22 +3160,12 @@
             </w:tcMar>
             <w:vAlign w:val="center"/>
           </w:tcPr>
-          <w:p>
-            <w:pPr>
-              <w:spacing w:before="0" w:after="0" w:line="240" w:lineRule="auto"/>
-              <w:jc w:val="left"/>
-            </w:pPr>
-            <w:r>
-              <w:rPr>
-                <w:rFonts w:ascii="Aptos" w:hAnsi="Aptos"/>
-                <w:sz w:val="20"/>
-              </w:rPr>
-            </w:r>
-          </w:p>
+          <w:p/>
         </w:tc>
         <w:tc>
           <w:tcPr>
             <w:tcW w:type="dxa" w:w="2246"/>
+            <w:vMerge/>
             <w:tcMar>
               <w:top w:w="100" w:type="dxa"/>
               <w:bottom w:w="100" w:type="dxa"/>
@@ -5737,18 +3174,7 @@
             </w:tcMar>
             <w:vAlign w:val="center"/>
           </w:tcPr>
-          <w:p>
-            <w:pPr>
-              <w:spacing w:before="0" w:after="0" w:line="240" w:lineRule="auto"/>
-              <w:jc w:val="left"/>
-            </w:pPr>
-            <w:r>
-              <w:rPr>
-                <w:rFonts w:ascii="Aptos" w:hAnsi="Aptos"/>
-                <w:sz w:val="20"/>
-              </w:rPr>
-            </w:r>
-          </w:p>
+          <w:p/>
         </w:tc>
       </w:tr>
       <w:tr>
@@ -5805,6 +3231,7 @@
         <w:tc>
           <w:tcPr>
             <w:tcW w:type="dxa" w:w="1757"/>
+            <w:vMerge/>
             <w:tcMar>
               <w:top w:w="100" w:type="dxa"/>
               <w:bottom w:w="100" w:type="dxa"/>
@@ -5813,23 +3240,12 @@
             </w:tcMar>
             <w:vAlign w:val="center"/>
           </w:tcPr>
-          <w:p>
-            <w:pPr>
-              <w:spacing w:before="0" w:after="0" w:line="240" w:lineRule="auto"/>
-              <w:jc w:val="left"/>
-            </w:pPr>
-            <w:r>
-              <w:rPr>
-                <w:rFonts w:ascii="Aptos" w:hAnsi="Aptos"/>
-                <w:sz w:val="20"/>
-              </w:rPr>
-              <w:t>Foto 1.1</w:t>
-            </w:r>
-          </w:p>
+          <w:p/>
         </w:tc>
         <w:tc>
           <w:tcPr>
             <w:tcW w:type="dxa" w:w="2434"/>
+            <w:vMerge/>
             <w:tcMar>
               <w:top w:w="100" w:type="dxa"/>
               <w:bottom w:w="100" w:type="dxa"/>
@@ -5838,22 +3254,12 @@
             </w:tcMar>
             <w:vAlign w:val="center"/>
           </w:tcPr>
-          <w:p>
-            <w:pPr>
-              <w:spacing w:before="0" w:after="0" w:line="240" w:lineRule="auto"/>
-              <w:jc w:val="left"/>
-            </w:pPr>
-            <w:r>
-              <w:rPr>
-                <w:rFonts w:ascii="Aptos" w:hAnsi="Aptos"/>
-                <w:sz w:val="20"/>
-              </w:rPr>
-            </w:r>
-          </w:p>
+          <w:p/>
         </w:tc>
         <w:tc>
           <w:tcPr>
             <w:tcW w:type="dxa" w:w="2246"/>
+            <w:vMerge/>
             <w:tcMar>
               <w:top w:w="100" w:type="dxa"/>
               <w:bottom w:w="100" w:type="dxa"/>
@@ -5862,18 +3268,7 @@
             </w:tcMar>
             <w:vAlign w:val="center"/>
           </w:tcPr>
-          <w:p>
-            <w:pPr>
-              <w:spacing w:before="0" w:after="0" w:line="240" w:lineRule="auto"/>
-              <w:jc w:val="left"/>
-            </w:pPr>
-            <w:r>
-              <w:rPr>
-                <w:rFonts w:ascii="Aptos" w:hAnsi="Aptos"/>
-                <w:sz w:val="20"/>
-              </w:rPr>
-            </w:r>
-          </w:p>
+          <w:p/>
         </w:tc>
       </w:tr>
       <w:tr>
@@ -5898,7 +3293,7 @@
                 <w:rFonts w:ascii="Aptos" w:hAnsi="Aptos"/>
                 <w:sz w:val="20"/>
               </w:rPr>
-              <w:t xml:space="preserve">Espelho oxidado, conforme evidenciado na foto 03, a seguir. </w:t>
+              <w:t>Espelho oxidado, conforme evidenciado na foto 03, a seguir.</w:t>
             </w:r>
           </w:p>
         </w:tc>
@@ -5930,6 +3325,7 @@
         <w:tc>
           <w:tcPr>
             <w:tcW w:type="dxa" w:w="1757"/>
+            <w:vMerge/>
             <w:tcMar>
               <w:top w:w="100" w:type="dxa"/>
               <w:bottom w:w="100" w:type="dxa"/>
@@ -5938,23 +3334,12 @@
             </w:tcMar>
             <w:vAlign w:val="center"/>
           </w:tcPr>
-          <w:p>
-            <w:pPr>
-              <w:spacing w:before="0" w:after="0" w:line="240" w:lineRule="auto"/>
-              <w:jc w:val="left"/>
-            </w:pPr>
-            <w:r>
-              <w:rPr>
-                <w:rFonts w:ascii="Aptos" w:hAnsi="Aptos"/>
-                <w:sz w:val="20"/>
-              </w:rPr>
-              <w:t>Foto 1.2</w:t>
-            </w:r>
-          </w:p>
+          <w:p/>
         </w:tc>
         <w:tc>
           <w:tcPr>
             <w:tcW w:type="dxa" w:w="2434"/>
+            <w:vMerge/>
             <w:tcMar>
               <w:top w:w="100" w:type="dxa"/>
               <w:bottom w:w="100" w:type="dxa"/>
@@ -5963,22 +3348,12 @@
             </w:tcMar>
             <w:vAlign w:val="center"/>
           </w:tcPr>
-          <w:p>
-            <w:pPr>
-              <w:spacing w:before="0" w:after="0" w:line="240" w:lineRule="auto"/>
-              <w:jc w:val="left"/>
-            </w:pPr>
-            <w:r>
-              <w:rPr>
-                <w:rFonts w:ascii="Aptos" w:hAnsi="Aptos"/>
-                <w:sz w:val="20"/>
-              </w:rPr>
-            </w:r>
-          </w:p>
+          <w:p/>
         </w:tc>
         <w:tc>
           <w:tcPr>
             <w:tcW w:type="dxa" w:w="2246"/>
+            <w:vMerge/>
             <w:tcMar>
               <w:top w:w="100" w:type="dxa"/>
               <w:bottom w:w="100" w:type="dxa"/>
@@ -5987,18 +3362,7 @@
             </w:tcMar>
             <w:vAlign w:val="center"/>
           </w:tcPr>
-          <w:p>
-            <w:pPr>
-              <w:spacing w:before="0" w:after="0" w:line="240" w:lineRule="auto"/>
-              <w:jc w:val="left"/>
-            </w:pPr>
-            <w:r>
-              <w:rPr>
-                <w:rFonts w:ascii="Aptos" w:hAnsi="Aptos"/>
-                <w:sz w:val="20"/>
-              </w:rPr>
-            </w:r>
-          </w:p>
+          <w:p/>
         </w:tc>
       </w:tr>
       <w:tr>
@@ -6023,7 +3387,7 @@
                 <w:rFonts w:ascii="Aptos" w:hAnsi="Aptos"/>
                 <w:sz w:val="20"/>
               </w:rPr>
-              <w:t xml:space="preserve">Barra oxidada em torno da pian cofnorme foto 01 e foto 02. </w:t>
+              <w:t>Barra oxidada em torno da pian cofnorme foto 01 e foto 02.</w:t>
             </w:r>
           </w:p>
         </w:tc>
@@ -6055,6 +3419,7 @@
         <w:tc>
           <w:tcPr>
             <w:tcW w:type="dxa" w:w="1757"/>
+            <w:vMerge/>
             <w:tcMar>
               <w:top w:w="100" w:type="dxa"/>
               <w:bottom w:w="100" w:type="dxa"/>
@@ -6063,23 +3428,12 @@
             </w:tcMar>
             <w:vAlign w:val="center"/>
           </w:tcPr>
-          <w:p>
-            <w:pPr>
-              <w:spacing w:before="0" w:after="0" w:line="240" w:lineRule="auto"/>
-              <w:jc w:val="left"/>
-            </w:pPr>
-            <w:r>
-              <w:rPr>
-                <w:rFonts w:ascii="Aptos" w:hAnsi="Aptos"/>
-                <w:sz w:val="20"/>
-              </w:rPr>
-              <w:t>Foto 1.3</w:t>
-            </w:r>
-          </w:p>
+          <w:p/>
         </w:tc>
         <w:tc>
           <w:tcPr>
             <w:tcW w:type="dxa" w:w="2434"/>
+            <w:vMerge/>
             <w:tcMar>
               <w:top w:w="100" w:type="dxa"/>
               <w:bottom w:w="100" w:type="dxa"/>
@@ -6088,22 +3442,12 @@
             </w:tcMar>
             <w:vAlign w:val="center"/>
           </w:tcPr>
-          <w:p>
-            <w:pPr>
-              <w:spacing w:before="0" w:after="0" w:line="240" w:lineRule="auto"/>
-              <w:jc w:val="left"/>
-            </w:pPr>
-            <w:r>
-              <w:rPr>
-                <w:rFonts w:ascii="Aptos" w:hAnsi="Aptos"/>
-                <w:sz w:val="20"/>
-              </w:rPr>
-            </w:r>
-          </w:p>
+          <w:p/>
         </w:tc>
         <w:tc>
           <w:tcPr>
             <w:tcW w:type="dxa" w:w="2246"/>
+            <w:vMerge/>
             <w:tcMar>
               <w:top w:w="100" w:type="dxa"/>
               <w:bottom w:w="100" w:type="dxa"/>
@@ -6112,18 +3456,7 @@
             </w:tcMar>
             <w:vAlign w:val="center"/>
           </w:tcPr>
-          <w:p>
-            <w:pPr>
-              <w:spacing w:before="0" w:after="0" w:line="240" w:lineRule="auto"/>
-              <w:jc w:val="left"/>
-            </w:pPr>
-            <w:r>
-              <w:rPr>
-                <w:rFonts w:ascii="Aptos" w:hAnsi="Aptos"/>
-                <w:sz w:val="20"/>
-              </w:rPr>
-            </w:r>
-          </w:p>
+          <w:p/>
         </w:tc>
       </w:tr>
       <w:tr>
@@ -6148,7 +3481,7 @@
                 <w:rFonts w:ascii="Aptos" w:hAnsi="Aptos"/>
                 <w:sz w:val="20"/>
               </w:rPr>
-              <w:t xml:space="preserve">Barra de apoio vertical oxidada, conforme foto 04, a seguir. </w:t>
+              <w:t>Barra de apoio vertical oxidada, conforme foto 04, a seguir.</w:t>
             </w:r>
           </w:p>
         </w:tc>
@@ -6180,6 +3513,7 @@
         <w:tc>
           <w:tcPr>
             <w:tcW w:type="dxa" w:w="1757"/>
+            <w:vMerge/>
             <w:tcMar>
               <w:top w:w="100" w:type="dxa"/>
               <w:bottom w:w="100" w:type="dxa"/>
@@ -6188,23 +3522,12 @@
             </w:tcMar>
             <w:vAlign w:val="center"/>
           </w:tcPr>
-          <w:p>
-            <w:pPr>
-              <w:spacing w:before="0" w:after="0" w:line="240" w:lineRule="auto"/>
-              <w:jc w:val="left"/>
-            </w:pPr>
-            <w:r>
-              <w:rPr>
-                <w:rFonts w:ascii="Aptos" w:hAnsi="Aptos"/>
-                <w:sz w:val="20"/>
-              </w:rPr>
-              <w:t>Foto 1.4</w:t>
-            </w:r>
-          </w:p>
+          <w:p/>
         </w:tc>
         <w:tc>
           <w:tcPr>
             <w:tcW w:type="dxa" w:w="2434"/>
+            <w:vMerge/>
             <w:tcMar>
               <w:top w:w="100" w:type="dxa"/>
               <w:bottom w:w="100" w:type="dxa"/>
@@ -6213,22 +3536,12 @@
             </w:tcMar>
             <w:vAlign w:val="center"/>
           </w:tcPr>
-          <w:p>
-            <w:pPr>
-              <w:spacing w:before="0" w:after="0" w:line="240" w:lineRule="auto"/>
-              <w:jc w:val="left"/>
-            </w:pPr>
-            <w:r>
-              <w:rPr>
-                <w:rFonts w:ascii="Aptos" w:hAnsi="Aptos"/>
-                <w:sz w:val="20"/>
-              </w:rPr>
-            </w:r>
-          </w:p>
+          <w:p/>
         </w:tc>
         <w:tc>
           <w:tcPr>
             <w:tcW w:type="dxa" w:w="2246"/>
+            <w:vMerge/>
             <w:tcMar>
               <w:top w:w="100" w:type="dxa"/>
               <w:bottom w:w="100" w:type="dxa"/>
@@ -6237,18 +3550,7 @@
             </w:tcMar>
             <w:vAlign w:val="center"/>
           </w:tcPr>
-          <w:p>
-            <w:pPr>
-              <w:spacing w:before="0" w:after="0" w:line="240" w:lineRule="auto"/>
-              <w:jc w:val="left"/>
-            </w:pPr>
-            <w:r>
-              <w:rPr>
-                <w:rFonts w:ascii="Aptos" w:hAnsi="Aptos"/>
-                <w:sz w:val="20"/>
-              </w:rPr>
-            </w:r>
-          </w:p>
+          <w:p/>
         </w:tc>
       </w:tr>
       <w:tr>
@@ -6305,6 +3607,7 @@
         <w:tc>
           <w:tcPr>
             <w:tcW w:type="dxa" w:w="1757"/>
+            <w:vMerge/>
             <w:tcMar>
               <w:top w:w="100" w:type="dxa"/>
               <w:bottom w:w="100" w:type="dxa"/>
@@ -6313,23 +3616,12 @@
             </w:tcMar>
             <w:vAlign w:val="center"/>
           </w:tcPr>
-          <w:p>
-            <w:pPr>
-              <w:spacing w:before="0" w:after="0" w:line="240" w:lineRule="auto"/>
-              <w:jc w:val="left"/>
-            </w:pPr>
-            <w:r>
-              <w:rPr>
-                <w:rFonts w:ascii="Aptos" w:hAnsi="Aptos"/>
-                <w:sz w:val="20"/>
-              </w:rPr>
-              <w:t>Fotos 1.0, 1.1, 1.11, 1.12, 1.13, 1.14, 1.15, 1.16, 1.17, 1.18, 1.19, 1.2, 1.21, 1.22, 1.23, 1.24, 1.3, 1.4, 1.5, 1.6, 1.7, 1.8 e 1.9</w:t>
-            </w:r>
-          </w:p>
+          <w:p/>
         </w:tc>
         <w:tc>
           <w:tcPr>
             <w:tcW w:type="dxa" w:w="2434"/>
+            <w:vMerge/>
             <w:tcMar>
               <w:top w:w="100" w:type="dxa"/>
               <w:bottom w:w="100" w:type="dxa"/>
@@ -6338,22 +3630,12 @@
             </w:tcMar>
             <w:vAlign w:val="center"/>
           </w:tcPr>
-          <w:p>
-            <w:pPr>
-              <w:spacing w:before="0" w:after="0" w:line="240" w:lineRule="auto"/>
-              <w:jc w:val="left"/>
-            </w:pPr>
-            <w:r>
-              <w:rPr>
-                <w:rFonts w:ascii="Aptos" w:hAnsi="Aptos"/>
-                <w:sz w:val="20"/>
-              </w:rPr>
-            </w:r>
-          </w:p>
+          <w:p/>
         </w:tc>
         <w:tc>
           <w:tcPr>
             <w:tcW w:type="dxa" w:w="2246"/>
+            <w:vMerge/>
             <w:tcMar>
               <w:top w:w="100" w:type="dxa"/>
               <w:bottom w:w="100" w:type="dxa"/>
@@ -6362,18 +3644,7 @@
             </w:tcMar>
             <w:vAlign w:val="center"/>
           </w:tcPr>
-          <w:p>
-            <w:pPr>
-              <w:spacing w:before="0" w:after="0" w:line="240" w:lineRule="auto"/>
-              <w:jc w:val="left"/>
-            </w:pPr>
-            <w:r>
-              <w:rPr>
-                <w:rFonts w:ascii="Aptos" w:hAnsi="Aptos"/>
-                <w:sz w:val="20"/>
-              </w:rPr>
-            </w:r>
-          </w:p>
+          <w:p/>
         </w:tc>
       </w:tr>
       <w:tr>
@@ -6435,39 +3706,6 @@
       </w:tr>
     </w:tbl>
     <w:p/>
-    <w:p>
-      <w:pPr>
-        <w:spacing w:after="120"/>
-        <w:jc w:val="center"/>
-      </w:pPr>
-      <w:r>
-        <w:rPr>
-          <w:rFonts w:ascii="Aptos" w:hAnsi="Aptos"/>
-          <w:b/>
-          <w:sz w:val="22"/>
-        </w:rPr>
-        <w:t>Quadro 3</w:t>
-      </w:r>
-      <w:r>
-        <w:rPr>
-          <w:rFonts w:ascii="Aptos" w:hAnsi="Aptos"/>
-          <w:sz w:val="22"/>
-        </w:rPr>
-        <w:t xml:space="preserve"> – Pontos de Atenção por Rodovia/Sentido</w:t>
-      </w:r>
-    </w:p>
-    <w:p>
-      <w:pPr>
-        <w:jc w:val="center"/>
-      </w:pPr>
-      <w:r>
-        <w:rPr>
-          <w:rFonts w:ascii="Aptos" w:hAnsi="Aptos"/>
-          <w:sz w:val="20"/>
-        </w:rPr>
-        <w:t>Nenhum registro encontrado.</w:t>
-      </w:r>
-    </w:p>
     <w:p/>
     <w:p/>
     <w:p/>
@@ -6622,7 +3860,7 @@
           <w:rFonts w:ascii="Aptos" w:hAnsi="Aptos"/>
           <w:sz w:val="22"/>
         </w:rPr>
-        <w:t>Tendo em vista as ações de fiscalização realizadas pela Arpe foram constatadas zero (0) pontos ou trechos fiscalizados que apresentaram Não Conformidades distribuídas majoritariamente na PE 009, estas foram analisadas e caracterizadas a partir dos indicadores do Grupo Condição de Superfície definidos no Contrato de Concessão CT. nº 043/2011.</w:t>
+        <w:t>Tendo em vista as ações de fiscalização realizadas pela Arpe foram constatadas 70 (70) pontos ou trechos fiscalizados que apresentaram Não Conformidades distribuídas majoritariamente na PE 009, estas foram analisadas e caracterizadas a partir dos indicadores do Grupo Condição de Superfície definidos no Contrato de Concessão CT. nº 043/2011.</w:t>
       </w:r>
     </w:p>
     <w:p>
@@ -6649,2392 +3887,6 @@
           <w:sz w:val="22"/>
         </w:rPr>
         <w:t>Recomenda-se, por fim, o encaminhamento deste Relatório de Fiscalização para que Suape, na qualidade de Gestor do Contrato e Regulador desse Sistema Viário, realize as providências cabíveis junto à Concessionária Rota do Atlântico com o objetivo de garantir a regularização das Não Conformidades pendentes apontadas por esta Agência de Regulação.</w:t>
-      </w:r>
-    </w:p>
-    <w:p>
-      <w:pPr>
-        <w:pStyle w:val="Heading3"/>
-        <w:pageBreakBefore/>
-        <w:spacing w:before="160" w:after="80"/>
-      </w:pPr>
-      <w:r>
-        <w:rPr>
-          <w:rFonts w:ascii="Aptos" w:hAnsi="Aptos"/>
-          <w:b/>
-          <w:color w:val="000000"/>
-          <w:sz w:val="24"/>
-        </w:rPr>
-        <w:t>APÊNDICE A – REGISTROS FOTOGRÁFICOS DAS NÃO CONFORMIDADES</w:t>
-      </w:r>
-    </w:p>
-    <w:tbl>
-      <w:tblPr>
-        <w:tblStyle w:val="TableGrid"/>
-        <w:tblW w:type="auto" w:w="0"/>
-        <w:jc w:val="center"/>
-        <w:tblLayout w:type="fixed"/>
-        <w:tblLook w:firstColumn="1" w:firstRow="1" w:lastColumn="0" w:lastRow="0" w:noHBand="0" w:noVBand="1" w:val="04A0"/>
-      </w:tblPr>
-      <w:tblGrid>
-        <w:gridCol w:w="5234"/>
-        <w:gridCol w:w="5234"/>
-      </w:tblGrid>
-      <w:tr>
-        <w:tc>
-          <w:tcPr>
-            <w:tcW w:type="dxa" w:w="10469"/>
-            <w:gridSpan w:val="2"/>
-          </w:tcPr>
-          <w:p>
-            <w:pPr>
-              <w:spacing w:before="120" w:after="120"/>
-              <w:jc w:val="center"/>
-            </w:pPr>
-            <w:r>
-              <w:rPr>
-                <w:rFonts w:ascii="Aptos" w:hAnsi="Aptos"/>
-                <w:b/>
-                <w:sz w:val="22"/>
-              </w:rPr>
-              <w:t>Terminal Rodoviário do Recife - TIP, Pista sentido Única</w:t>
-            </w:r>
-          </w:p>
-        </w:tc>
-      </w:tr>
-      <w:tr>
-        <w:tc>
-          <w:tcPr>
-            <w:tcW w:type="dxa" w:w="5234"/>
-          </w:tcPr>
-          <w:p>
-            <w:pPr>
-              <w:spacing w:before="80" w:after="80"/>
-              <w:ind w:left="0" w:firstLine="0"/>
-              <w:jc w:val="center"/>
-            </w:pPr>
-          </w:p>
-        </w:tc>
-        <w:tc>
-          <w:tcPr>
-            <w:tcW w:type="dxa" w:w="5234"/>
-          </w:tcPr>
-          <w:p>
-            <w:pPr>
-              <w:spacing w:before="80" w:after="80"/>
-              <w:ind w:left="0" w:firstLine="0"/>
-              <w:jc w:val="center"/>
-            </w:pPr>
-          </w:p>
-        </w:tc>
-      </w:tr>
-      <w:tr>
-        <w:tc>
-          <w:tcPr>
-            <w:tcW w:type="dxa" w:w="5234"/>
-          </w:tcPr>
-          <w:p>
-            <w:pPr>
-              <w:spacing w:before="80" w:after="80"/>
-              <w:ind w:left="0" w:firstLine="0"/>
-              <w:jc w:val="both"/>
-            </w:pPr>
-            <w:r>
-              <w:rPr>
-                <w:rFonts w:ascii="Aptos" w:hAnsi="Aptos"/>
-                <w:sz w:val="20"/>
-              </w:rPr>
-              <w:t>Foto 1.1 – Infiltração em coluna de sustentação do Terminal do recife, (09/06/2025).</w:t>
-            </w:r>
-          </w:p>
-        </w:tc>
-        <w:tc>
-          <w:tcPr>
-            <w:tcW w:type="dxa" w:w="5234"/>
-          </w:tcPr>
-          <w:p>
-            <w:pPr>
-              <w:spacing w:before="80" w:after="80"/>
-              <w:ind w:left="0" w:firstLine="0"/>
-              <w:jc w:val="both"/>
-            </w:pPr>
-            <w:r>
-              <w:rPr>
-                <w:rFonts w:ascii="Aptos" w:hAnsi="Aptos"/>
-                <w:sz w:val="20"/>
-              </w:rPr>
-              <w:t>Foto 1.2 – Infiltração em coluna de sustentação do Terminal do recife, (09/06/2025).</w:t>
-            </w:r>
-          </w:p>
-        </w:tc>
-      </w:tr>
-      <w:tr>
-        <w:tc>
-          <w:tcPr>
-            <w:tcW w:type="dxa" w:w="5234"/>
-          </w:tcPr>
-          <w:p>
-            <w:pPr>
-              <w:spacing w:before="80" w:after="80"/>
-              <w:ind w:left="0" w:firstLine="0"/>
-              <w:jc w:val="center"/>
-            </w:pPr>
-          </w:p>
-        </w:tc>
-        <w:tc>
-          <w:tcPr>
-            <w:tcW w:type="dxa" w:w="5234"/>
-          </w:tcPr>
-          <w:p>
-            <w:pPr>
-              <w:spacing w:before="80" w:after="80"/>
-              <w:ind w:left="0" w:firstLine="0"/>
-              <w:jc w:val="center"/>
-            </w:pPr>
-          </w:p>
-        </w:tc>
-      </w:tr>
-      <w:tr>
-        <w:tc>
-          <w:tcPr>
-            <w:tcW w:type="dxa" w:w="5234"/>
-          </w:tcPr>
-          <w:p>
-            <w:pPr>
-              <w:spacing w:before="80" w:after="80"/>
-              <w:ind w:left="0" w:firstLine="0"/>
-              <w:jc w:val="both"/>
-            </w:pPr>
-            <w:r>
-              <w:rPr>
-                <w:rFonts w:ascii="Aptos" w:hAnsi="Aptos"/>
-                <w:sz w:val="20"/>
-              </w:rPr>
-              <w:t>Foto 1.3 – Infiltração em coluna de sustentação do Terminal do recife, (09/06/2025).</w:t>
-            </w:r>
-          </w:p>
-        </w:tc>
-        <w:tc>
-          <w:tcPr>
-            <w:tcW w:type="dxa" w:w="5234"/>
-          </w:tcPr>
-          <w:p>
-            <w:pPr>
-              <w:spacing w:before="80" w:after="80"/>
-              <w:ind w:left="0" w:firstLine="0"/>
-              <w:jc w:val="both"/>
-            </w:pPr>
-            <w:r>
-              <w:rPr>
-                <w:rFonts w:ascii="Aptos" w:hAnsi="Aptos"/>
-                <w:sz w:val="20"/>
-              </w:rPr>
-              <w:t>Foto 1.4 – Infiltração em coluna de sustentação do Terminal do recife, (09/06/2025).</w:t>
-            </w:r>
-          </w:p>
-        </w:tc>
-      </w:tr>
-      <w:tr>
-        <w:tc>
-          <w:tcPr>
-            <w:tcW w:type="dxa" w:w="5234"/>
-          </w:tcPr>
-          <w:p>
-            <w:pPr>
-              <w:spacing w:before="80" w:after="80"/>
-              <w:ind w:left="0" w:firstLine="0"/>
-              <w:jc w:val="center"/>
-            </w:pPr>
-          </w:p>
-        </w:tc>
-        <w:tc>
-          <w:tcPr>
-            <w:tcW w:type="dxa" w:w="5234"/>
-          </w:tcPr>
-          <w:p>
-            <w:pPr>
-              <w:spacing w:before="80" w:after="80"/>
-              <w:ind w:left="0" w:firstLine="0"/>
-              <w:jc w:val="center"/>
-            </w:pPr>
-          </w:p>
-        </w:tc>
-      </w:tr>
-      <w:tr>
-        <w:tc>
-          <w:tcPr>
-            <w:tcW w:type="dxa" w:w="5234"/>
-          </w:tcPr>
-          <w:p>
-            <w:pPr>
-              <w:spacing w:before="80" w:after="80"/>
-              <w:ind w:left="0" w:firstLine="0"/>
-              <w:jc w:val="both"/>
-            </w:pPr>
-            <w:r>
-              <w:rPr>
-                <w:rFonts w:ascii="Aptos" w:hAnsi="Aptos"/>
-                <w:sz w:val="20"/>
-              </w:rPr>
-              <w:t>Foto 1.5 – Infiltração em coluna de sustentação do Terminal do recife, (09/06/2025).</w:t>
-            </w:r>
-          </w:p>
-        </w:tc>
-        <w:tc>
-          <w:tcPr>
-            <w:tcW w:type="dxa" w:w="5234"/>
-          </w:tcPr>
-          <w:p>
-            <w:pPr>
-              <w:spacing w:before="80" w:after="80"/>
-              <w:ind w:left="0" w:firstLine="0"/>
-              <w:jc w:val="both"/>
-            </w:pPr>
-            <w:r>
-              <w:rPr>
-                <w:rFonts w:ascii="Aptos" w:hAnsi="Aptos"/>
-                <w:sz w:val="20"/>
-              </w:rPr>
-              <w:t>Foto 1.6 – Infiltração em coluna de sustentação do Terminal do recife, (09/06/2025).</w:t>
-            </w:r>
-          </w:p>
-        </w:tc>
-      </w:tr>
-      <w:tr>
-        <w:tc>
-          <w:tcPr>
-            <w:tcW w:type="dxa" w:w="5234"/>
-          </w:tcPr>
-          <w:p>
-            <w:pPr>
-              <w:spacing w:before="80" w:after="80"/>
-              <w:ind w:left="0" w:firstLine="0"/>
-              <w:jc w:val="center"/>
-            </w:pPr>
-          </w:p>
-        </w:tc>
-        <w:tc>
-          <w:tcPr>
-            <w:tcW w:type="dxa" w:w="5234"/>
-          </w:tcPr>
-          <w:p>
-            <w:pPr>
-              <w:spacing w:before="80" w:after="80"/>
-              <w:ind w:left="0" w:firstLine="0"/>
-              <w:jc w:val="center"/>
-            </w:pPr>
-          </w:p>
-        </w:tc>
-      </w:tr>
-      <w:tr>
-        <w:tc>
-          <w:tcPr>
-            <w:tcW w:type="dxa" w:w="5234"/>
-          </w:tcPr>
-          <w:p>
-            <w:pPr>
-              <w:spacing w:before="80" w:after="80"/>
-              <w:ind w:left="0" w:firstLine="0"/>
-              <w:jc w:val="both"/>
-            </w:pPr>
-            <w:r>
-              <w:rPr>
-                <w:rFonts w:ascii="Aptos" w:hAnsi="Aptos"/>
-                <w:sz w:val="20"/>
-              </w:rPr>
-              <w:t>Foto 1.7 – Infiltração em coluna de sustentação do Terminal do recife, (09/06/2025).</w:t>
-            </w:r>
-          </w:p>
-        </w:tc>
-        <w:tc>
-          <w:tcPr>
-            <w:tcW w:type="dxa" w:w="5234"/>
-          </w:tcPr>
-          <w:p>
-            <w:pPr>
-              <w:spacing w:before="80" w:after="80"/>
-              <w:ind w:left="0" w:firstLine="0"/>
-              <w:jc w:val="both"/>
-            </w:pPr>
-            <w:r>
-              <w:rPr>
-                <w:rFonts w:ascii="Aptos" w:hAnsi="Aptos"/>
-                <w:sz w:val="20"/>
-              </w:rPr>
-              <w:t>Foto 1.8 – Infiltração em coluna de sustentação do Terminal do recife, (09/06/2025).</w:t>
-            </w:r>
-          </w:p>
-        </w:tc>
-      </w:tr>
-      <w:tr>
-        <w:tc>
-          <w:tcPr>
-            <w:tcW w:type="dxa" w:w="5234"/>
-          </w:tcPr>
-          <w:p>
-            <w:pPr>
-              <w:spacing w:before="80" w:after="80"/>
-              <w:ind w:left="0" w:firstLine="0"/>
-              <w:jc w:val="center"/>
-            </w:pPr>
-          </w:p>
-        </w:tc>
-        <w:tc>
-          <w:tcPr>
-            <w:tcW w:type="dxa" w:w="5234"/>
-          </w:tcPr>
-          <w:p>
-            <w:pPr>
-              <w:spacing w:before="80" w:after="80"/>
-              <w:ind w:left="0" w:firstLine="0"/>
-              <w:jc w:val="center"/>
-            </w:pPr>
-          </w:p>
-        </w:tc>
-      </w:tr>
-      <w:tr>
-        <w:tc>
-          <w:tcPr>
-            <w:tcW w:type="dxa" w:w="5234"/>
-          </w:tcPr>
-          <w:p>
-            <w:pPr>
-              <w:spacing w:before="80" w:after="80"/>
-              <w:ind w:left="0" w:firstLine="0"/>
-              <w:jc w:val="both"/>
-            </w:pPr>
-            <w:r>
-              <w:rPr>
-                <w:rFonts w:ascii="Aptos" w:hAnsi="Aptos"/>
-                <w:sz w:val="20"/>
-              </w:rPr>
-              <w:t>Foto 1.9 – Infiltração em coluna de sustentação do Terminal do recife, (09/06/2025).</w:t>
-            </w:r>
-          </w:p>
-        </w:tc>
-        <w:tc>
-          <w:tcPr>
-            <w:tcW w:type="dxa" w:w="5234"/>
-          </w:tcPr>
-          <w:p>
-            <w:pPr>
-              <w:spacing w:before="80" w:after="80"/>
-              <w:ind w:left="0" w:firstLine="0"/>
-              <w:jc w:val="both"/>
-            </w:pPr>
-            <w:r>
-              <w:rPr>
-                <w:rFonts w:ascii="Aptos" w:hAnsi="Aptos"/>
-                <w:sz w:val="20"/>
-              </w:rPr>
-              <w:t>Foto 2.0 – Infiltração em coluna de sustentação do Terminal do recife, (09/06/2025).</w:t>
-            </w:r>
-          </w:p>
-        </w:tc>
-      </w:tr>
-      <w:tr>
-        <w:tc>
-          <w:tcPr>
-            <w:tcW w:type="dxa" w:w="5234"/>
-          </w:tcPr>
-          <w:p>
-            <w:pPr>
-              <w:spacing w:before="80" w:after="80"/>
-              <w:ind w:left="0" w:firstLine="0"/>
-              <w:jc w:val="center"/>
-            </w:pPr>
-          </w:p>
-        </w:tc>
-        <w:tc>
-          <w:tcPr>
-            <w:tcW w:type="dxa" w:w="5234"/>
-          </w:tcPr>
-          <w:p>
-            <w:pPr>
-              <w:spacing w:before="80" w:after="80"/>
-              <w:ind w:left="0" w:firstLine="0"/>
-              <w:jc w:val="center"/>
-            </w:pPr>
-          </w:p>
-        </w:tc>
-      </w:tr>
-      <w:tr>
-        <w:tc>
-          <w:tcPr>
-            <w:tcW w:type="dxa" w:w="5234"/>
-          </w:tcPr>
-          <w:p>
-            <w:pPr>
-              <w:spacing w:before="80" w:after="80"/>
-              <w:ind w:left="0" w:firstLine="0"/>
-              <w:jc w:val="both"/>
-            </w:pPr>
-            <w:r>
-              <w:rPr>
-                <w:rFonts w:ascii="Aptos" w:hAnsi="Aptos"/>
-                <w:sz w:val="20"/>
-              </w:rPr>
-              <w:t>Foto 1.1 – Infiltração em coluna de sustentação do Terminal do recife, (09/06/2025).</w:t>
-            </w:r>
-          </w:p>
-        </w:tc>
-        <w:tc>
-          <w:tcPr>
-            <w:tcW w:type="dxa" w:w="5234"/>
-          </w:tcPr>
-          <w:p>
-            <w:pPr>
-              <w:spacing w:before="80" w:after="80"/>
-              <w:ind w:left="0" w:firstLine="0"/>
-              <w:jc w:val="both"/>
-            </w:pPr>
-            <w:r>
-              <w:rPr>
-                <w:rFonts w:ascii="Aptos" w:hAnsi="Aptos"/>
-                <w:sz w:val="20"/>
-              </w:rPr>
-              <w:t>Foto 1.1 – Infiltração em coluna de sustentação do Terminal do recife, (09/06/2025).</w:t>
-            </w:r>
-          </w:p>
-        </w:tc>
-      </w:tr>
-      <w:tr>
-        <w:tc>
-          <w:tcPr>
-            <w:tcW w:type="dxa" w:w="5234"/>
-          </w:tcPr>
-          <w:p>
-            <w:pPr>
-              <w:spacing w:before="80" w:after="80"/>
-              <w:ind w:left="0" w:firstLine="0"/>
-              <w:jc w:val="center"/>
-            </w:pPr>
-          </w:p>
-        </w:tc>
-        <w:tc>
-          <w:tcPr>
-            <w:tcW w:type="dxa" w:w="5234"/>
-          </w:tcPr>
-          <w:p>
-            <w:pPr>
-              <w:spacing w:before="80" w:after="80"/>
-              <w:ind w:left="0" w:firstLine="0"/>
-              <w:jc w:val="center"/>
-            </w:pPr>
-          </w:p>
-        </w:tc>
-      </w:tr>
-      <w:tr>
-        <w:tc>
-          <w:tcPr>
-            <w:tcW w:type="dxa" w:w="5234"/>
-          </w:tcPr>
-          <w:p>
-            <w:pPr>
-              <w:spacing w:before="80" w:after="80"/>
-              <w:ind w:left="0" w:firstLine="0"/>
-              <w:jc w:val="both"/>
-            </w:pPr>
-            <w:r>
-              <w:rPr>
-                <w:rFonts w:ascii="Aptos" w:hAnsi="Aptos"/>
-                <w:sz w:val="20"/>
-              </w:rPr>
-              <w:t>Foto 1.1 – Infiltração em coluna de sustentação do Terminal do recife, (09/06/2025).</w:t>
-            </w:r>
-          </w:p>
-        </w:tc>
-        <w:tc>
-          <w:tcPr>
-            <w:tcW w:type="dxa" w:w="5234"/>
-          </w:tcPr>
-          <w:p>
-            <w:pPr>
-              <w:spacing w:before="80" w:after="80"/>
-              <w:ind w:left="0" w:firstLine="0"/>
-              <w:jc w:val="both"/>
-            </w:pPr>
-            <w:r>
-              <w:rPr>
-                <w:rFonts w:ascii="Aptos" w:hAnsi="Aptos"/>
-                <w:sz w:val="20"/>
-              </w:rPr>
-              <w:t>Foto 1.1 – Infiltração em coluna de sustentação do Terminal do recife, (09/06/2025).</w:t>
-            </w:r>
-          </w:p>
-        </w:tc>
-      </w:tr>
-      <w:tr>
-        <w:tc>
-          <w:tcPr>
-            <w:tcW w:type="dxa" w:w="5234"/>
-          </w:tcPr>
-          <w:p>
-            <w:pPr>
-              <w:spacing w:before="80" w:after="80"/>
-              <w:ind w:left="0" w:firstLine="0"/>
-              <w:jc w:val="center"/>
-            </w:pPr>
-          </w:p>
-        </w:tc>
-        <w:tc>
-          <w:tcPr>
-            <w:tcW w:type="dxa" w:w="5234"/>
-          </w:tcPr>
-          <w:p>
-            <w:pPr>
-              <w:spacing w:before="80" w:after="80"/>
-              <w:ind w:left="0" w:firstLine="0"/>
-              <w:jc w:val="center"/>
-            </w:pPr>
-          </w:p>
-        </w:tc>
-      </w:tr>
-      <w:tr>
-        <w:tc>
-          <w:tcPr>
-            <w:tcW w:type="dxa" w:w="5234"/>
-          </w:tcPr>
-          <w:p>
-            <w:pPr>
-              <w:spacing w:before="80" w:after="80"/>
-              <w:ind w:left="0" w:firstLine="0"/>
-              <w:jc w:val="both"/>
-            </w:pPr>
-            <w:r>
-              <w:rPr>
-                <w:rFonts w:ascii="Aptos" w:hAnsi="Aptos"/>
-                <w:sz w:val="20"/>
-              </w:rPr>
-              <w:t>Foto 1.1 – Infiltração em coluna de sustentação do Terminal do recife, (09/06/2025).</w:t>
-            </w:r>
-          </w:p>
-        </w:tc>
-        <w:tc>
-          <w:tcPr>
-            <w:tcW w:type="dxa" w:w="5234"/>
-          </w:tcPr>
-          <w:p>
-            <w:pPr>
-              <w:spacing w:before="80" w:after="80"/>
-              <w:ind w:left="0" w:firstLine="0"/>
-              <w:jc w:val="both"/>
-            </w:pPr>
-            <w:r>
-              <w:rPr>
-                <w:rFonts w:ascii="Aptos" w:hAnsi="Aptos"/>
-                <w:sz w:val="20"/>
-              </w:rPr>
-              <w:t>Foto 1.1 – Infiltração em coluna de sustentação do Terminal do recife, (09/06/2025).</w:t>
-            </w:r>
-          </w:p>
-        </w:tc>
-      </w:tr>
-      <w:tr>
-        <w:tc>
-          <w:tcPr>
-            <w:tcW w:type="dxa" w:w="5234"/>
-          </w:tcPr>
-          <w:p>
-            <w:pPr>
-              <w:spacing w:before="80" w:after="80"/>
-              <w:ind w:left="0" w:firstLine="0"/>
-              <w:jc w:val="center"/>
-            </w:pPr>
-          </w:p>
-        </w:tc>
-        <w:tc>
-          <w:tcPr>
-            <w:tcW w:type="dxa" w:w="5234"/>
-          </w:tcPr>
-          <w:p>
-            <w:pPr>
-              <w:spacing w:before="80" w:after="80"/>
-              <w:ind w:left="0" w:firstLine="0"/>
-              <w:jc w:val="center"/>
-            </w:pPr>
-          </w:p>
-        </w:tc>
-      </w:tr>
-      <w:tr>
-        <w:tc>
-          <w:tcPr>
-            <w:tcW w:type="dxa" w:w="5234"/>
-          </w:tcPr>
-          <w:p>
-            <w:pPr>
-              <w:spacing w:before="80" w:after="80"/>
-              <w:ind w:left="0" w:firstLine="0"/>
-              <w:jc w:val="both"/>
-            </w:pPr>
-            <w:r>
-              <w:rPr>
-                <w:rFonts w:ascii="Aptos" w:hAnsi="Aptos"/>
-                <w:sz w:val="20"/>
-              </w:rPr>
-              <w:t>Foto 1.1 – Infiltração em coluna de sustentação do Terminal do recife, (09/06/2025).</w:t>
-            </w:r>
-          </w:p>
-        </w:tc>
-        <w:tc>
-          <w:tcPr>
-            <w:tcW w:type="dxa" w:w="5234"/>
-          </w:tcPr>
-          <w:p>
-            <w:pPr>
-              <w:spacing w:before="80" w:after="80"/>
-              <w:ind w:left="0" w:firstLine="0"/>
-              <w:jc w:val="both"/>
-            </w:pPr>
-            <w:r>
-              <w:rPr>
-                <w:rFonts w:ascii="Aptos" w:hAnsi="Aptos"/>
-                <w:sz w:val="20"/>
-              </w:rPr>
-              <w:t>Foto 1.1 – Infiltração em coluna de sustentação do Terminal do recife, (09/06/2025).</w:t>
-            </w:r>
-          </w:p>
-        </w:tc>
-      </w:tr>
-      <w:tr>
-        <w:tc>
-          <w:tcPr>
-            <w:tcW w:type="dxa" w:w="5234"/>
-          </w:tcPr>
-          <w:p>
-            <w:pPr>
-              <w:spacing w:before="80" w:after="80"/>
-              <w:ind w:left="0" w:firstLine="0"/>
-              <w:jc w:val="center"/>
-            </w:pPr>
-          </w:p>
-        </w:tc>
-        <w:tc>
-          <w:tcPr>
-            <w:tcW w:type="dxa" w:w="5234"/>
-          </w:tcPr>
-          <w:p>
-            <w:pPr>
-              <w:spacing w:before="80" w:after="80"/>
-              <w:ind w:left="0" w:firstLine="0"/>
-              <w:jc w:val="center"/>
-            </w:pPr>
-          </w:p>
-        </w:tc>
-      </w:tr>
-      <w:tr>
-        <w:tc>
-          <w:tcPr>
-            <w:tcW w:type="dxa" w:w="5234"/>
-          </w:tcPr>
-          <w:p>
-            <w:pPr>
-              <w:spacing w:before="80" w:after="80"/>
-              <w:ind w:left="0" w:firstLine="0"/>
-              <w:jc w:val="both"/>
-            </w:pPr>
-            <w:r>
-              <w:rPr>
-                <w:rFonts w:ascii="Aptos" w:hAnsi="Aptos"/>
-                <w:sz w:val="20"/>
-              </w:rPr>
-              <w:t>Foto 1.1 – Infiltração em coluna de sustentação do Terminal do recife, (09/06/2025).</w:t>
-            </w:r>
-          </w:p>
-        </w:tc>
-        <w:tc>
-          <w:tcPr>
-            <w:tcW w:type="dxa" w:w="5234"/>
-          </w:tcPr>
-          <w:p>
-            <w:pPr>
-              <w:spacing w:before="80" w:after="80"/>
-              <w:ind w:left="0" w:firstLine="0"/>
-              <w:jc w:val="both"/>
-            </w:pPr>
-            <w:r>
-              <w:rPr>
-                <w:rFonts w:ascii="Aptos" w:hAnsi="Aptos"/>
-                <w:sz w:val="20"/>
-              </w:rPr>
-              <w:t>Foto 1.1 – Infiltração em coluna de sustentação do Terminal do recife, (09/06/2025).</w:t>
-            </w:r>
-          </w:p>
-        </w:tc>
-      </w:tr>
-      <w:tr>
-        <w:tc>
-          <w:tcPr>
-            <w:tcW w:type="dxa" w:w="5234"/>
-          </w:tcPr>
-          <w:p>
-            <w:pPr>
-              <w:spacing w:before="80" w:after="80"/>
-              <w:ind w:left="0" w:firstLine="0"/>
-              <w:jc w:val="center"/>
-            </w:pPr>
-          </w:p>
-        </w:tc>
-        <w:tc>
-          <w:tcPr>
-            <w:tcW w:type="dxa" w:w="5234"/>
-          </w:tcPr>
-          <w:p>
-            <w:pPr>
-              <w:spacing w:before="80" w:after="80"/>
-              <w:ind w:left="0" w:firstLine="0"/>
-              <w:jc w:val="center"/>
-            </w:pPr>
-          </w:p>
-        </w:tc>
-      </w:tr>
-      <w:tr>
-        <w:tc>
-          <w:tcPr>
-            <w:tcW w:type="dxa" w:w="5234"/>
-          </w:tcPr>
-          <w:p>
-            <w:pPr>
-              <w:spacing w:before="80" w:after="80"/>
-              <w:ind w:left="0" w:firstLine="0"/>
-              <w:jc w:val="both"/>
-            </w:pPr>
-            <w:r>
-              <w:rPr>
-                <w:rFonts w:ascii="Aptos" w:hAnsi="Aptos"/>
-                <w:sz w:val="20"/>
-              </w:rPr>
-              <w:t>Foto 1.1 – Infiltração em coluna de sustentação do Terminal do recife, (09/06/2025).</w:t>
-            </w:r>
-          </w:p>
-        </w:tc>
-        <w:tc>
-          <w:tcPr>
-            <w:tcW w:type="dxa" w:w="5234"/>
-          </w:tcPr>
-          <w:p>
-            <w:pPr>
-              <w:spacing w:before="80" w:after="80"/>
-              <w:ind w:left="0" w:firstLine="0"/>
-              <w:jc w:val="both"/>
-            </w:pPr>
-            <w:r>
-              <w:rPr>
-                <w:rFonts w:ascii="Aptos" w:hAnsi="Aptos"/>
-                <w:sz w:val="20"/>
-              </w:rPr>
-              <w:t>Foto 1.1 – Infiltração em coluna de sustentação do Terminal do recife, (09/06/2025).</w:t>
-            </w:r>
-          </w:p>
-        </w:tc>
-      </w:tr>
-      <w:tr>
-        <w:tc>
-          <w:tcPr>
-            <w:tcW w:type="dxa" w:w="5234"/>
-          </w:tcPr>
-          <w:p>
-            <w:pPr>
-              <w:spacing w:before="80" w:after="80"/>
-              <w:ind w:left="0" w:firstLine="0"/>
-              <w:jc w:val="center"/>
-            </w:pPr>
-          </w:p>
-        </w:tc>
-        <w:tc>
-          <w:tcPr>
-            <w:tcW w:type="dxa" w:w="5234"/>
-          </w:tcPr>
-          <w:p>
-            <w:pPr>
-              <w:spacing w:before="80" w:after="80"/>
-              <w:ind w:left="0" w:firstLine="0"/>
-              <w:jc w:val="center"/>
-            </w:pPr>
-          </w:p>
-        </w:tc>
-      </w:tr>
-      <w:tr>
-        <w:tc>
-          <w:tcPr>
-            <w:tcW w:type="dxa" w:w="5234"/>
-          </w:tcPr>
-          <w:p>
-            <w:pPr>
-              <w:spacing w:before="80" w:after="80"/>
-              <w:ind w:left="0" w:firstLine="0"/>
-              <w:jc w:val="both"/>
-            </w:pPr>
-            <w:r>
-              <w:rPr>
-                <w:rFonts w:ascii="Aptos" w:hAnsi="Aptos"/>
-                <w:sz w:val="20"/>
-              </w:rPr>
-              <w:t>Foto 1.1 – Infiltração em coluna de sustentação do Terminal do recife, (09/06/2025).</w:t>
-            </w:r>
-          </w:p>
-        </w:tc>
-        <w:tc>
-          <w:tcPr>
-            <w:tcW w:type="dxa" w:w="5234"/>
-          </w:tcPr>
-          <w:p>
-            <w:pPr>
-              <w:spacing w:before="80" w:after="80"/>
-              <w:ind w:left="0" w:firstLine="0"/>
-              <w:jc w:val="both"/>
-            </w:pPr>
-            <w:r>
-              <w:rPr>
-                <w:rFonts w:ascii="Aptos" w:hAnsi="Aptos"/>
-                <w:sz w:val="20"/>
-              </w:rPr>
-              <w:t>Foto 1.1 – Infiltração em coluna de sustentação do Terminal do recife, (09/06/2025).</w:t>
-            </w:r>
-          </w:p>
-        </w:tc>
-      </w:tr>
-      <w:tr>
-        <w:tc>
-          <w:tcPr>
-            <w:tcW w:type="dxa" w:w="5234"/>
-          </w:tcPr>
-          <w:p>
-            <w:pPr>
-              <w:spacing w:before="80" w:after="80"/>
-              <w:ind w:left="0" w:firstLine="0"/>
-              <w:jc w:val="center"/>
-            </w:pPr>
-          </w:p>
-        </w:tc>
-        <w:tc>
-          <w:tcPr>
-            <w:tcW w:type="dxa" w:w="5234"/>
-          </w:tcPr>
-          <w:p>
-            <w:pPr>
-              <w:spacing w:before="80" w:after="80"/>
-              <w:ind w:left="0" w:firstLine="0"/>
-              <w:jc w:val="center"/>
-            </w:pPr>
-          </w:p>
-        </w:tc>
-      </w:tr>
-      <w:tr>
-        <w:tc>
-          <w:tcPr>
-            <w:tcW w:type="dxa" w:w="5234"/>
-          </w:tcPr>
-          <w:p>
-            <w:pPr>
-              <w:spacing w:before="80" w:after="80"/>
-              <w:ind w:left="0" w:firstLine="0"/>
-              <w:jc w:val="both"/>
-            </w:pPr>
-            <w:r>
-              <w:rPr>
-                <w:rFonts w:ascii="Aptos" w:hAnsi="Aptos"/>
-                <w:sz w:val="20"/>
-              </w:rPr>
-              <w:t>Foto 1.1 – Infiltração em coluna de sustentação do Terminal do recife, (09/06/2025).</w:t>
-            </w:r>
-          </w:p>
-        </w:tc>
-        <w:tc>
-          <w:tcPr>
-            <w:tcW w:type="dxa" w:w="5234"/>
-          </w:tcPr>
-          <w:p>
-            <w:pPr>
-              <w:spacing w:before="80" w:after="80"/>
-              <w:ind w:left="0" w:firstLine="0"/>
-              <w:jc w:val="both"/>
-            </w:pPr>
-            <w:r>
-              <w:rPr>
-                <w:rFonts w:ascii="Aptos" w:hAnsi="Aptos"/>
-                <w:sz w:val="20"/>
-              </w:rPr>
-              <w:t>Foto 1.1 – Infiltração em coluna de sustentação do Terminal do recife, (09/06/2025).</w:t>
-            </w:r>
-          </w:p>
-        </w:tc>
-      </w:tr>
-      <w:tr>
-        <w:tc>
-          <w:tcPr>
-            <w:tcW w:type="dxa" w:w="5234"/>
-          </w:tcPr>
-          <w:p>
-            <w:pPr>
-              <w:spacing w:before="80" w:after="80"/>
-              <w:ind w:left="0" w:firstLine="0"/>
-              <w:jc w:val="center"/>
-            </w:pPr>
-          </w:p>
-        </w:tc>
-        <w:tc>
-          <w:tcPr>
-            <w:tcW w:type="dxa" w:w="5234"/>
-          </w:tcPr>
-          <w:p>
-            <w:pPr>
-              <w:spacing w:before="80" w:after="80"/>
-              <w:ind w:left="0" w:firstLine="0"/>
-              <w:jc w:val="center"/>
-            </w:pPr>
-          </w:p>
-        </w:tc>
-      </w:tr>
-      <w:tr>
-        <w:tc>
-          <w:tcPr>
-            <w:tcW w:type="dxa" w:w="5234"/>
-          </w:tcPr>
-          <w:p>
-            <w:pPr>
-              <w:spacing w:before="80" w:after="80"/>
-              <w:ind w:left="0" w:firstLine="0"/>
-              <w:jc w:val="both"/>
-            </w:pPr>
-            <w:r>
-              <w:rPr>
-                <w:rFonts w:ascii="Aptos" w:hAnsi="Aptos"/>
-                <w:sz w:val="20"/>
-              </w:rPr>
-              <w:t>Foto 1.1 – Infiltração em coluna de sustentação do Terminal do recife, (09/06/2025).</w:t>
-            </w:r>
-          </w:p>
-        </w:tc>
-        <w:tc>
-          <w:tcPr>
-            <w:tcW w:type="dxa" w:w="5234"/>
-          </w:tcPr>
-          <w:p>
-            <w:pPr>
-              <w:spacing w:before="80" w:after="80"/>
-              <w:ind w:left="0" w:firstLine="0"/>
-              <w:jc w:val="both"/>
-            </w:pPr>
-            <w:r>
-              <w:rPr>
-                <w:rFonts w:ascii="Aptos" w:hAnsi="Aptos"/>
-                <w:sz w:val="20"/>
-              </w:rPr>
-              <w:t>Foto 1.1 – Infiltração em coluna de sustentação do Terminal do Recife em 20/03/2025.;Piso desgastado conforme evidência da foto 04., (09/06/2025).</w:t>
-            </w:r>
-          </w:p>
-        </w:tc>
-      </w:tr>
-      <w:tr>
-        <w:tc>
-          <w:tcPr>
-            <w:tcW w:type="dxa" w:w="5234"/>
-          </w:tcPr>
-          <w:p>
-            <w:pPr>
-              <w:spacing w:before="80" w:after="80"/>
-              <w:ind w:left="0" w:firstLine="0"/>
-              <w:jc w:val="center"/>
-            </w:pPr>
-          </w:p>
-        </w:tc>
-        <w:tc>
-          <w:tcPr>
-            <w:tcW w:type="dxa" w:w="5234"/>
-          </w:tcPr>
-          <w:p>
-            <w:pPr>
-              <w:spacing w:before="80" w:after="80"/>
-              <w:ind w:left="0" w:firstLine="0"/>
-              <w:jc w:val="center"/>
-            </w:pPr>
-          </w:p>
-        </w:tc>
-      </w:tr>
-      <w:tr>
-        <w:tc>
-          <w:tcPr>
-            <w:tcW w:type="dxa" w:w="5234"/>
-          </w:tcPr>
-          <w:p>
-            <w:pPr>
-              <w:spacing w:before="80" w:after="80"/>
-              <w:ind w:left="0" w:firstLine="0"/>
-              <w:jc w:val="both"/>
-            </w:pPr>
-            <w:r>
-              <w:rPr>
-                <w:rFonts w:ascii="Aptos" w:hAnsi="Aptos"/>
-                <w:sz w:val="20"/>
-              </w:rPr>
-              <w:t>Foto 1.1 – nan, (09/06/2025).</w:t>
-            </w:r>
-          </w:p>
-        </w:tc>
-        <w:tc>
-          <w:tcPr>
-            <w:tcW w:type="dxa" w:w="5234"/>
-          </w:tcPr>
-          <w:p>
-            <w:pPr>
-              <w:spacing w:before="80" w:after="80"/>
-              <w:ind w:left="0" w:firstLine="0"/>
-              <w:jc w:val="both"/>
-            </w:pPr>
-            <w:r>
-              <w:rPr>
-                <w:rFonts w:ascii="Aptos" w:hAnsi="Aptos"/>
-                <w:sz w:val="20"/>
-              </w:rPr>
-              <w:t>Foto 1.2 – nan, (09/06/2025).</w:t>
-            </w:r>
-          </w:p>
-        </w:tc>
-      </w:tr>
-      <w:tr>
-        <w:tc>
-          <w:tcPr>
-            <w:tcW w:type="dxa" w:w="5234"/>
-          </w:tcPr>
-          <w:p>
-            <w:pPr>
-              <w:spacing w:before="80" w:after="80"/>
-              <w:ind w:left="0" w:firstLine="0"/>
-              <w:jc w:val="center"/>
-            </w:pPr>
-          </w:p>
-        </w:tc>
-        <w:tc>
-          <w:tcPr>
-            <w:tcW w:type="dxa" w:w="5234"/>
-          </w:tcPr>
-          <w:p>
-            <w:pPr>
-              <w:spacing w:before="80" w:after="80"/>
-              <w:ind w:left="0" w:firstLine="0"/>
-              <w:jc w:val="center"/>
-            </w:pPr>
-          </w:p>
-        </w:tc>
-      </w:tr>
-      <w:tr>
-        <w:tc>
-          <w:tcPr>
-            <w:tcW w:type="dxa" w:w="5234"/>
-          </w:tcPr>
-          <w:p>
-            <w:pPr>
-              <w:spacing w:before="80" w:after="80"/>
-              <w:ind w:left="0" w:firstLine="0"/>
-              <w:jc w:val="both"/>
-            </w:pPr>
-            <w:r>
-              <w:rPr>
-                <w:rFonts w:ascii="Aptos" w:hAnsi="Aptos"/>
-                <w:sz w:val="20"/>
-              </w:rPr>
-              <w:t>Foto 1.3 – nan, (09/06/2025).</w:t>
-            </w:r>
-          </w:p>
-        </w:tc>
-        <w:tc>
-          <w:tcPr>
-            <w:tcW w:type="dxa" w:w="5234"/>
-          </w:tcPr>
-          <w:p>
-            <w:pPr>
-              <w:spacing w:before="80" w:after="80"/>
-              <w:ind w:left="0" w:firstLine="0"/>
-              <w:jc w:val="both"/>
-            </w:pPr>
-            <w:r>
-              <w:rPr>
-                <w:rFonts w:ascii="Aptos" w:hAnsi="Aptos"/>
-                <w:sz w:val="20"/>
-              </w:rPr>
-              <w:t>Foto 1.4 – Espelho e barra em torno da pia oxidados no banehiro feminino PCD do Terminal de Recife, 20/03/2025;Infiltração em coluna de sustentação do Terminal do Recife em 20/03/2025, (09/06/2025).</w:t>
-            </w:r>
-          </w:p>
-        </w:tc>
-      </w:tr>
-      <w:tr>
-        <w:tc>
-          <w:tcPr>
-            <w:tcW w:type="dxa" w:w="5234"/>
-          </w:tcPr>
-          <w:p>
-            <w:pPr>
-              <w:spacing w:before="80" w:after="80"/>
-              <w:ind w:left="0" w:firstLine="0"/>
-              <w:jc w:val="center"/>
-            </w:pPr>
-          </w:p>
-        </w:tc>
-        <w:tc>
-          <w:tcPr>
-            <w:tcW w:type="dxa" w:w="5234"/>
-          </w:tcPr>
-          <w:p>
-            <w:pPr>
-              <w:spacing w:before="80" w:after="80"/>
-              <w:ind w:left="0" w:firstLine="0"/>
-              <w:jc w:val="center"/>
-            </w:pPr>
-          </w:p>
-        </w:tc>
-      </w:tr>
-      <w:tr>
-        <w:tc>
-          <w:tcPr>
-            <w:tcW w:type="dxa" w:w="5234"/>
-          </w:tcPr>
-          <w:p>
-            <w:pPr>
-              <w:spacing w:before="80" w:after="80"/>
-              <w:ind w:left="0" w:firstLine="0"/>
-              <w:jc w:val="both"/>
-            </w:pPr>
-            <w:r>
-              <w:rPr>
-                <w:rFonts w:ascii="Aptos" w:hAnsi="Aptos"/>
-                <w:sz w:val="20"/>
-              </w:rPr>
-              <w:t>Foto 1.5 – Piso desgastado conforme evidência da foto 04., (09/06/2025).</w:t>
-            </w:r>
-          </w:p>
-        </w:tc>
-        <w:tc>
-          <w:tcPr>
-            <w:tcW w:type="dxa" w:w="5234"/>
-          </w:tcPr>
-          <w:p>
-            <w:pPr>
-              <w:spacing w:before="80" w:after="80"/>
-              <w:ind w:left="0" w:firstLine="0"/>
-              <w:jc w:val="both"/>
-            </w:pPr>
-            <w:r>
-              <w:rPr>
-                <w:rFonts w:ascii="Aptos" w:hAnsi="Aptos"/>
-                <w:sz w:val="20"/>
-              </w:rPr>
-              <w:t>Foto 1.6 – Piso desgastado conforme evidência da foto 04., (09/06/2025).</w:t>
-            </w:r>
-          </w:p>
-        </w:tc>
-      </w:tr>
-      <w:tr>
-        <w:tc>
-          <w:tcPr>
-            <w:tcW w:type="dxa" w:w="5234"/>
-          </w:tcPr>
-          <w:p>
-            <w:pPr>
-              <w:spacing w:before="80" w:after="80"/>
-              <w:ind w:left="0" w:firstLine="0"/>
-              <w:jc w:val="center"/>
-            </w:pPr>
-          </w:p>
-        </w:tc>
-        <w:tc>
-          <w:tcPr>
-            <w:tcW w:type="dxa" w:w="5234"/>
-          </w:tcPr>
-          <w:p>
-            <w:pPr>
-              <w:spacing w:before="80" w:after="80"/>
-              <w:ind w:left="0" w:firstLine="0"/>
-              <w:jc w:val="center"/>
-            </w:pPr>
-          </w:p>
-        </w:tc>
-      </w:tr>
-      <w:tr>
-        <w:tc>
-          <w:tcPr>
-            <w:tcW w:type="dxa" w:w="5234"/>
-          </w:tcPr>
-          <w:p>
-            <w:pPr>
-              <w:spacing w:before="80" w:after="80"/>
-              <w:ind w:left="0" w:firstLine="0"/>
-              <w:jc w:val="both"/>
-            </w:pPr>
-            <w:r>
-              <w:rPr>
-                <w:rFonts w:ascii="Aptos" w:hAnsi="Aptos"/>
-                <w:sz w:val="20"/>
-              </w:rPr>
-              <w:t>Foto 1.7 – Piso desgastado conforme evidência da foto 04., (09/06/2025).</w:t>
-            </w:r>
-          </w:p>
-        </w:tc>
-        <w:tc>
-          <w:tcPr>
-            <w:tcW w:type="dxa" w:w="5234"/>
-          </w:tcPr>
-          <w:p>
-            <w:pPr>
-              <w:spacing w:before="80" w:after="80"/>
-              <w:ind w:left="0" w:firstLine="0"/>
-              <w:jc w:val="both"/>
-            </w:pPr>
-            <w:r>
-              <w:rPr>
-                <w:rFonts w:ascii="Aptos" w:hAnsi="Aptos"/>
-                <w:sz w:val="20"/>
-              </w:rPr>
-              <w:t>Foto 1.8 – Piso desgastado conforme evidência da foto 04., (09/06/2025).</w:t>
-            </w:r>
-          </w:p>
-        </w:tc>
-      </w:tr>
-      <w:tr>
-        <w:tc>
-          <w:tcPr>
-            <w:tcW w:type="dxa" w:w="5234"/>
-          </w:tcPr>
-          <w:p>
-            <w:pPr>
-              <w:spacing w:before="80" w:after="80"/>
-              <w:ind w:left="0" w:firstLine="0"/>
-              <w:jc w:val="center"/>
-            </w:pPr>
-          </w:p>
-        </w:tc>
-        <w:tc>
-          <w:tcPr>
-            <w:tcW w:type="dxa" w:w="5234"/>
-          </w:tcPr>
-          <w:p>
-            <w:pPr>
-              <w:spacing w:before="80" w:after="80"/>
-              <w:ind w:left="0" w:firstLine="0"/>
-              <w:jc w:val="center"/>
-            </w:pPr>
-          </w:p>
-        </w:tc>
-      </w:tr>
-      <w:tr>
-        <w:tc>
-          <w:tcPr>
-            <w:tcW w:type="dxa" w:w="5234"/>
-          </w:tcPr>
-          <w:p>
-            <w:pPr>
-              <w:spacing w:before="80" w:after="80"/>
-              <w:ind w:left="0" w:firstLine="0"/>
-              <w:jc w:val="both"/>
-            </w:pPr>
-            <w:r>
-              <w:rPr>
-                <w:rFonts w:ascii="Aptos" w:hAnsi="Aptos"/>
-                <w:sz w:val="20"/>
-              </w:rPr>
-              <w:t>Foto 1.9 – Piso desgastado conforme evidência da foto 04., (09/06/2025).</w:t>
-            </w:r>
-          </w:p>
-        </w:tc>
-        <w:tc>
-          <w:tcPr>
-            <w:tcW w:type="dxa" w:w="5234"/>
-          </w:tcPr>
-          <w:p>
-            <w:pPr>
-              <w:spacing w:before="80" w:after="80"/>
-              <w:ind w:left="0" w:firstLine="0"/>
-              <w:jc w:val="both"/>
-            </w:pPr>
-            <w:r>
-              <w:rPr>
-                <w:rFonts w:ascii="Aptos" w:hAnsi="Aptos"/>
-                <w:sz w:val="20"/>
-              </w:rPr>
-              <w:t>Foto 1.1 – Piso desgastado conforme evidência da foto 04., (09/06/2025).</w:t>
-            </w:r>
-          </w:p>
-        </w:tc>
-      </w:tr>
-      <w:tr>
-        <w:tc>
-          <w:tcPr>
-            <w:tcW w:type="dxa" w:w="5234"/>
-          </w:tcPr>
-          <w:p>
-            <w:pPr>
-              <w:spacing w:before="80" w:after="80"/>
-              <w:ind w:left="0" w:firstLine="0"/>
-              <w:jc w:val="center"/>
-            </w:pPr>
-          </w:p>
-        </w:tc>
-        <w:tc>
-          <w:tcPr>
-            <w:tcW w:type="dxa" w:w="5234"/>
-          </w:tcPr>
-          <w:p>
-            <w:pPr>
-              <w:spacing w:before="80" w:after="80"/>
-              <w:ind w:left="0" w:firstLine="0"/>
-              <w:jc w:val="center"/>
-            </w:pPr>
-          </w:p>
-        </w:tc>
-      </w:tr>
-      <w:tr>
-        <w:tc>
-          <w:tcPr>
-            <w:tcW w:type="dxa" w:w="5234"/>
-          </w:tcPr>
-          <w:p>
-            <w:pPr>
-              <w:spacing w:before="80" w:after="80"/>
-              <w:ind w:left="0" w:firstLine="0"/>
-              <w:jc w:val="both"/>
-            </w:pPr>
-            <w:r>
-              <w:rPr>
-                <w:rFonts w:ascii="Aptos" w:hAnsi="Aptos"/>
-                <w:sz w:val="20"/>
-              </w:rPr>
-              <w:t>Foto 1.11 – Piso desgastado conforme evidência da foto 04., (09/06/2025).</w:t>
-            </w:r>
-          </w:p>
-        </w:tc>
-        <w:tc>
-          <w:tcPr>
-            <w:tcW w:type="dxa" w:w="5234"/>
-          </w:tcPr>
-          <w:p>
-            <w:pPr>
-              <w:spacing w:before="80" w:after="80"/>
-              <w:ind w:left="0" w:firstLine="0"/>
-              <w:jc w:val="both"/>
-            </w:pPr>
-            <w:r>
-              <w:rPr>
-                <w:rFonts w:ascii="Aptos" w:hAnsi="Aptos"/>
-                <w:sz w:val="20"/>
-              </w:rPr>
-              <w:t>Foto 1.12 – Piso desgastado conforme evidência da foto 04., (09/06/2025).</w:t>
-            </w:r>
-          </w:p>
-        </w:tc>
-      </w:tr>
-      <w:tr>
-        <w:tc>
-          <w:tcPr>
-            <w:tcW w:type="dxa" w:w="5234"/>
-          </w:tcPr>
-          <w:p>
-            <w:pPr>
-              <w:spacing w:before="80" w:after="80"/>
-              <w:ind w:left="0" w:firstLine="0"/>
-              <w:jc w:val="center"/>
-            </w:pPr>
-          </w:p>
-        </w:tc>
-        <w:tc>
-          <w:tcPr>
-            <w:tcW w:type="dxa" w:w="5234"/>
-          </w:tcPr>
-          <w:p>
-            <w:pPr>
-              <w:spacing w:before="80" w:after="80"/>
-              <w:ind w:left="0" w:firstLine="0"/>
-              <w:jc w:val="center"/>
-            </w:pPr>
-          </w:p>
-        </w:tc>
-      </w:tr>
-      <w:tr>
-        <w:tc>
-          <w:tcPr>
-            <w:tcW w:type="dxa" w:w="5234"/>
-          </w:tcPr>
-          <w:p>
-            <w:pPr>
-              <w:spacing w:before="80" w:after="80"/>
-              <w:ind w:left="0" w:firstLine="0"/>
-              <w:jc w:val="both"/>
-            </w:pPr>
-            <w:r>
-              <w:rPr>
-                <w:rFonts w:ascii="Aptos" w:hAnsi="Aptos"/>
-                <w:sz w:val="20"/>
-              </w:rPr>
-              <w:t>Foto 1.13 – Piso desgastado conforme evidência da foto 04., (09/06/2025).</w:t>
-            </w:r>
-          </w:p>
-        </w:tc>
-        <w:tc>
-          <w:tcPr>
-            <w:tcW w:type="dxa" w:w="5234"/>
-          </w:tcPr>
-          <w:p>
-            <w:pPr>
-              <w:spacing w:before="80" w:after="80"/>
-              <w:ind w:left="0" w:firstLine="0"/>
-              <w:jc w:val="both"/>
-            </w:pPr>
-            <w:r>
-              <w:rPr>
-                <w:rFonts w:ascii="Aptos" w:hAnsi="Aptos"/>
-                <w:sz w:val="20"/>
-              </w:rPr>
-              <w:t>Foto 1.14 – Piso desgastado conforme evidência da foto 04., (09/06/2025).</w:t>
-            </w:r>
-          </w:p>
-        </w:tc>
-      </w:tr>
-      <w:tr>
-        <w:tc>
-          <w:tcPr>
-            <w:tcW w:type="dxa" w:w="5234"/>
-          </w:tcPr>
-          <w:p>
-            <w:pPr>
-              <w:spacing w:before="80" w:after="80"/>
-              <w:ind w:left="0" w:firstLine="0"/>
-              <w:jc w:val="center"/>
-            </w:pPr>
-          </w:p>
-        </w:tc>
-        <w:tc>
-          <w:tcPr>
-            <w:tcW w:type="dxa" w:w="5234"/>
-          </w:tcPr>
-          <w:p>
-            <w:pPr>
-              <w:spacing w:before="80" w:after="80"/>
-              <w:ind w:left="0" w:firstLine="0"/>
-              <w:jc w:val="center"/>
-            </w:pPr>
-          </w:p>
-        </w:tc>
-      </w:tr>
-      <w:tr>
-        <w:tc>
-          <w:tcPr>
-            <w:tcW w:type="dxa" w:w="5234"/>
-          </w:tcPr>
-          <w:p>
-            <w:pPr>
-              <w:spacing w:before="80" w:after="80"/>
-              <w:ind w:left="0" w:firstLine="0"/>
-              <w:jc w:val="both"/>
-            </w:pPr>
-            <w:r>
-              <w:rPr>
-                <w:rFonts w:ascii="Aptos" w:hAnsi="Aptos"/>
-                <w:sz w:val="20"/>
-              </w:rPr>
-              <w:t>Foto 1.15 – Piso desgastado conforme evidência da foto 04., (09/06/2025).</w:t>
-            </w:r>
-          </w:p>
-        </w:tc>
-        <w:tc>
-          <w:tcPr>
-            <w:tcW w:type="dxa" w:w="5234"/>
-          </w:tcPr>
-          <w:p>
-            <w:pPr>
-              <w:spacing w:before="80" w:after="80"/>
-              <w:ind w:left="0" w:firstLine="0"/>
-              <w:jc w:val="both"/>
-            </w:pPr>
-            <w:r>
-              <w:rPr>
-                <w:rFonts w:ascii="Aptos" w:hAnsi="Aptos"/>
-                <w:sz w:val="20"/>
-              </w:rPr>
-              <w:t>Foto 1.16 – Piso desgastado conforme evidência da foto 04., (09/06/2025).</w:t>
-            </w:r>
-          </w:p>
-        </w:tc>
-      </w:tr>
-      <w:tr>
-        <w:tc>
-          <w:tcPr>
-            <w:tcW w:type="dxa" w:w="5234"/>
-          </w:tcPr>
-          <w:p>
-            <w:pPr>
-              <w:spacing w:before="80" w:after="80"/>
-              <w:ind w:left="0" w:firstLine="0"/>
-              <w:jc w:val="center"/>
-            </w:pPr>
-          </w:p>
-        </w:tc>
-        <w:tc>
-          <w:tcPr>
-            <w:tcW w:type="dxa" w:w="5234"/>
-          </w:tcPr>
-          <w:p>
-            <w:pPr>
-              <w:spacing w:before="80" w:after="80"/>
-              <w:ind w:left="0" w:firstLine="0"/>
-              <w:jc w:val="center"/>
-            </w:pPr>
-          </w:p>
-        </w:tc>
-      </w:tr>
-      <w:tr>
-        <w:tc>
-          <w:tcPr>
-            <w:tcW w:type="dxa" w:w="5234"/>
-          </w:tcPr>
-          <w:p>
-            <w:pPr>
-              <w:spacing w:before="80" w:after="80"/>
-              <w:ind w:left="0" w:firstLine="0"/>
-              <w:jc w:val="both"/>
-            </w:pPr>
-            <w:r>
-              <w:rPr>
-                <w:rFonts w:ascii="Aptos" w:hAnsi="Aptos"/>
-                <w:sz w:val="20"/>
-              </w:rPr>
-              <w:t>Foto 1.17 – Piso desgastado conforme evidência da foto 04., (09/06/2025).</w:t>
-            </w:r>
-          </w:p>
-        </w:tc>
-        <w:tc>
-          <w:tcPr>
-            <w:tcW w:type="dxa" w:w="5234"/>
-          </w:tcPr>
-          <w:p>
-            <w:pPr>
-              <w:spacing w:before="80" w:after="80"/>
-              <w:ind w:left="0" w:firstLine="0"/>
-              <w:jc w:val="both"/>
-            </w:pPr>
-            <w:r>
-              <w:rPr>
-                <w:rFonts w:ascii="Aptos" w:hAnsi="Aptos"/>
-                <w:sz w:val="20"/>
-              </w:rPr>
-              <w:t>Foto 1.18 – Piso desgastado conforme evidência da foto 04., (09/06/2025).</w:t>
-            </w:r>
-          </w:p>
-        </w:tc>
-      </w:tr>
-      <w:tr>
-        <w:tc>
-          <w:tcPr>
-            <w:tcW w:type="dxa" w:w="5234"/>
-          </w:tcPr>
-          <w:p>
-            <w:pPr>
-              <w:spacing w:before="80" w:after="80"/>
-              <w:ind w:left="0" w:firstLine="0"/>
-              <w:jc w:val="center"/>
-            </w:pPr>
-          </w:p>
-        </w:tc>
-        <w:tc>
-          <w:tcPr>
-            <w:tcW w:type="dxa" w:w="5234"/>
-          </w:tcPr>
-          <w:p>
-            <w:pPr>
-              <w:spacing w:before="80" w:after="80"/>
-              <w:ind w:left="0" w:firstLine="0"/>
-              <w:jc w:val="center"/>
-            </w:pPr>
-          </w:p>
-        </w:tc>
-      </w:tr>
-      <w:tr>
-        <w:tc>
-          <w:tcPr>
-            <w:tcW w:type="dxa" w:w="5234"/>
-          </w:tcPr>
-          <w:p>
-            <w:pPr>
-              <w:spacing w:before="80" w:after="80"/>
-              <w:ind w:left="0" w:firstLine="0"/>
-              <w:jc w:val="both"/>
-            </w:pPr>
-            <w:r>
-              <w:rPr>
-                <w:rFonts w:ascii="Aptos" w:hAnsi="Aptos"/>
-                <w:sz w:val="20"/>
-              </w:rPr>
-              <w:t>Foto 1.19 – Piso desgastado conforme evidência da foto 04., (09/06/2025).</w:t>
-            </w:r>
-          </w:p>
-        </w:tc>
-        <w:tc>
-          <w:tcPr>
-            <w:tcW w:type="dxa" w:w="5234"/>
-          </w:tcPr>
-          <w:p>
-            <w:pPr>
-              <w:spacing w:before="80" w:after="80"/>
-              <w:ind w:left="0" w:firstLine="0"/>
-              <w:jc w:val="both"/>
-            </w:pPr>
-            <w:r>
-              <w:rPr>
-                <w:rFonts w:ascii="Aptos" w:hAnsi="Aptos"/>
-                <w:sz w:val="20"/>
-              </w:rPr>
-              <w:t>Foto 1.2 – Piso desgastado conforme evidência da foto 04., (09/06/2025).</w:t>
-            </w:r>
-          </w:p>
-        </w:tc>
-      </w:tr>
-      <w:tr>
-        <w:tc>
-          <w:tcPr>
-            <w:tcW w:type="dxa" w:w="5234"/>
-          </w:tcPr>
-          <w:p>
-            <w:pPr>
-              <w:spacing w:before="80" w:after="80"/>
-              <w:ind w:left="0" w:firstLine="0"/>
-              <w:jc w:val="center"/>
-            </w:pPr>
-          </w:p>
-        </w:tc>
-        <w:tc>
-          <w:tcPr>
-            <w:tcW w:type="dxa" w:w="5234"/>
-          </w:tcPr>
-          <w:p>
-            <w:pPr>
-              <w:spacing w:before="80" w:after="80"/>
-              <w:ind w:left="0" w:firstLine="0"/>
-              <w:jc w:val="center"/>
-            </w:pPr>
-          </w:p>
-        </w:tc>
-      </w:tr>
-      <w:tr>
-        <w:tc>
-          <w:tcPr>
-            <w:tcW w:type="dxa" w:w="5234"/>
-          </w:tcPr>
-          <w:p>
-            <w:pPr>
-              <w:spacing w:before="80" w:after="80"/>
-              <w:ind w:left="0" w:firstLine="0"/>
-              <w:jc w:val="both"/>
-            </w:pPr>
-            <w:r>
-              <w:rPr>
-                <w:rFonts w:ascii="Aptos" w:hAnsi="Aptos"/>
-                <w:sz w:val="20"/>
-              </w:rPr>
-              <w:t>Foto 1.21 – Piso desgastado conforme evidência da foto 04., (09/06/2025).</w:t>
-            </w:r>
-          </w:p>
-        </w:tc>
-        <w:tc>
-          <w:tcPr>
-            <w:tcW w:type="dxa" w:w="5234"/>
-          </w:tcPr>
-          <w:p>
-            <w:pPr>
-              <w:spacing w:before="80" w:after="80"/>
-              <w:ind w:left="0" w:firstLine="0"/>
-              <w:jc w:val="both"/>
-            </w:pPr>
-            <w:r>
-              <w:rPr>
-                <w:rFonts w:ascii="Aptos" w:hAnsi="Aptos"/>
-                <w:sz w:val="20"/>
-              </w:rPr>
-              <w:t>Foto 1.22 – Piso desgastado conforme evidência da foto 04., (09/06/2025).</w:t>
-            </w:r>
-          </w:p>
-        </w:tc>
-      </w:tr>
-      <w:tr>
-        <w:tc>
-          <w:tcPr>
-            <w:tcW w:type="dxa" w:w="5234"/>
-          </w:tcPr>
-          <w:p>
-            <w:pPr>
-              <w:spacing w:before="80" w:after="80"/>
-              <w:ind w:left="0" w:firstLine="0"/>
-              <w:jc w:val="center"/>
-            </w:pPr>
-          </w:p>
-        </w:tc>
-        <w:tc>
-          <w:tcPr>
-            <w:tcW w:type="dxa" w:w="5234"/>
-          </w:tcPr>
-          <w:p>
-            <w:pPr>
-              <w:spacing w:before="80" w:after="80"/>
-              <w:ind w:left="0" w:firstLine="0"/>
-              <w:jc w:val="center"/>
-            </w:pPr>
-          </w:p>
-        </w:tc>
-      </w:tr>
-      <w:tr>
-        <w:tc>
-          <w:tcPr>
-            <w:tcW w:type="dxa" w:w="5234"/>
-          </w:tcPr>
-          <w:p>
-            <w:pPr>
-              <w:spacing w:before="80" w:after="80"/>
-              <w:ind w:left="0" w:firstLine="0"/>
-              <w:jc w:val="both"/>
-            </w:pPr>
-            <w:r>
-              <w:rPr>
-                <w:rFonts w:ascii="Aptos" w:hAnsi="Aptos"/>
-                <w:sz w:val="20"/>
-              </w:rPr>
-              <w:t>Foto 1.23 – Piso desgastado conforme evidência da foto 04., (09/06/2025).</w:t>
-            </w:r>
-          </w:p>
-        </w:tc>
-        <w:tc>
-          <w:tcPr>
-            <w:tcW w:type="dxa" w:w="5234"/>
-          </w:tcPr>
-          <w:p>
-            <w:pPr>
-              <w:spacing w:before="80" w:after="80"/>
-              <w:ind w:left="0" w:firstLine="0"/>
-              <w:jc w:val="both"/>
-            </w:pPr>
-            <w:r>
-              <w:rPr>
-                <w:rFonts w:ascii="Aptos" w:hAnsi="Aptos"/>
-                <w:sz w:val="20"/>
-              </w:rPr>
-              <w:t>Foto 1.24 – Piso desgastado conforme evidência da foto 04., (09/06/2025).</w:t>
-            </w:r>
-          </w:p>
-        </w:tc>
-      </w:tr>
-      <w:tr>
-        <w:tc>
-          <w:tcPr>
-            <w:tcW w:type="dxa" w:w="5234"/>
-          </w:tcPr>
-          <w:p>
-            <w:pPr>
-              <w:spacing w:before="80" w:after="80"/>
-              <w:ind w:left="0" w:firstLine="0"/>
-              <w:jc w:val="center"/>
-            </w:pPr>
-          </w:p>
-        </w:tc>
-        <w:tc>
-          <w:tcPr>
-            <w:tcW w:type="dxa" w:w="5234"/>
-          </w:tcPr>
-          <w:p>
-            <w:pPr>
-              <w:spacing w:before="80" w:after="80"/>
-              <w:ind w:left="0" w:firstLine="0"/>
-              <w:jc w:val="center"/>
-            </w:pPr>
-          </w:p>
-        </w:tc>
-      </w:tr>
-      <w:tr>
-        <w:tc>
-          <w:tcPr>
-            <w:tcW w:type="dxa" w:w="5234"/>
-          </w:tcPr>
-          <w:p>
-            <w:pPr>
-              <w:spacing w:before="80" w:after="80"/>
-              <w:ind w:left="0" w:firstLine="0"/>
-              <w:jc w:val="both"/>
-            </w:pPr>
-            <w:r>
-              <w:rPr>
-                <w:rFonts w:ascii="Aptos" w:hAnsi="Aptos"/>
-                <w:sz w:val="20"/>
-              </w:rPr>
-              <w:t>Foto 1.0 – Piso desgastado conforme evidência da foto 04.;Segunda legenda qualquer coisa., (09/06/2025).</w:t>
-            </w:r>
-          </w:p>
-        </w:tc>
-        <w:tc>
-          <w:tcPr>
-            <w:tcW w:type="dxa" w:w="5234"/>
-          </w:tcPr>
-          <w:p>
-            <w:pPr>
-              <w:spacing w:before="80" w:after="80"/>
-              <w:ind w:left="0" w:firstLine="0"/>
-              <w:jc w:val="both"/>
-            </w:pPr>
-            <w:r>
-              <w:rPr>
-                <w:rFonts w:ascii="Aptos" w:hAnsi="Aptos"/>
-                <w:sz w:val="20"/>
-              </w:rPr>
-              <w:t>Foto 1.1 – Piso desgastado conforme evidência da foto 04.;Segunda legenda qualquer coisa., (09/06/2025).</w:t>
-            </w:r>
-          </w:p>
-        </w:tc>
-      </w:tr>
-      <w:tr>
-        <w:tc>
-          <w:tcPr>
-            <w:tcW w:type="dxa" w:w="5234"/>
-          </w:tcPr>
-          <w:p>
-            <w:pPr>
-              <w:spacing w:before="80" w:after="80"/>
-              <w:ind w:left="0" w:firstLine="0"/>
-              <w:jc w:val="center"/>
-            </w:pPr>
-          </w:p>
-        </w:tc>
-        <w:tc>
-          <w:tcPr>
-            <w:tcW w:type="dxa" w:w="5234"/>
-          </w:tcPr>
-          <w:p>
-            <w:pPr>
-              <w:spacing w:before="80" w:after="80"/>
-              <w:ind w:left="0" w:firstLine="0"/>
-              <w:jc w:val="center"/>
-            </w:pPr>
-          </w:p>
-        </w:tc>
-      </w:tr>
-      <w:tr>
-        <w:tc>
-          <w:tcPr>
-            <w:tcW w:type="dxa" w:w="5234"/>
-          </w:tcPr>
-          <w:p>
-            <w:pPr>
-              <w:spacing w:before="80" w:after="80"/>
-              <w:ind w:left="0" w:firstLine="0"/>
-              <w:jc w:val="both"/>
-            </w:pPr>
-            <w:r>
-              <w:rPr>
-                <w:rFonts w:ascii="Aptos" w:hAnsi="Aptos"/>
-                <w:sz w:val="20"/>
-              </w:rPr>
-              <w:t>Foto 1.2 – Piso desgastado conforme evidência da foto 04.;Segunda legenda qualquer coisa., (09/06/2025).</w:t>
-            </w:r>
-          </w:p>
-        </w:tc>
-        <w:tc>
-          <w:tcPr>
-            <w:tcW w:type="dxa" w:w="5234"/>
-          </w:tcPr>
-          <w:p>
-            <w:pPr>
-              <w:spacing w:before="80" w:after="80"/>
-              <w:ind w:left="0" w:firstLine="0"/>
-              <w:jc w:val="both"/>
-            </w:pPr>
-            <w:r>
-              <w:rPr>
-                <w:rFonts w:ascii="Aptos" w:hAnsi="Aptos"/>
-                <w:sz w:val="20"/>
-              </w:rPr>
-              <w:t>Foto 1.3 – Piso desgastado conforme evidência da foto 04.;Segunda legenda qualquer coisa. ;Piso desgastado conforme evidência da foto 04.;Segunda legenda qualquer coisa. ;Piso desgastado conforme evidência da foto 04.;Segunda legenda qualquer coisa., (09/06/2025).</w:t>
-            </w:r>
-          </w:p>
-        </w:tc>
-      </w:tr>
-      <w:tr>
-        <w:tc>
-          <w:tcPr>
-            <w:tcW w:type="dxa" w:w="5234"/>
-          </w:tcPr>
-          <w:p>
-            <w:pPr>
-              <w:spacing w:before="80" w:after="80"/>
-              <w:ind w:left="0" w:firstLine="0"/>
-              <w:jc w:val="center"/>
-            </w:pPr>
-          </w:p>
-        </w:tc>
-        <w:tc>
-          <w:tcPr>
-            <w:tcW w:type="dxa" w:w="5234"/>
-          </w:tcPr>
-          <w:p>
-            <w:pPr>
-              <w:spacing w:before="80" w:after="80"/>
-              <w:ind w:left="0" w:firstLine="0"/>
-              <w:jc w:val="center"/>
-            </w:pPr>
-          </w:p>
-        </w:tc>
-      </w:tr>
-      <w:tr>
-        <w:tc>
-          <w:tcPr>
-            <w:tcW w:type="dxa" w:w="5234"/>
-          </w:tcPr>
-          <w:p>
-            <w:pPr>
-              <w:spacing w:before="80" w:after="80"/>
-              <w:ind w:left="0" w:firstLine="0"/>
-              <w:jc w:val="both"/>
-            </w:pPr>
-            <w:r>
-              <w:rPr>
-                <w:rFonts w:ascii="Aptos" w:hAnsi="Aptos"/>
-                <w:sz w:val="20"/>
-              </w:rPr>
-              <w:t>Foto 1.4 – Piso desgastado conforme evidência da foto 04.;Segunda legenda qualquer coisa., (09/06/2025).</w:t>
-            </w:r>
-          </w:p>
-        </w:tc>
-        <w:tc>
-          <w:tcPr>
-            <w:tcW w:type="dxa" w:w="5234"/>
-          </w:tcPr>
-          <w:p>
-            <w:pPr>
-              <w:spacing w:before="80" w:after="80"/>
-              <w:ind w:left="0" w:firstLine="0"/>
-              <w:jc w:val="both"/>
-            </w:pPr>
-            <w:r>
-              <w:rPr>
-                <w:rFonts w:ascii="Aptos" w:hAnsi="Aptos"/>
-                <w:sz w:val="20"/>
-              </w:rPr>
-              <w:t>Foto 1.5 – Piso desgastado conforme evidência da foto 04.;Segunda legenda qualquer coisa., (09/06/2025).</w:t>
-            </w:r>
-          </w:p>
-        </w:tc>
-      </w:tr>
-      <w:tr>
-        <w:tc>
-          <w:tcPr>
-            <w:tcW w:type="dxa" w:w="5234"/>
-          </w:tcPr>
-          <w:p>
-            <w:pPr>
-              <w:spacing w:before="80" w:after="80"/>
-              <w:ind w:left="0" w:firstLine="0"/>
-              <w:jc w:val="center"/>
-            </w:pPr>
-          </w:p>
-        </w:tc>
-        <w:tc>
-          <w:tcPr>
-            <w:tcW w:type="dxa" w:w="5234"/>
-          </w:tcPr>
-          <w:p>
-            <w:pPr>
-              <w:spacing w:before="80" w:after="80"/>
-              <w:ind w:left="0" w:firstLine="0"/>
-              <w:jc w:val="center"/>
-            </w:pPr>
-          </w:p>
-        </w:tc>
-      </w:tr>
-      <w:tr>
-        <w:tc>
-          <w:tcPr>
-            <w:tcW w:type="dxa" w:w="5234"/>
-          </w:tcPr>
-          <w:p>
-            <w:pPr>
-              <w:spacing w:before="80" w:after="80"/>
-              <w:ind w:left="0" w:firstLine="0"/>
-              <w:jc w:val="both"/>
-            </w:pPr>
-            <w:r>
-              <w:rPr>
-                <w:rFonts w:ascii="Aptos" w:hAnsi="Aptos"/>
-                <w:sz w:val="20"/>
-              </w:rPr>
-              <w:t>Foto 1.6 – nan, (09/06/2025).</w:t>
-            </w:r>
-          </w:p>
-        </w:tc>
-        <w:tc>
-          <w:tcPr>
-            <w:tcW w:type="dxa" w:w="5234"/>
-          </w:tcPr>
-          <w:p>
-            <w:pPr>
-              <w:spacing w:before="80" w:after="80"/>
-              <w:ind w:left="0" w:firstLine="0"/>
-              <w:jc w:val="both"/>
-            </w:pPr>
-            <w:r>
-              <w:rPr>
-                <w:rFonts w:ascii="Aptos" w:hAnsi="Aptos"/>
-                <w:sz w:val="20"/>
-              </w:rPr>
-              <w:t>Foto 1.7 – Piso desgastado conforme evidência da foto 04., (09/06/2025).</w:t>
-            </w:r>
-          </w:p>
-        </w:tc>
-      </w:tr>
-      <w:tr>
-        <w:tc>
-          <w:tcPr>
-            <w:tcW w:type="dxa" w:w="5234"/>
-          </w:tcPr>
-          <w:p>
-            <w:pPr>
-              <w:spacing w:before="80" w:after="80"/>
-              <w:ind w:left="0" w:firstLine="0"/>
-              <w:jc w:val="center"/>
-            </w:pPr>
-          </w:p>
-        </w:tc>
-        <w:tc>
-          <w:tcPr>
-            <w:tcW w:type="dxa" w:w="5234"/>
-          </w:tcPr>
-          <w:p>
-            <w:pPr>
-              <w:spacing w:before="80" w:after="80"/>
-              <w:ind w:left="0" w:firstLine="0"/>
-              <w:jc w:val="center"/>
-            </w:pPr>
-          </w:p>
-        </w:tc>
-      </w:tr>
-      <w:tr>
-        <w:tc>
-          <w:tcPr>
-            <w:tcW w:type="dxa" w:w="5234"/>
-          </w:tcPr>
-          <w:p>
-            <w:pPr>
-              <w:spacing w:before="80" w:after="80"/>
-              <w:ind w:left="0" w:firstLine="0"/>
-              <w:jc w:val="both"/>
-            </w:pPr>
-            <w:r>
-              <w:rPr>
-                <w:rFonts w:ascii="Aptos" w:hAnsi="Aptos"/>
-                <w:sz w:val="20"/>
-              </w:rPr>
-              <w:t>Foto 1.8 – nan, (09/06/2025).</w:t>
-            </w:r>
-          </w:p>
-        </w:tc>
-        <w:tc>
-          <w:tcPr>
-            <w:tcW w:type="dxa" w:w="5234"/>
-          </w:tcPr>
-          <w:p>
-            <w:pPr>
-              <w:spacing w:before="80" w:after="80"/>
-              <w:ind w:left="0" w:firstLine="0"/>
-              <w:jc w:val="both"/>
-            </w:pPr>
-            <w:r>
-              <w:rPr>
-                <w:rFonts w:ascii="Aptos" w:hAnsi="Aptos"/>
-                <w:sz w:val="20"/>
-              </w:rPr>
-              <w:t>Foto 1.9 – Piso desgastado conforme evidência da foto 04.;Segunda legenda qualquer coisa., (09/06/2025).</w:t>
-            </w:r>
-          </w:p>
-        </w:tc>
-      </w:tr>
-      <w:tr>
-        <w:tc>
-          <w:tcPr>
-            <w:tcW w:type="dxa" w:w="5234"/>
-          </w:tcPr>
-          <w:p>
-            <w:pPr>
-              <w:spacing w:before="80" w:after="80"/>
-              <w:ind w:left="0" w:firstLine="0"/>
-              <w:jc w:val="center"/>
-            </w:pPr>
-          </w:p>
-        </w:tc>
-        <w:tc>
-          <w:tcPr>
-            <w:tcW w:type="dxa" w:w="5234"/>
-          </w:tcPr>
-          <w:p>
-            <w:pPr>
-              <w:spacing w:before="80" w:after="80"/>
-              <w:ind w:left="0" w:firstLine="0"/>
-              <w:jc w:val="center"/>
-            </w:pPr>
-          </w:p>
-        </w:tc>
-      </w:tr>
-      <w:tr>
-        <w:tc>
-          <w:tcPr>
-            <w:tcW w:type="dxa" w:w="5234"/>
-          </w:tcPr>
-          <w:p>
-            <w:pPr>
-              <w:spacing w:before="80" w:after="80"/>
-              <w:ind w:left="0" w:firstLine="0"/>
-              <w:jc w:val="both"/>
-            </w:pPr>
-            <w:r>
-              <w:rPr>
-                <w:rFonts w:ascii="Aptos" w:hAnsi="Aptos"/>
-                <w:sz w:val="20"/>
-              </w:rPr>
-              <w:t>Foto 1.1 – Piso desgastado conforme evidência da foto 04.;Segunda legenda qualquer coisa., (09/06/2025).</w:t>
-            </w:r>
-          </w:p>
-        </w:tc>
-        <w:tc>
-          <w:tcPr>
-            <w:tcW w:type="dxa" w:w="5234"/>
-          </w:tcPr>
-          <w:p>
-            <w:pPr>
-              <w:spacing w:before="80" w:after="80"/>
-              <w:ind w:left="0" w:firstLine="0"/>
-              <w:jc w:val="both"/>
-            </w:pPr>
-            <w:r>
-              <w:rPr>
-                <w:rFonts w:ascii="Aptos" w:hAnsi="Aptos"/>
-                <w:sz w:val="20"/>
-              </w:rPr>
-              <w:t>Foto 1.11 – Piso desgastado conforme evidência da foto 04.;Segunda legenda qualquer coisa., (09/06/2025).</w:t>
-            </w:r>
-          </w:p>
-        </w:tc>
-      </w:tr>
-      <w:tr>
-        <w:tc>
-          <w:tcPr>
-            <w:tcW w:type="dxa" w:w="5234"/>
-          </w:tcPr>
-          <w:p>
-            <w:pPr>
-              <w:spacing w:before="80" w:after="80"/>
-              <w:ind w:left="0" w:firstLine="0"/>
-              <w:jc w:val="center"/>
-            </w:pPr>
-          </w:p>
-        </w:tc>
-        <w:tc>
-          <w:tcPr>
-            <w:tcW w:type="dxa" w:w="5234"/>
-          </w:tcPr>
-          <w:p>
-            <w:pPr>
-              <w:spacing w:before="80" w:after="80"/>
-              <w:ind w:left="0" w:firstLine="0"/>
-              <w:jc w:val="center"/>
-            </w:pPr>
-          </w:p>
-        </w:tc>
-      </w:tr>
-      <w:tr>
-        <w:tc>
-          <w:tcPr>
-            <w:tcW w:type="dxa" w:w="5234"/>
-          </w:tcPr>
-          <w:p>
-            <w:pPr>
-              <w:spacing w:before="80" w:after="80"/>
-              <w:ind w:left="0" w:firstLine="0"/>
-              <w:jc w:val="both"/>
-            </w:pPr>
-            <w:r>
-              <w:rPr>
-                <w:rFonts w:ascii="Aptos" w:hAnsi="Aptos"/>
-                <w:sz w:val="20"/>
-              </w:rPr>
-              <w:t>Foto 1.12 – Piso desgastado conforme evidência da foto 04.;Segunda legenda qualquer coisa., (09/06/2025).</w:t>
-            </w:r>
-          </w:p>
-        </w:tc>
-        <w:tc>
-          <w:tcPr>
-            <w:tcW w:type="dxa" w:w="5234"/>
-          </w:tcPr>
-          <w:p>
-            <w:pPr>
-              <w:spacing w:before="80" w:after="80"/>
-              <w:ind w:left="0" w:firstLine="0"/>
-              <w:jc w:val="both"/>
-            </w:pPr>
-            <w:r>
-              <w:rPr>
-                <w:rFonts w:ascii="Aptos" w:hAnsi="Aptos"/>
-                <w:sz w:val="20"/>
-              </w:rPr>
-              <w:t>Foto 1.13 – Piso desgastado conforme evidência da foto 04.;Segunda legenda qualquer coisa., (09/06/2025).</w:t>
-            </w:r>
-          </w:p>
-        </w:tc>
-      </w:tr>
-      <w:tr>
-        <w:tc>
-          <w:tcPr>
-            <w:tcW w:type="dxa" w:w="5234"/>
-          </w:tcPr>
-          <w:p>
-            <w:pPr>
-              <w:spacing w:before="80" w:after="80"/>
-              <w:ind w:left="0" w:firstLine="0"/>
-              <w:jc w:val="center"/>
-            </w:pPr>
-          </w:p>
-        </w:tc>
-        <w:tc>
-          <w:tcPr>
-            <w:tcW w:type="dxa" w:w="5234"/>
-          </w:tcPr>
-          <w:p>
-            <w:pPr>
-              <w:spacing w:before="80" w:after="80"/>
-              <w:ind w:left="0" w:firstLine="0"/>
-              <w:jc w:val="center"/>
-            </w:pPr>
-          </w:p>
-        </w:tc>
-      </w:tr>
-      <w:tr>
-        <w:tc>
-          <w:tcPr>
-            <w:tcW w:type="dxa" w:w="5234"/>
-          </w:tcPr>
-          <w:p>
-            <w:pPr>
-              <w:spacing w:before="80" w:after="80"/>
-              <w:ind w:left="0" w:firstLine="0"/>
-              <w:jc w:val="both"/>
-            </w:pPr>
-            <w:r>
-              <w:rPr>
-                <w:rFonts w:ascii="Aptos" w:hAnsi="Aptos"/>
-                <w:sz w:val="20"/>
-              </w:rPr>
-              <w:t>Foto 1.14 – Piso desgastado conforme evidência da foto 04.;Segunda legenda qualquer coisa., (09/06/2025).</w:t>
-            </w:r>
-          </w:p>
-        </w:tc>
-        <w:tc>
-          <w:tcPr>
-            <w:tcW w:type="dxa" w:w="5234"/>
-          </w:tcPr>
-          <w:p>
-            <w:pPr>
-              <w:spacing w:before="80" w:after="80"/>
-              <w:ind w:left="0" w:firstLine="0"/>
-              <w:jc w:val="both"/>
-            </w:pPr>
-            <w:r>
-              <w:rPr>
-                <w:rFonts w:ascii="Aptos" w:hAnsi="Aptos"/>
-                <w:sz w:val="20"/>
-              </w:rPr>
-              <w:t>Foto 1.15 – Piso desgastado conforme evidência da foto 04.;Segunda legenda qualquer coisa., (09/06/2025).</w:t>
-            </w:r>
-          </w:p>
-        </w:tc>
-      </w:tr>
-      <w:tr>
-        <w:tc>
-          <w:tcPr>
-            <w:tcW w:type="dxa" w:w="5234"/>
-          </w:tcPr>
-          <w:p>
-            <w:pPr>
-              <w:spacing w:before="80" w:after="80"/>
-              <w:ind w:left="0" w:firstLine="0"/>
-              <w:jc w:val="center"/>
-            </w:pPr>
-          </w:p>
-        </w:tc>
-        <w:tc>
-          <w:tcPr>
-            <w:tcW w:type="dxa" w:w="5234"/>
-          </w:tcPr>
-          <w:p>
-            <w:pPr>
-              <w:spacing w:before="80" w:after="80"/>
-              <w:ind w:left="0" w:firstLine="0"/>
-              <w:jc w:val="center"/>
-            </w:pPr>
-          </w:p>
-        </w:tc>
-      </w:tr>
-      <w:tr>
-        <w:tc>
-          <w:tcPr>
-            <w:tcW w:type="dxa" w:w="5234"/>
-          </w:tcPr>
-          <w:p>
-            <w:pPr>
-              <w:spacing w:before="80" w:after="80"/>
-              <w:ind w:left="0" w:firstLine="0"/>
-              <w:jc w:val="both"/>
-            </w:pPr>
-            <w:r>
-              <w:rPr>
-                <w:rFonts w:ascii="Aptos" w:hAnsi="Aptos"/>
-                <w:sz w:val="20"/>
-              </w:rPr>
-              <w:t>Foto 1.16 – Piso desgastado conforme evidência da foto 04.;Segunda legenda qualquer coisa., (09/06/2025).</w:t>
-            </w:r>
-          </w:p>
-        </w:tc>
-        <w:tc>
-          <w:tcPr>
-            <w:tcW w:type="dxa" w:w="5234"/>
-          </w:tcPr>
-          <w:p>
-            <w:pPr>
-              <w:spacing w:before="80" w:after="80"/>
-              <w:ind w:left="0" w:firstLine="0"/>
-              <w:jc w:val="both"/>
-            </w:pPr>
-            <w:r>
-              <w:rPr>
-                <w:rFonts w:ascii="Aptos" w:hAnsi="Aptos"/>
-                <w:sz w:val="20"/>
-              </w:rPr>
-              <w:t>Foto 1.17 – Piso desgastado conforme evidência da foto 04.;Segunda legenda qualquer coisa., (09/06/2025).</w:t>
-            </w:r>
-          </w:p>
-        </w:tc>
-      </w:tr>
-    </w:tbl>
-    <w:p>
-      <w:pPr>
-        <w:pStyle w:val="Heading3"/>
-        <w:pageBreakBefore/>
-        <w:spacing w:before="160" w:after="80"/>
-      </w:pPr>
-      <w:r>
-        <w:rPr>
-          <w:rFonts w:ascii="Aptos" w:hAnsi="Aptos"/>
-          <w:b/>
-          <w:color w:val="000000"/>
-          <w:sz w:val="24"/>
-        </w:rPr>
-        <w:t>APÊNDICE B – REGISTROS FOTOGRÁFICOS DAS PONTOS DE ATENÇÃO</w:t>
-      </w:r>
-    </w:p>
-    <w:p>
-      <w:r>
-        <w:rPr>
-          <w:rFonts w:ascii="Aptos" w:hAnsi="Aptos"/>
-          <w:sz w:val="22"/>
-        </w:rPr>
-        <w:t>Nenhum registro fotográfico de ponto de atenção cadastrado.</w:t>
       </w:r>
     </w:p>
     <w:p/>
@@ -9187,6 +4039,466 @@
         <w:t>Matrícula nº 209640/01</w:t>
       </w:r>
     </w:p>
+    <w:p>
+      <w:pPr>
+        <w:pStyle w:val="Heading3"/>
+        <w:pageBreakBefore/>
+        <w:spacing w:before="160" w:after="80"/>
+      </w:pPr>
+      <w:r>
+        <w:rPr>
+          <w:rFonts w:ascii="Aptos" w:hAnsi="Aptos"/>
+          <w:b/>
+          <w:color w:val="000000"/>
+          <w:sz w:val="24"/>
+        </w:rPr>
+        <w:t>APÊNDICE ÚNICO - MEMORIAL FOTOGRÁFICO - FISCALIZAÇÃO</w:t>
+      </w:r>
+    </w:p>
+    <w:tbl>
+      <w:tblPr>
+        <w:tblStyle w:val="TableGrid"/>
+        <w:tblW w:type="auto" w:w="0"/>
+        <w:jc w:val="center"/>
+        <w:tblLayout w:type="fixed"/>
+        <w:tblLook w:firstColumn="1" w:firstRow="1" w:lastColumn="0" w:lastRow="0" w:noHBand="0" w:noVBand="1" w:val="04A0"/>
+      </w:tblPr>
+      <w:tblGrid>
+        <w:gridCol w:w="5234"/>
+        <w:gridCol w:w="5234"/>
+      </w:tblGrid>
+      <w:tr>
+        <w:tc>
+          <w:tcPr>
+            <w:tcW w:type="dxa" w:w="5234"/>
+          </w:tcPr>
+          <w:p>
+            <w:pPr>
+              <w:spacing w:before="80" w:after="80"/>
+              <w:jc w:val="center"/>
+            </w:pPr>
+          </w:p>
+        </w:tc>
+        <w:tc>
+          <w:tcPr>
+            <w:tcW w:type="dxa" w:w="5234"/>
+          </w:tcPr>
+          <w:p>
+            <w:pPr>
+              <w:spacing w:before="80" w:after="80"/>
+              <w:jc w:val="center"/>
+            </w:pPr>
+          </w:p>
+        </w:tc>
+      </w:tr>
+      <w:tr>
+        <w:tc>
+          <w:tcPr>
+            <w:tcW w:type="dxa" w:w="5234"/>
+          </w:tcPr>
+          <w:p>
+            <w:pPr>
+              <w:spacing w:before="80" w:after="80"/>
+              <w:jc w:val="both"/>
+            </w:pPr>
+            <w:r>
+              <w:rPr>
+                <w:rFonts w:ascii="Aptos" w:hAnsi="Aptos"/>
+                <w:sz w:val="20"/>
+              </w:rPr>
+              <w:t>Foto 1.1 – CIMENTO NÃO POSICIONADO NA SACADA (xx/xx/xxxx).</w:t>
+            </w:r>
+          </w:p>
+        </w:tc>
+        <w:tc>
+          <w:tcPr>
+            <w:tcW w:type="dxa" w:w="5234"/>
+          </w:tcPr>
+          <w:p>
+            <w:pPr>
+              <w:spacing w:before="80" w:after="80"/>
+              <w:jc w:val="both"/>
+            </w:pPr>
+            <w:r>
+              <w:rPr>
+                <w:rFonts w:ascii="Aptos" w:hAnsi="Aptos"/>
+                <w:sz w:val="20"/>
+              </w:rPr>
+              <w:t>Foto 1.2 – CIMENTO NÃO POSICIONADO NA SACADA (xx/xx/xxxx).</w:t>
+            </w:r>
+          </w:p>
+        </w:tc>
+      </w:tr>
+    </w:tbl>
+    <w:p/>
+    <w:tbl>
+      <w:tblPr>
+        <w:tblStyle w:val="TableGrid"/>
+        <w:tblW w:type="auto" w:w="0"/>
+        <w:jc w:val="center"/>
+        <w:tblLayout w:type="fixed"/>
+        <w:tblLook w:firstColumn="1" w:firstRow="1" w:lastColumn="0" w:lastRow="0" w:noHBand="0" w:noVBand="1" w:val="04A0"/>
+      </w:tblPr>
+      <w:tblGrid>
+        <w:gridCol w:w="10469"/>
+      </w:tblGrid>
+      <w:tr>
+        <w:tc>
+          <w:tcPr>
+            <w:tcW w:type="dxa" w:w="5234"/>
+          </w:tcPr>
+          <w:p>
+            <w:pPr>
+              <w:spacing w:before="80" w:after="80"/>
+              <w:jc w:val="center"/>
+            </w:pPr>
+          </w:p>
+        </w:tc>
+      </w:tr>
+      <w:tr>
+        <w:tc>
+          <w:tcPr>
+            <w:tcW w:type="dxa" w:w="5234"/>
+          </w:tcPr>
+          <w:p>
+            <w:pPr>
+              <w:spacing w:before="80" w:after="80"/>
+              <w:jc w:val="both"/>
+            </w:pPr>
+            <w:r>
+              <w:rPr>
+                <w:rFonts w:ascii="Aptos" w:hAnsi="Aptos"/>
+                <w:sz w:val="20"/>
+              </w:rPr>
+              <w:t>Foto 1.1 – Infiltração na coluna de sustentação da estrutura metálica da área de embarque e desembarque do Terminal do Recife (TIP), conforme evidenciado nas fotos 01 e 02 e a seguir!!!!!!! (xx/xx/xxxx).</w:t>
+            </w:r>
+          </w:p>
+        </w:tc>
+      </w:tr>
+    </w:tbl>
+    <w:p/>
+    <w:tbl>
+      <w:tblPr>
+        <w:tblStyle w:val="TableGrid"/>
+        <w:tblW w:type="auto" w:w="0"/>
+        <w:jc w:val="center"/>
+        <w:tblLayout w:type="fixed"/>
+        <w:tblLook w:firstColumn="1" w:firstRow="1" w:lastColumn="0" w:lastRow="0" w:noHBand="0" w:noVBand="1" w:val="04A0"/>
+      </w:tblPr>
+      <w:tblGrid>
+        <w:gridCol w:w="10469"/>
+      </w:tblGrid>
+      <w:tr>
+        <w:tc>
+          <w:tcPr>
+            <w:tcW w:type="dxa" w:w="5234"/>
+          </w:tcPr>
+          <w:p>
+            <w:pPr>
+              <w:spacing w:before="80" w:after="80"/>
+              <w:jc w:val="center"/>
+            </w:pPr>
+          </w:p>
+        </w:tc>
+      </w:tr>
+      <w:tr>
+        <w:tc>
+          <w:tcPr>
+            <w:tcW w:type="dxa" w:w="5234"/>
+          </w:tcPr>
+          <w:p>
+            <w:pPr>
+              <w:spacing w:before="80" w:after="80"/>
+              <w:jc w:val="both"/>
+            </w:pPr>
+            <w:r>
+              <w:rPr>
+                <w:rFonts w:ascii="Aptos" w:hAnsi="Aptos"/>
+                <w:sz w:val="20"/>
+              </w:rPr>
+              <w:t>Foto 1.1 – Falta de manutenção adequada no banheiro feminino para PCD localizado no primeiro andar do Terminal do Recife (TIP) e conforme detalhado (xx/xx/xxxx).</w:t>
+            </w:r>
+          </w:p>
+        </w:tc>
+      </w:tr>
+    </w:tbl>
+    <w:p/>
+    <w:tbl>
+      <w:tblPr>
+        <w:tblStyle w:val="TableGrid"/>
+        <w:tblW w:type="auto" w:w="0"/>
+        <w:jc w:val="center"/>
+        <w:tblLayout w:type="fixed"/>
+        <w:tblLook w:firstColumn="1" w:firstRow="1" w:lastColumn="0" w:lastRow="0" w:noHBand="0" w:noVBand="1" w:val="04A0"/>
+      </w:tblPr>
+      <w:tblGrid>
+        <w:gridCol w:w="10469"/>
+      </w:tblGrid>
+      <w:tr>
+        <w:tc>
+          <w:tcPr>
+            <w:tcW w:type="dxa" w:w="5234"/>
+          </w:tcPr>
+          <w:p>
+            <w:pPr>
+              <w:spacing w:before="80" w:after="80"/>
+              <w:jc w:val="center"/>
+            </w:pPr>
+          </w:p>
+        </w:tc>
+      </w:tr>
+      <w:tr>
+        <w:tc>
+          <w:tcPr>
+            <w:tcW w:type="dxa" w:w="5234"/>
+          </w:tcPr>
+          <w:p>
+            <w:pPr>
+              <w:spacing w:before="80" w:after="80"/>
+              <w:jc w:val="both"/>
+            </w:pPr>
+            <w:r>
+              <w:rPr>
+                <w:rFonts w:ascii="Aptos" w:hAnsi="Aptos"/>
+                <w:sz w:val="20"/>
+              </w:rPr>
+              <w:t>Foto 1.2 – Espelho oxidado, conforme evidenciado na foto 03 e a seguir (xx/xx/xxxx).</w:t>
+            </w:r>
+          </w:p>
+        </w:tc>
+      </w:tr>
+    </w:tbl>
+    <w:p/>
+    <w:tbl>
+      <w:tblPr>
+        <w:tblStyle w:val="TableGrid"/>
+        <w:tblW w:type="auto" w:w="0"/>
+        <w:jc w:val="center"/>
+        <w:tblLayout w:type="fixed"/>
+        <w:tblLook w:firstColumn="1" w:firstRow="1" w:lastColumn="0" w:lastRow="0" w:noHBand="0" w:noVBand="1" w:val="04A0"/>
+      </w:tblPr>
+      <w:tblGrid>
+        <w:gridCol w:w="10469"/>
+      </w:tblGrid>
+      <w:tr>
+        <w:tc>
+          <w:tcPr>
+            <w:tcW w:type="dxa" w:w="5234"/>
+          </w:tcPr>
+          <w:p>
+            <w:pPr>
+              <w:spacing w:before="80" w:after="80"/>
+              <w:jc w:val="center"/>
+            </w:pPr>
+          </w:p>
+        </w:tc>
+      </w:tr>
+      <w:tr>
+        <w:tc>
+          <w:tcPr>
+            <w:tcW w:type="dxa" w:w="5234"/>
+          </w:tcPr>
+          <w:p>
+            <w:pPr>
+              <w:spacing w:before="80" w:after="80"/>
+              <w:jc w:val="both"/>
+            </w:pPr>
+            <w:r>
+              <w:rPr>
+                <w:rFonts w:ascii="Aptos" w:hAnsi="Aptos"/>
+                <w:sz w:val="20"/>
+              </w:rPr>
+              <w:t>Foto 1.3 – Barra oxidada em torno da pian cofnorme foto 01 e foto 02 (xx/xx/xxxx).</w:t>
+            </w:r>
+          </w:p>
+        </w:tc>
+      </w:tr>
+    </w:tbl>
+    <w:p/>
+    <w:tbl>
+      <w:tblPr>
+        <w:tblStyle w:val="TableGrid"/>
+        <w:tblW w:type="auto" w:w="0"/>
+        <w:jc w:val="center"/>
+        <w:tblLayout w:type="fixed"/>
+        <w:tblLook w:firstColumn="1" w:firstRow="1" w:lastColumn="0" w:lastRow="0" w:noHBand="0" w:noVBand="1" w:val="04A0"/>
+      </w:tblPr>
+      <w:tblGrid>
+        <w:gridCol w:w="10469"/>
+      </w:tblGrid>
+      <w:tr>
+        <w:tc>
+          <w:tcPr>
+            <w:tcW w:type="dxa" w:w="5234"/>
+          </w:tcPr>
+          <w:p>
+            <w:pPr>
+              <w:spacing w:before="80" w:after="80"/>
+              <w:jc w:val="center"/>
+            </w:pPr>
+          </w:p>
+        </w:tc>
+      </w:tr>
+      <w:tr>
+        <w:tc>
+          <w:tcPr>
+            <w:tcW w:type="dxa" w:w="5234"/>
+          </w:tcPr>
+          <w:p>
+            <w:pPr>
+              <w:spacing w:before="80" w:after="80"/>
+              <w:jc w:val="both"/>
+            </w:pPr>
+            <w:r>
+              <w:rPr>
+                <w:rFonts w:ascii="Aptos" w:hAnsi="Aptos"/>
+                <w:sz w:val="20"/>
+              </w:rPr>
+              <w:t>Foto 1.4 – Barra de apoio vertical oxidada, conforme foto 04 e a seguir (xx/xx/xxxx).</w:t>
+            </w:r>
+          </w:p>
+        </w:tc>
+      </w:tr>
+    </w:tbl>
+    <w:p/>
+    <w:tbl>
+      <w:tblPr>
+        <w:tblStyle w:val="TableGrid"/>
+        <w:tblW w:type="auto" w:w="0"/>
+        <w:jc w:val="center"/>
+        <w:tblLayout w:type="fixed"/>
+        <w:tblLook w:firstColumn="1" w:firstRow="1" w:lastColumn="0" w:lastRow="0" w:noHBand="0" w:noVBand="1" w:val="04A0"/>
+      </w:tblPr>
+      <w:tblGrid>
+        <w:gridCol w:w="5234"/>
+        <w:gridCol w:w="5234"/>
+      </w:tblGrid>
+      <w:tr>
+        <w:tc>
+          <w:tcPr>
+            <w:tcW w:type="dxa" w:w="5234"/>
+          </w:tcPr>
+          <w:p>
+            <w:pPr>
+              <w:spacing w:before="80" w:after="80"/>
+              <w:jc w:val="center"/>
+            </w:pPr>
+          </w:p>
+        </w:tc>
+        <w:tc>
+          <w:tcPr>
+            <w:tcW w:type="dxa" w:w="5234"/>
+          </w:tcPr>
+          <w:p>
+            <w:pPr>
+              <w:spacing w:before="80" w:after="80"/>
+              <w:jc w:val="center"/>
+            </w:pPr>
+          </w:p>
+        </w:tc>
+      </w:tr>
+      <w:tr>
+        <w:tc>
+          <w:tcPr>
+            <w:tcW w:type="dxa" w:w="5234"/>
+          </w:tcPr>
+          <w:p>
+            <w:pPr>
+              <w:spacing w:before="80" w:after="80"/>
+              <w:jc w:val="both"/>
+            </w:pPr>
+            <w:r>
+              <w:rPr>
+                <w:rFonts w:ascii="Aptos" w:hAnsi="Aptos"/>
+                <w:sz w:val="20"/>
+              </w:rPr>
+              <w:t>Foto 1.5 – Piso desgastado na entrada do banheiro feminino do TIP em 20/03/2025; (xx/xx/xxxx).</w:t>
+            </w:r>
+          </w:p>
+        </w:tc>
+        <w:tc>
+          <w:tcPr>
+            <w:tcW w:type="dxa" w:w="5234"/>
+          </w:tcPr>
+          <w:p>
+            <w:pPr>
+              <w:spacing w:before="80" w:after="80"/>
+              <w:jc w:val="both"/>
+            </w:pPr>
+            <w:r>
+              <w:rPr>
+                <w:rFonts w:ascii="Aptos" w:hAnsi="Aptos"/>
+                <w:sz w:val="20"/>
+              </w:rPr>
+              <w:t>Foto 1.0 – Piso desgastado na entrada do banheiro feminino do TIP em 20/03/2025; (xx/xx/xxxx).</w:t>
+            </w:r>
+          </w:p>
+        </w:tc>
+      </w:tr>
+      <w:tr>
+        <w:tc>
+          <w:tcPr>
+            <w:tcW w:type="dxa" w:w="5234"/>
+          </w:tcPr>
+          <w:p>
+            <w:pPr>
+              <w:spacing w:before="80" w:after="80"/>
+              <w:jc w:val="center"/>
+            </w:pPr>
+          </w:p>
+        </w:tc>
+        <w:tc>
+          <w:tcPr>
+            <w:tcW w:type="dxa" w:w="5234"/>
+          </w:tcPr>
+          <w:p>
+            <w:pPr>
+              <w:spacing w:before="80" w:after="80"/>
+              <w:jc w:val="center"/>
+            </w:pPr>
+          </w:p>
+        </w:tc>
+      </w:tr>
+      <w:tr>
+        <w:tc>
+          <w:tcPr>
+            <w:tcW w:type="dxa" w:w="5234"/>
+          </w:tcPr>
+          <w:p>
+            <w:pPr>
+              <w:spacing w:before="80" w:after="80"/>
+              <w:jc w:val="both"/>
+            </w:pPr>
+            <w:r>
+              <w:rPr>
+                <w:rFonts w:ascii="Aptos" w:hAnsi="Aptos"/>
+                <w:sz w:val="20"/>
+              </w:rPr>
+              <w:t>Foto 1.2 – Piso desgastado na entrada do banheiro feminino do TIP em 20/03/2025; (xx/xx/xxxx).</w:t>
+            </w:r>
+          </w:p>
+        </w:tc>
+        <w:tc>
+          <w:tcPr>
+            <w:tcW w:type="dxa" w:w="5234"/>
+          </w:tcPr>
+          <w:p>
+            <w:pPr>
+              <w:spacing w:before="80" w:after="80"/>
+              <w:jc w:val="both"/>
+            </w:pPr>
+            <w:r>
+              <w:rPr>
+                <w:rFonts w:ascii="Aptos" w:hAnsi="Aptos"/>
+                <w:sz w:val="20"/>
+              </w:rPr>
+              <w:t>Foto 1.3 – Piso desgastado na entrada do banheiro feminino do TIP em 20/03/2025; (xx/xx/xxxx).</w:t>
+            </w:r>
+          </w:p>
+        </w:tc>
+      </w:tr>
+    </w:tbl>
+    <w:p/>
     <w:sectPr>
       <w:pgSz w:w="11909" w:h="16834"/>
       <w:pgMar w:top="720" w:right="720" w:bottom="720" w:left="720" w:header="720" w:footer="720" w:gutter="0"/>
